--- a/vvdn/converters/dc-dc/isolated/full-bridge-converter.docx
+++ b/vvdn/converters/dc-dc/isolated/full-bridge-converter.docx
@@ -157,69 +157,2776 @@
                 <w:color w:val="2D3748"/>
                 <w:sz w:val="18"/>
               </w:rPr>
-              <w:t xml:space="preserve">                       Phase-Shifted Full-Bridge (PSFB) Power Stage</w:t>
+              <w:t>========================================================================================================================</w:t>
               <w:br/>
-              <w:t xml:space="preserve">   +Vin DC ────┬───────────────────────┬───────────────────────┐</w:t>
+              <w:t xml:space="preserve">     DETAILED HARDWARE SCHEMATIC: PHASE-SHIFTED FULL-BRIDGE (PSFB) ZVS CONVERTER (400V -&gt; 48V/20A, 1kW)</w:t>
               <w:br/>
-              <w:t xml:space="preserve">               │                       │                       │</w:t>
+              <w:t>========================================================================================================================</w:t>
               <w:br/>
-              <w:t xml:space="preserve">           Drain (D)               Drain (D)                   │</w:t>
               <w:br/>
-              <w:t xml:space="preserve">           ┌───┴───┐ Q1 (Leading)  ┌───┴───┐ Q3 (Lagging)     ┌┴┐</w:t>
+              <w:t xml:space="preserve">    +V_BUS (+400V DC Rail) ───────────────┬───────────────────────────────┬─────────────────────────────┐</w:t>
               <w:br/>
-              <w:t xml:space="preserve">           │  S1   │               │  S3   │                  │ │ C_bulk</w:t>
+              <w:t xml:space="preserve">        │                                 │                               │                             │</w:t>
               <w:br/>
-              <w:t xml:space="preserve">           └───┬───┘               └───┬───┘                  └┬┘</w:t>
+              <w:t xml:space="preserve">       ┌┴─────────────────┐           Drain (D)                       Drain (D)                        ┌┴┐</w:t>
               <w:br/>
-              <w:t xml:space="preserve">               │ Source (S)            │ Source (S)            │</w:t>
+              <w:t xml:space="preserve">       │ C_BUS_BULK       │          ┌────┴──────────┐               ┌────┴──────────┐                 │ │ C_CER</w:t>
               <w:br/>
-              <w:t xml:space="preserve">               ├─── Leg A (Lead) ┐     ├─── Leg B (Lag) ─┐     │</w:t>
+              <w:t xml:space="preserve">       │ 470µF / 450V     │          │ Q1: HS LEADING│               │ Q3: HS LAGGING│                 └┬┘ 4x 1µF/630V</w:t>
               <w:br/>
-              <w:t xml:space="preserve">               │                 │     │                 │     │</w:t>
+              <w:t xml:space="preserve">       │ Aluminum Elec.   │   +-----&gt;│ IPW60R045CP   │        +-----&gt;│ IPW60R045CP   │                  │   Poly Film</w:t>
               <w:br/>
-              <w:t xml:space="preserve">           Drain (D)             │ Drain (D)             │     │</w:t>
+              <w:t xml:space="preserve">       └┬─────────────────┘   | Gate │ (650V, 45mΩ)  │        | Gate │ (650V, 45mΩ)  │                  │</w:t>
               <w:br/>
-              <w:t xml:space="preserve">           ┌───┴───┐ Q2 (Leading)│ ┌───┴───┐ Q4 (Lagging)│     │</w:t>
+              <w:t xml:space="preserve">        │                     |      └────┬──────────┘        |      └────┬──────────┘                  │</w:t>
               <w:br/>
-              <w:t xml:space="preserve">           │  S2   │             │ │  S4   │             │     │</w:t>
+              <w:t xml:space="preserve">        │                     |     Source│                   |     Source│                             │</w:t>
               <w:br/>
-              <w:t xml:space="preserve">           └───┬───┘             │ └───┬───┘             │     │</w:t>
+              <w:t xml:space="preserve">        │   DUAL-LEG DRIVER   |           │                   |           │                             │</w:t>
               <w:br/>
-              <w:t xml:space="preserve">               │ Source (S)      │     │ Source (S)      │     │</w:t>
+              <w:t xml:space="preserve">        │   HO_A -------------+           +=== NODE MID_A     |           +=== NODE MID_B               │</w:t>
               <w:br/>
-              <w:t xml:space="preserve">   GND_PRI ────┴─────────────────┴─────┴─────────────────┴─────┴── GND_PRI</w:t>
+              <w:t xml:space="preserve">        │   (Leading Leg)                 |    (Leading Leg)  |           |    (Lagging Leg)            │</w:t>
               <w:br/>
-              <w:t xml:space="preserve">                                 │     │</w:t>
+              <w:t xml:space="preserve">        │                                 |                   |           |                             │</w:t>
               <w:br/>
-              <w:t xml:space="preserve">                                 ├──[ L_lk / L_ext ]───[ Primary Np ]───┐</w:t>
+              <w:t xml:space="preserve">        │                             Drain (D)   +-----------+       Drain (D)                         │</w:t>
               <w:br/>
-              <w:t xml:space="preserve">                                 │  (Resonant/Leakage)       ││         │</w:t>
+              <w:t xml:space="preserve">        │                            ┌────┴───────┴──┐               ┌────┴──────────┐                  │</w:t>
               <w:br/>
-              <w:t xml:space="preserve">                                 │                           ││         │</w:t>
+              <w:t xml:space="preserve">        │                            │ Q2: LS LEADING│               │ Q4: LS LAGGING│                  │</w:t>
               <w:br/>
-              <w:t xml:space="preserve">                                 └───────────────────────────┼──────────┘</w:t>
+              <w:t xml:space="preserve">        │                     +-----&gt;│ IPW60R045CP   │        +-----&gt;│ IPW60R045CP   │                  │</w:t>
               <w:br/>
-              <w:t xml:space="preserve">                                                             ││</w:t>
+              <w:t xml:space="preserve">        │                     | Gate └────┬──────────┘        | Gate └────┬──────────┘                  │</w:t>
               <w:br/>
-              <w:t xml:space="preserve">   =================================== ISOLATION BARRIER ===================================</w:t>
+              <w:t xml:space="preserve">        │   LO_A -------------+     Source│             LO_B -+     Source│                             │</w:t>
               <w:br/>
-              <w:t xml:space="preserve">                                                             ││</w:t>
+              <w:t xml:space="preserve">        │   HO_B ---------------------------------------------+           │                             │</w:t>
               <w:br/>
-              <w:t xml:space="preserve">                                            Secondary        ││</w:t>
+              <w:t xml:space="preserve">        │                                 │                               │                             │</w:t>
               <w:br/>
-              <w:t xml:space="preserve">                                            Center-Tap   ┌───[ Ns1 ]───[&gt;|] D1 ──┬───[ Inductor Lo ]──┬───&gt; +Vout</w:t>
+              <w:t xml:space="preserve">    GND_PRI ──────────────────────────────┴───────────────────────────────┴─────────────────────────────┴─── GND_PRI</w:t>
               <w:br/>
-              <w:t xml:space="preserve">                                            Winding      │   ││                  │                    │</w:t>
+              <w:t xml:space="preserve">                                          │                               │</w:t>
               <w:br/>
-              <w:t xml:space="preserve">                                                         ├───┼───────────────────┤                   ┌┴┐</w:t>
+              <w:t xml:space="preserve">                                          │  RESONANT SHIM INDUCTOR       │</w:t>
               <w:br/>
-              <w:t xml:space="preserve">                                                         │   ││                  │                   │ │ Co</w:t>
+              <w:t xml:space="preserve">                                          ├──[ L_shim: 8.5µH / 15A ]──────┼────────────────────────┐</w:t>
               <w:br/>
-              <w:t xml:space="preserve">                                                         └───[ Ns2 ]───[&gt;|] D2 ──┘                   └┬┘</w:t>
+              <w:t xml:space="preserve">                                          │  Wurth 7443640850             │                        │</w:t>
               <w:br/>
-              <w:t xml:space="preserve">                                                         │                                            │</w:t>
+              <w:t xml:space="preserve">                                          │                               │                        │</w:t>
               <w:br/>
-              <w:t xml:space="preserve">                                              GND_SEC ───┴────────────────────────────────────────────┴─── GND_SEC</w:t>
+              <w:t xml:space="preserve">                                          │  DC BLOCKING CAPACITOR        │                        │</w:t>
+              <w:br/>
+              <w:t xml:space="preserve">                                          ├──[ C_b: 0.22µF / 630V Film ]──┼──[ CT1: Prim Current ]─┤</w:t>
+              <w:br/>
+              <w:t xml:space="preserve">                                          │                               │   Sense Transformer    │</w:t>
+              <w:br/>
+              <w:t xml:space="preserve">                                          │                               │   (1:100 Ratio)        │</w:t>
+              <w:br/>
+              <w:t xml:space="preserve">                                          │                               │                        │</w:t>
+              <w:br/>
+              <w:t xml:space="preserve">                                          │                               │   TRANSFORMER PRIMARY  │</w:t>
+              <w:br/>
+              <w:t xml:space="preserve">                                          │                               │   +---[ Np: 16T ]------+</w:t>
+              <w:br/>
+              <w:t xml:space="preserve">                                          │                               │   |   * (Dot at Mid_A)</w:t>
+              <w:br/>
+              <w:t xml:space="preserve">                                          │                               └───+--------------------+</w:t>
+              <w:br/>
+              <w:t xml:space="preserve">                                          │</w:t>
+              <w:br/>
+              <w:t xml:space="preserve">   =======================================│===================================== ISOLATION BARRIER =================</w:t>
+              <w:br/>
+              <w:t xml:space="preserve">                                          │</w:t>
+              <w:br/>
+              <w:t xml:space="preserve">    GND_SEC ──────────────────────────────┼───+─────────────────────────────────────────────────────────┬─── GND_SEC</w:t>
+              <w:br/>
+              <w:t xml:space="preserve">                                          │   │                                                         │</w:t>
+              <w:br/>
+              <w:t xml:space="preserve">                                          │   │                        SECONDARY CENTER-TAP             │</w:t>
+              <w:br/>
+              <w:t xml:space="preserve">                                          │   │                        (Ns1: 3T, Ns2: 3T)               │</w:t>
+              <w:br/>
+              <w:t xml:space="preserve">                                          │   │                                   │                     │</w:t>
+              <w:br/>
+              <w:t xml:space="preserve">                                          │   │                     +-------------+-------------+       │</w:t>
+              <w:br/>
+              <w:t xml:space="preserve">                                          │   │                     |                           |       │</w:t>
+              <w:br/>
+              <w:t xml:space="preserve">                                          │   │               SECONDARY WINDING 1         SECONDARY WINDING 2</w:t>
+              <w:br/>
+              <w:t xml:space="preserve">                                          │   │               (Ns1: 3T)                   (Ns2: 3T)     │</w:t>
+              <w:br/>
+              <w:t xml:space="preserve">                                          │   │               * (Dot at Anode D1)         |             │</w:t>
+              <w:br/>
+              <w:t xml:space="preserve">                                          │   │                     |                     * (Dot at Center-Tap)</w:t>
+              <w:br/>
+              <w:t xml:space="preserve">                                          │   │                     +---[&gt;|] D1           |             │</w:t>
+              <w:br/>
+              <w:t xml:space="preserve">                                          │   │                         IDH12G65C6        +---[&gt;|] D2 (SiC Schottky)</w:t>
+              <w:br/>
+              <w:t xml:space="preserve">                                          │   │                         [Cathode]             [Cathode] │</w:t>
+              <w:br/>
+              <w:t xml:space="preserve">                                          │   │                             │                     │     │</w:t>
+              <w:br/>
+              <w:t xml:space="preserve">                                          │   │                             +==========+==========+     │</w:t>
+              <w:br/>
+              <w:t xml:space="preserve">                                          │   │                                        |                │</w:t>
+              <w:br/>
+              <w:t xml:space="preserve">                                          │   │                                        +=== NODE SEC_RECT</w:t>
+              <w:br/>
+              <w:t xml:space="preserve">                                          │   │                                        |    (Rectified +75V)</w:t>
+              <w:br/>
+              <w:t xml:space="preserve">                                          │   │                                        |                │</w:t>
+              <w:br/>
+              <w:t xml:space="preserve">                                          │   │                                        ├──[ R_snub_sec: 4.7Ω / 3W ]</w:t>
+              <w:br/>
+              <w:t xml:space="preserve">                                          │   │                                        │         │      │</w:t>
+              <w:br/>
+              <w:t xml:space="preserve">                                          │   │                                        │   [ C_snub: 1.5nF/200V ]</w:t>
+              <w:br/>
+              <w:t xml:space="preserve">                                          │   │                                        │         │      │</w:t>
+              <w:br/>
+              <w:t xml:space="preserve">                                          │   │                                        │      GND_SEC   │</w:t>
+              <w:br/>
+              <w:t xml:space="preserve">                                          │   │                                        │                │</w:t>
+              <w:br/>
+              <w:t xml:space="preserve">                                          │   │                                        +---[ Lo: 22µH / 25A Choke ]---+</w:t>
+              <w:br/>
+              <w:t xml:space="preserve">                                          │   │                                            Coilcraft AGP4233-223      │</w:t>
+              <w:br/>
+              <w:t xml:space="preserve">                                          │   │                                            (DCR = 3.6mΩ, Isat = 28A)  │</w:t>
+              <w:br/>
+              <w:t xml:space="preserve">                                          │   │                                                                       │</w:t>
+              <w:br/>
+              <w:t xml:space="preserve">                                          │   │                                                                       +=== +VOUT (+48V/20A)</w:t>
+              <w:br/>
+              <w:t xml:space="preserve">                                          │   │                                                                       │</w:t>
+              <w:br/>
+              <w:t xml:space="preserve">                                          │   │                                                                      ┌┴──────────────────┐</w:t>
+              <w:br/>
+              <w:t xml:space="preserve">                                          │   │                                                                      │ COUT_BULK         │</w:t>
+              <w:br/>
+              <w:t xml:space="preserve">                                          │   │                                                                     ┌┴┐ 4x 220µF/63V    ┌┴┐ COUT_CER</w:t>
+              <w:br/>
+              <w:t xml:space="preserve">                                          │   │                                                                     │ │ Poly (ESR=12mΩ) │ │ 6x 10µF/100V</w:t>
+              <w:br/>
+              <w:t xml:space="preserve">                                          │   │                                                                     └┬┘                 └┬┘ X7R 1210</w:t>
+              <w:br/>
+              <w:t xml:space="preserve">                                          │   │                                                                      │                   │</w:t>
+              <w:br/>
+              <w:t xml:space="preserve">    GND_SEC ──────────────────────────────┴───┴──────────────────────────────────────────────────────────────────────┴───────────────────┴─── GND_SEC</w:t>
+            </w:r>
+          </w:p>
+        </w:tc>
+      </w:tr>
+    </w:tbl>
+    <w:p/>
+    <w:p>
+      <w:pPr>
+        <w:spacing w:before="160" w:after="80"/>
+      </w:pPr>
+      <w:r>
+        <w:rPr>
+          <w:b/>
+          <w:color w:val="4682B4"/>
+          <w:sz w:val="24"/>
+        </w:rPr>
+        <w:t>1.1 Detailed Component Connection Netlist &amp; Terminal Details:</w:t>
+      </w:r>
+    </w:p>
+    <w:tbl>
+      <w:tblPr>
+        <w:tblW w:type="auto" w:w="0"/>
+        <w:jc w:val="center"/>
+        <w:tblLook w:firstColumn="1" w:firstRow="1" w:lastColumn="0" w:lastRow="0" w:noHBand="0" w:noVBand="1" w:val="04A0"/>
+        <w:tblBorders>
+          <w:top w:val="single" w:sz="4" w:space="0" w:color="D0D7DE"/>
+          <w:left w:val="none"/>
+          <w:bottom w:val="single" w:sz="8" w:space="0" w:color="D0D7DE"/>
+          <w:right w:val="none"/>
+          <w:insideH w:val="single" w:sz="4" w:space="0" w:color="D0D7DE"/>
+          <w:insideV w:val="none"/>
+        </w:tblBorders>
+      </w:tblPr>
+      <w:tblGrid>
+        <w:gridCol w:w="1958"/>
+        <w:gridCol w:w="1958"/>
+        <w:gridCol w:w="1958"/>
+        <w:gridCol w:w="1958"/>
+        <w:gridCol w:w="1958"/>
+      </w:tblGrid>
+      <w:tr>
+        <w:tc>
+          <w:tcPr>
+            <w:tcW w:type="dxa" w:w="1958"/>
+            <w:shd w:fill="204A6E"/>
+            <w:tcMar>
+              <w:top w:w="100" w:type="dxa"/>
+              <w:bottom w:w="100" w:type="dxa"/>
+              <w:left w:w="120" w:type="dxa"/>
+              <w:right w:w="120" w:type="dxa"/>
+            </w:tcMar>
+            <w:vAlign w:val="center"/>
+          </w:tcPr>
+          <w:p>
+            <w:pPr>
+              <w:spacing w:after="0"/>
+            </w:pPr>
+            <w:r>
+              <w:rPr>
+                <w:b/>
+                <w:color w:val="FFFFFF"/>
+                <w:sz w:val="19"/>
+              </w:rPr>
+              <w:t>Net Name</w:t>
+            </w:r>
+          </w:p>
+        </w:tc>
+        <w:tc>
+          <w:tcPr>
+            <w:tcW w:type="dxa" w:w="1958"/>
+            <w:shd w:fill="204A6E"/>
+            <w:tcMar>
+              <w:top w:w="100" w:type="dxa"/>
+              <w:bottom w:w="100" w:type="dxa"/>
+              <w:left w:w="120" w:type="dxa"/>
+              <w:right w:w="120" w:type="dxa"/>
+            </w:tcMar>
+            <w:vAlign w:val="center"/>
+          </w:tcPr>
+          <w:p>
+            <w:pPr>
+              <w:spacing w:after="0"/>
+            </w:pPr>
+            <w:r>
+              <w:rPr>
+                <w:b/>
+                <w:color w:val="FFFFFF"/>
+                <w:sz w:val="19"/>
+              </w:rPr>
+              <w:t>Source (Pin / Terminal)</w:t>
+            </w:r>
+          </w:p>
+        </w:tc>
+        <w:tc>
+          <w:tcPr>
+            <w:tcW w:type="dxa" w:w="1958"/>
+            <w:shd w:fill="204A6E"/>
+            <w:tcMar>
+              <w:top w:w="100" w:type="dxa"/>
+              <w:bottom w:w="100" w:type="dxa"/>
+              <w:left w:w="120" w:type="dxa"/>
+              <w:right w:w="120" w:type="dxa"/>
+            </w:tcMar>
+            <w:vAlign w:val="center"/>
+          </w:tcPr>
+          <w:p>
+            <w:pPr>
+              <w:spacing w:after="0"/>
+            </w:pPr>
+            <w:r>
+              <w:rPr>
+                <w:b/>
+                <w:color w:val="FFFFFF"/>
+                <w:sz w:val="19"/>
+              </w:rPr>
+              <w:t>Destination (Pin / Terminal)</w:t>
+            </w:r>
+          </w:p>
+        </w:tc>
+        <w:tc>
+          <w:tcPr>
+            <w:tcW w:type="dxa" w:w="1958"/>
+            <w:shd w:fill="204A6E"/>
+            <w:tcMar>
+              <w:top w:w="100" w:type="dxa"/>
+              <w:bottom w:w="100" w:type="dxa"/>
+              <w:left w:w="120" w:type="dxa"/>
+              <w:right w:w="120" w:type="dxa"/>
+            </w:tcMar>
+            <w:vAlign w:val="center"/>
+          </w:tcPr>
+          <w:p>
+            <w:pPr>
+              <w:spacing w:after="0"/>
+            </w:pPr>
+            <w:r>
+              <w:rPr>
+                <w:b/>
+                <w:color w:val="FFFFFF"/>
+                <w:sz w:val="19"/>
+              </w:rPr>
+              <w:t>Electrical Function</w:t>
+            </w:r>
+          </w:p>
+        </w:tc>
+        <w:tc>
+          <w:tcPr>
+            <w:tcW w:type="dxa" w:w="1958"/>
+            <w:shd w:fill="204A6E"/>
+            <w:tcMar>
+              <w:top w:w="100" w:type="dxa"/>
+              <w:bottom w:w="100" w:type="dxa"/>
+              <w:left w:w="120" w:type="dxa"/>
+              <w:right w:w="120" w:type="dxa"/>
+            </w:tcMar>
+            <w:vAlign w:val="center"/>
+          </w:tcPr>
+          <w:p>
+            <w:pPr>
+              <w:spacing w:after="0"/>
+            </w:pPr>
+            <w:r>
+              <w:rPr>
+                <w:b/>
+                <w:color w:val="FFFFFF"/>
+                <w:sz w:val="19"/>
+              </w:rPr>
+              <w:t>Hardware Engineering Notes</w:t>
+            </w:r>
+          </w:p>
+        </w:tc>
+      </w:tr>
+      <w:tr>
+        <w:tc>
+          <w:tcPr>
+            <w:tcW w:type="dxa" w:w="1958"/>
+            <w:tcMar>
+              <w:top w:w="80" w:type="dxa"/>
+              <w:bottom w:w="80" w:type="dxa"/>
+              <w:left w:w="120" w:type="dxa"/>
+              <w:right w:w="120" w:type="dxa"/>
+            </w:tcMar>
+            <w:vAlign w:val="center"/>
+          </w:tcPr>
+          <w:p>
+            <w:pPr>
+              <w:spacing w:after="0"/>
+            </w:pPr>
+            <w:r>
+              <w:rPr>
+                <w:b/>
+                <w:color w:val="282C34"/>
+                <w:sz w:val="18"/>
+              </w:rPr>
+              <w:t>+V_BUS</w:t>
+            </w:r>
+          </w:p>
+        </w:tc>
+        <w:tc>
+          <w:tcPr>
+            <w:tcW w:type="dxa" w:w="1958"/>
+            <w:tcMar>
+              <w:top w:w="80" w:type="dxa"/>
+              <w:bottom w:w="80" w:type="dxa"/>
+              <w:left w:w="120" w:type="dxa"/>
+              <w:right w:w="120" w:type="dxa"/>
+            </w:tcMar>
+            <w:vAlign w:val="center"/>
+          </w:tcPr>
+          <w:p>
+            <w:pPr>
+              <w:spacing w:after="0"/>
+            </w:pPr>
+            <w:r>
+              <w:rPr>
+                <w:color w:val="282C34"/>
+                <w:sz w:val="18"/>
+              </w:rPr>
+              <w:t>PFC Pre-Regulator Bus</w:t>
+            </w:r>
+          </w:p>
+        </w:tc>
+        <w:tc>
+          <w:tcPr>
+            <w:tcW w:type="dxa" w:w="1958"/>
+            <w:tcMar>
+              <w:top w:w="80" w:type="dxa"/>
+              <w:bottom w:w="80" w:type="dxa"/>
+              <w:left w:w="120" w:type="dxa"/>
+              <w:right w:w="120" w:type="dxa"/>
+            </w:tcMar>
+            <w:vAlign w:val="center"/>
+          </w:tcPr>
+          <w:p>
+            <w:pPr>
+              <w:spacing w:after="0"/>
+            </w:pPr>
+            <w:r>
+              <w:rPr>
+                <w:i/>
+                <w:color w:val="145AA0"/>
+                <w:sz w:val="18"/>
+              </w:rPr>
+              <w:t>C_{bus</w:t>
+            </w:r>
+            <w:r>
+              <w:rPr>
+                <w:color w:val="282C34"/>
+                <w:sz w:val="18"/>
+              </w:rPr>
+              <w:t xml:space="preserve"> (+), </w:t>
+            </w:r>
+            <w:r>
+              <w:rPr>
+                <w:i/>
+                <w:color w:val="145AA0"/>
+                <w:sz w:val="18"/>
+              </w:rPr>
+              <w:t>Q_1</w:t>
+            </w:r>
+            <w:r>
+              <w:rPr>
+                <w:color w:val="282C34"/>
+                <w:sz w:val="18"/>
+              </w:rPr>
+              <w:t xml:space="preserve"> Drain, </w:t>
+            </w:r>
+            <w:r>
+              <w:rPr>
+                <w:i/>
+                <w:color w:val="145AA0"/>
+                <w:sz w:val="18"/>
+              </w:rPr>
+              <w:t>Q_3</w:t>
+            </w:r>
+            <w:r>
+              <w:rPr>
+                <w:color w:val="282C34"/>
+                <w:sz w:val="18"/>
+              </w:rPr>
+              <w:t xml:space="preserve"> Drain</w:t>
+            </w:r>
+          </w:p>
+        </w:tc>
+        <w:tc>
+          <w:tcPr>
+            <w:tcW w:type="dxa" w:w="1958"/>
+            <w:tcMar>
+              <w:top w:w="80" w:type="dxa"/>
+              <w:bottom w:w="80" w:type="dxa"/>
+              <w:left w:w="120" w:type="dxa"/>
+              <w:right w:w="120" w:type="dxa"/>
+            </w:tcMar>
+            <w:vAlign w:val="center"/>
+          </w:tcPr>
+          <w:p>
+            <w:pPr>
+              <w:spacing w:after="0"/>
+            </w:pPr>
+            <w:r>
+              <w:rPr>
+                <w:color w:val="282C34"/>
+                <w:sz w:val="18"/>
+              </w:rPr>
+              <w:t>High-voltage 400V DC input rail</w:t>
+            </w:r>
+          </w:p>
+        </w:tc>
+        <w:tc>
+          <w:tcPr>
+            <w:tcW w:type="dxa" w:w="1958"/>
+            <w:tcMar>
+              <w:top w:w="80" w:type="dxa"/>
+              <w:bottom w:w="80" w:type="dxa"/>
+              <w:left w:w="120" w:type="dxa"/>
+              <w:right w:w="120" w:type="dxa"/>
+            </w:tcMar>
+            <w:vAlign w:val="center"/>
+          </w:tcPr>
+          <w:p>
+            <w:pPr>
+              <w:spacing w:after="0"/>
+            </w:pPr>
+            <w:r>
+              <w:rPr>
+                <w:color w:val="282C34"/>
+                <w:sz w:val="18"/>
+              </w:rPr>
+              <w:t>Symmetrical high-frequency decoupling film capacitors placed adjacent to each half-bridge leg.</w:t>
+            </w:r>
+          </w:p>
+        </w:tc>
+      </w:tr>
+      <w:tr>
+        <w:tc>
+          <w:tcPr>
+            <w:tcW w:type="dxa" w:w="1958"/>
+            <w:shd w:fill="F4F7F9"/>
+            <w:tcMar>
+              <w:top w:w="80" w:type="dxa"/>
+              <w:bottom w:w="80" w:type="dxa"/>
+              <w:left w:w="120" w:type="dxa"/>
+              <w:right w:w="120" w:type="dxa"/>
+            </w:tcMar>
+            <w:vAlign w:val="center"/>
+          </w:tcPr>
+          <w:p>
+            <w:pPr>
+              <w:spacing w:after="0"/>
+            </w:pPr>
+            <w:r>
+              <w:rPr>
+                <w:b/>
+                <w:color w:val="282C34"/>
+                <w:sz w:val="18"/>
+              </w:rPr>
+              <w:t>MID_A (Leading Leg)</w:t>
+            </w:r>
+          </w:p>
+        </w:tc>
+        <w:tc>
+          <w:tcPr>
+            <w:tcW w:type="dxa" w:w="1958"/>
+            <w:shd w:fill="F4F7F9"/>
+            <w:tcMar>
+              <w:top w:w="80" w:type="dxa"/>
+              <w:bottom w:w="80" w:type="dxa"/>
+              <w:left w:w="120" w:type="dxa"/>
+              <w:right w:w="120" w:type="dxa"/>
+            </w:tcMar>
+            <w:vAlign w:val="center"/>
+          </w:tcPr>
+          <w:p>
+            <w:pPr>
+              <w:spacing w:after="0"/>
+            </w:pPr>
+            <w:r>
+              <w:rPr>
+                <w:i/>
+                <w:color w:val="145AA0"/>
+                <w:sz w:val="18"/>
+              </w:rPr>
+              <w:t>Q_1</w:t>
+            </w:r>
+            <w:r>
+              <w:rPr>
+                <w:color w:val="282C34"/>
+                <w:sz w:val="18"/>
+              </w:rPr>
+              <w:t xml:space="preserve"> Source, </w:t>
+            </w:r>
+            <w:r>
+              <w:rPr>
+                <w:i/>
+                <w:color w:val="145AA0"/>
+                <w:sz w:val="18"/>
+              </w:rPr>
+              <w:t>Q_2</w:t>
+            </w:r>
+            <w:r>
+              <w:rPr>
+                <w:color w:val="282C34"/>
+                <w:sz w:val="18"/>
+              </w:rPr>
+              <w:t xml:space="preserve"> Drain</w:t>
+            </w:r>
+          </w:p>
+        </w:tc>
+        <w:tc>
+          <w:tcPr>
+            <w:tcW w:type="dxa" w:w="1958"/>
+            <w:shd w:fill="F4F7F9"/>
+            <w:tcMar>
+              <w:top w:w="80" w:type="dxa"/>
+              <w:bottom w:w="80" w:type="dxa"/>
+              <w:left w:w="120" w:type="dxa"/>
+              <w:right w:w="120" w:type="dxa"/>
+            </w:tcMar>
+            <w:vAlign w:val="center"/>
+          </w:tcPr>
+          <w:p>
+            <w:pPr>
+              <w:spacing w:after="0"/>
+            </w:pPr>
+            <w:r>
+              <w:rPr>
+                <w:color w:val="282C34"/>
+                <w:sz w:val="18"/>
+              </w:rPr>
+              <w:t xml:space="preserve">Shim Inductor </w:t>
+            </w:r>
+            <w:r>
+              <w:rPr>
+                <w:i/>
+                <w:color w:val="145AA0"/>
+                <w:sz w:val="18"/>
+              </w:rPr>
+              <w:t>L_{shim</w:t>
+            </w:r>
+            <w:r>
+              <w:rPr>
+                <w:color w:val="282C34"/>
+                <w:sz w:val="18"/>
+              </w:rPr>
+              <w:t xml:space="preserve"> Pin 1</w:t>
+            </w:r>
+          </w:p>
+        </w:tc>
+        <w:tc>
+          <w:tcPr>
+            <w:tcW w:type="dxa" w:w="1958"/>
+            <w:shd w:fill="F4F7F9"/>
+            <w:tcMar>
+              <w:top w:w="80" w:type="dxa"/>
+              <w:bottom w:w="80" w:type="dxa"/>
+              <w:left w:w="120" w:type="dxa"/>
+              <w:right w:w="120" w:type="dxa"/>
+            </w:tcMar>
+            <w:vAlign w:val="center"/>
+          </w:tcPr>
+          <w:p>
+            <w:pPr>
+              <w:spacing w:after="0"/>
+            </w:pPr>
+            <w:r>
+              <w:rPr>
+                <w:color w:val="282C34"/>
+                <w:sz w:val="18"/>
+              </w:rPr>
+              <w:t>High-speed ZVS leading leg switching node</w:t>
+            </w:r>
+          </w:p>
+        </w:tc>
+        <w:tc>
+          <w:tcPr>
+            <w:tcW w:type="dxa" w:w="1958"/>
+            <w:shd w:fill="F4F7F9"/>
+            <w:tcMar>
+              <w:top w:w="80" w:type="dxa"/>
+              <w:bottom w:w="80" w:type="dxa"/>
+              <w:left w:w="120" w:type="dxa"/>
+              <w:right w:w="120" w:type="dxa"/>
+            </w:tcMar>
+            <w:vAlign w:val="center"/>
+          </w:tcPr>
+          <w:p>
+            <w:pPr>
+              <w:spacing w:after="0"/>
+            </w:pPr>
+            <w:r>
+              <w:rPr>
+                <w:color w:val="282C34"/>
+                <w:sz w:val="18"/>
+              </w:rPr>
+              <w:t xml:space="preserve">Driven by </w:t>
+            </w:r>
+            <w:r>
+              <w:rPr>
+                <w:i/>
+                <w:color w:val="145AA0"/>
+                <w:sz w:val="18"/>
+              </w:rPr>
+              <w:t>50\%</w:t>
+            </w:r>
+            <w:r>
+              <w:rPr>
+                <w:color w:val="282C34"/>
+                <w:sz w:val="18"/>
+              </w:rPr>
+              <w:t xml:space="preserve"> complementary PWM with fixed dead-time (</w:t>
+            </w:r>
+            <w:r>
+              <w:rPr>
+                <w:i/>
+                <w:color w:val="145AA0"/>
+                <w:sz w:val="18"/>
+              </w:rPr>
+              <w:t>t_{dead \approx 200\,ns</w:t>
+            </w:r>
+            <w:r>
+              <w:rPr>
+                <w:color w:val="282C34"/>
+                <w:sz w:val="18"/>
+              </w:rPr>
+              <w:t>).</w:t>
+            </w:r>
+          </w:p>
+        </w:tc>
+      </w:tr>
+      <w:tr>
+        <w:tc>
+          <w:tcPr>
+            <w:tcW w:type="dxa" w:w="1958"/>
+            <w:tcMar>
+              <w:top w:w="80" w:type="dxa"/>
+              <w:bottom w:w="80" w:type="dxa"/>
+              <w:left w:w="120" w:type="dxa"/>
+              <w:right w:w="120" w:type="dxa"/>
+            </w:tcMar>
+            <w:vAlign w:val="center"/>
+          </w:tcPr>
+          <w:p>
+            <w:pPr>
+              <w:spacing w:after="0"/>
+            </w:pPr>
+            <w:r>
+              <w:rPr>
+                <w:b/>
+                <w:color w:val="282C34"/>
+                <w:sz w:val="18"/>
+              </w:rPr>
+              <w:t>MID_B (Lagging Leg)</w:t>
+            </w:r>
+          </w:p>
+        </w:tc>
+        <w:tc>
+          <w:tcPr>
+            <w:tcW w:type="dxa" w:w="1958"/>
+            <w:tcMar>
+              <w:top w:w="80" w:type="dxa"/>
+              <w:bottom w:w="80" w:type="dxa"/>
+              <w:left w:w="120" w:type="dxa"/>
+              <w:right w:w="120" w:type="dxa"/>
+            </w:tcMar>
+            <w:vAlign w:val="center"/>
+          </w:tcPr>
+          <w:p>
+            <w:pPr>
+              <w:spacing w:after="0"/>
+            </w:pPr>
+            <w:r>
+              <w:rPr>
+                <w:i/>
+                <w:color w:val="145AA0"/>
+                <w:sz w:val="18"/>
+              </w:rPr>
+              <w:t>Q_3</w:t>
+            </w:r>
+            <w:r>
+              <w:rPr>
+                <w:color w:val="282C34"/>
+                <w:sz w:val="18"/>
+              </w:rPr>
+              <w:t xml:space="preserve"> Source, </w:t>
+            </w:r>
+            <w:r>
+              <w:rPr>
+                <w:i/>
+                <w:color w:val="145AA0"/>
+                <w:sz w:val="18"/>
+              </w:rPr>
+              <w:t>Q_4</w:t>
+            </w:r>
+            <w:r>
+              <w:rPr>
+                <w:color w:val="282C34"/>
+                <w:sz w:val="18"/>
+              </w:rPr>
+              <w:t xml:space="preserve"> Drain</w:t>
+            </w:r>
+          </w:p>
+        </w:tc>
+        <w:tc>
+          <w:tcPr>
+            <w:tcW w:type="dxa" w:w="1958"/>
+            <w:tcMar>
+              <w:top w:w="80" w:type="dxa"/>
+              <w:bottom w:w="80" w:type="dxa"/>
+              <w:left w:w="120" w:type="dxa"/>
+              <w:right w:w="120" w:type="dxa"/>
+            </w:tcMar>
+            <w:vAlign w:val="center"/>
+          </w:tcPr>
+          <w:p>
+            <w:pPr>
+              <w:spacing w:after="0"/>
+            </w:pPr>
+            <w:r>
+              <w:rPr>
+                <w:color w:val="282C34"/>
+                <w:sz w:val="18"/>
+              </w:rPr>
+              <w:t xml:space="preserve">Transformer Primary </w:t>
+            </w:r>
+            <w:r>
+              <w:rPr>
+                <w:i/>
+                <w:color w:val="145AA0"/>
+                <w:sz w:val="18"/>
+              </w:rPr>
+              <w:t>N_p</w:t>
+            </w:r>
+            <w:r>
+              <w:rPr>
+                <w:color w:val="282C34"/>
+                <w:sz w:val="18"/>
+              </w:rPr>
+              <w:t xml:space="preserve"> Pin 2</w:t>
+            </w:r>
+          </w:p>
+        </w:tc>
+        <w:tc>
+          <w:tcPr>
+            <w:tcW w:type="dxa" w:w="1958"/>
+            <w:tcMar>
+              <w:top w:w="80" w:type="dxa"/>
+              <w:bottom w:w="80" w:type="dxa"/>
+              <w:left w:w="120" w:type="dxa"/>
+              <w:right w:w="120" w:type="dxa"/>
+            </w:tcMar>
+            <w:vAlign w:val="center"/>
+          </w:tcPr>
+          <w:p>
+            <w:pPr>
+              <w:spacing w:after="0"/>
+            </w:pPr>
+            <w:r>
+              <w:rPr>
+                <w:color w:val="282C34"/>
+                <w:sz w:val="18"/>
+              </w:rPr>
+              <w:t>Phase-shifted lagging leg switching node</w:t>
+            </w:r>
+          </w:p>
+        </w:tc>
+        <w:tc>
+          <w:tcPr>
+            <w:tcW w:type="dxa" w:w="1958"/>
+            <w:tcMar>
+              <w:top w:w="80" w:type="dxa"/>
+              <w:bottom w:w="80" w:type="dxa"/>
+              <w:left w:w="120" w:type="dxa"/>
+              <w:right w:w="120" w:type="dxa"/>
+            </w:tcMar>
+            <w:vAlign w:val="center"/>
+          </w:tcPr>
+          <w:p>
+            <w:pPr>
+              <w:spacing w:after="0"/>
+            </w:pPr>
+            <w:r>
+              <w:rPr>
+                <w:color w:val="282C34"/>
+                <w:sz w:val="18"/>
+              </w:rPr>
+              <w:t xml:space="preserve">Phase-shifted by angle </w:t>
+            </w:r>
+            <w:r>
+              <w:rPr>
+                <w:i/>
+                <w:color w:val="145AA0"/>
+                <w:sz w:val="18"/>
+              </w:rPr>
+              <w:t>\phi</w:t>
+            </w:r>
+            <w:r>
+              <w:rPr>
+                <w:color w:val="282C34"/>
+                <w:sz w:val="18"/>
+              </w:rPr>
+              <w:t xml:space="preserve"> relative to Leg A; achieves ZVS using energy stored in </w:t>
+            </w:r>
+            <w:r>
+              <w:rPr>
+                <w:i/>
+                <w:color w:val="145AA0"/>
+                <w:sz w:val="18"/>
+              </w:rPr>
+              <w:t>L_{shim</w:t>
+            </w:r>
+            <w:r>
+              <w:rPr>
+                <w:color w:val="282C34"/>
+                <w:sz w:val="18"/>
+              </w:rPr>
+              <w:t>.</w:t>
+            </w:r>
+          </w:p>
+        </w:tc>
+      </w:tr>
+      <w:tr>
+        <w:tc>
+          <w:tcPr>
+            <w:tcW w:type="dxa" w:w="1958"/>
+            <w:shd w:fill="F4F7F9"/>
+            <w:tcMar>
+              <w:top w:w="80" w:type="dxa"/>
+              <w:bottom w:w="80" w:type="dxa"/>
+              <w:left w:w="120" w:type="dxa"/>
+              <w:right w:w="120" w:type="dxa"/>
+            </w:tcMar>
+            <w:vAlign w:val="center"/>
+          </w:tcPr>
+          <w:p>
+            <w:pPr>
+              <w:spacing w:after="0"/>
+            </w:pPr>
+            <w:r>
+              <w:rPr>
+                <w:b/>
+                <w:color w:val="282C34"/>
+                <w:sz w:val="18"/>
+              </w:rPr>
+              <w:t>PRIM_RESONANT</w:t>
+            </w:r>
+          </w:p>
+        </w:tc>
+        <w:tc>
+          <w:tcPr>
+            <w:tcW w:type="dxa" w:w="1958"/>
+            <w:shd w:fill="F4F7F9"/>
+            <w:tcMar>
+              <w:top w:w="80" w:type="dxa"/>
+              <w:bottom w:w="80" w:type="dxa"/>
+              <w:left w:w="120" w:type="dxa"/>
+              <w:right w:w="120" w:type="dxa"/>
+            </w:tcMar>
+            <w:vAlign w:val="center"/>
+          </w:tcPr>
+          <w:p>
+            <w:pPr>
+              <w:spacing w:after="0"/>
+            </w:pPr>
+            <w:r>
+              <w:rPr>
+                <w:color w:val="282C34"/>
+                <w:sz w:val="18"/>
+              </w:rPr>
+              <w:t xml:space="preserve">Shim Inductor </w:t>
+            </w:r>
+            <w:r>
+              <w:rPr>
+                <w:i/>
+                <w:color w:val="145AA0"/>
+                <w:sz w:val="18"/>
+              </w:rPr>
+              <w:t>L_{shim</w:t>
+            </w:r>
+            <w:r>
+              <w:rPr>
+                <w:color w:val="282C34"/>
+                <w:sz w:val="18"/>
+              </w:rPr>
+              <w:t xml:space="preserve"> Pin 2</w:t>
+            </w:r>
+          </w:p>
+        </w:tc>
+        <w:tc>
+          <w:tcPr>
+            <w:tcW w:type="dxa" w:w="1958"/>
+            <w:shd w:fill="F4F7F9"/>
+            <w:tcMar>
+              <w:top w:w="80" w:type="dxa"/>
+              <w:bottom w:w="80" w:type="dxa"/>
+              <w:left w:w="120" w:type="dxa"/>
+              <w:right w:w="120" w:type="dxa"/>
+            </w:tcMar>
+            <w:vAlign w:val="center"/>
+          </w:tcPr>
+          <w:p>
+            <w:pPr>
+              <w:spacing w:after="0"/>
+            </w:pPr>
+            <w:r>
+              <w:rPr>
+                <w:color w:val="282C34"/>
+                <w:sz w:val="18"/>
+              </w:rPr>
+              <w:t xml:space="preserve">Series DC Blocking Cap </w:t>
+            </w:r>
+            <w:r>
+              <w:rPr>
+                <w:i/>
+                <w:color w:val="145AA0"/>
+                <w:sz w:val="18"/>
+              </w:rPr>
+              <w:t>C_b</w:t>
+            </w:r>
+            <w:r>
+              <w:rPr>
+                <w:color w:val="282C34"/>
+                <w:sz w:val="18"/>
+              </w:rPr>
+              <w:t>, Current Transformer CT1</w:t>
+            </w:r>
+          </w:p>
+        </w:tc>
+        <w:tc>
+          <w:tcPr>
+            <w:tcW w:type="dxa" w:w="1958"/>
+            <w:shd w:fill="F4F7F9"/>
+            <w:tcMar>
+              <w:top w:w="80" w:type="dxa"/>
+              <w:bottom w:w="80" w:type="dxa"/>
+              <w:left w:w="120" w:type="dxa"/>
+              <w:right w:w="120" w:type="dxa"/>
+            </w:tcMar>
+            <w:vAlign w:val="center"/>
+          </w:tcPr>
+          <w:p>
+            <w:pPr>
+              <w:spacing w:after="0"/>
+            </w:pPr>
+            <w:r>
+              <w:rPr>
+                <w:color w:val="282C34"/>
+                <w:sz w:val="18"/>
+              </w:rPr>
+              <w:t>Primary resonant energy transfer loop</w:t>
+            </w:r>
+          </w:p>
+        </w:tc>
+        <w:tc>
+          <w:tcPr>
+            <w:tcW w:type="dxa" w:w="1958"/>
+            <w:shd w:fill="F4F7F9"/>
+            <w:tcMar>
+              <w:top w:w="80" w:type="dxa"/>
+              <w:bottom w:w="80" w:type="dxa"/>
+              <w:left w:w="120" w:type="dxa"/>
+              <w:right w:w="120" w:type="dxa"/>
+            </w:tcMar>
+            <w:vAlign w:val="center"/>
+          </w:tcPr>
+          <w:p>
+            <w:pPr>
+              <w:spacing w:after="0"/>
+            </w:pPr>
+            <w:r>
+              <w:rPr>
+                <w:i/>
+                <w:color w:val="145AA0"/>
+                <w:sz w:val="18"/>
+              </w:rPr>
+              <w:t>L_{shim</w:t>
+            </w:r>
+            <w:r>
+              <w:rPr>
+                <w:color w:val="282C34"/>
+                <w:sz w:val="18"/>
+              </w:rPr>
+              <w:t xml:space="preserve"> supplements transformer leakage inductance to ensure ZVS down to </w:t>
+            </w:r>
+            <w:r>
+              <w:rPr>
+                <w:i/>
+                <w:color w:val="145AA0"/>
+                <w:sz w:val="18"/>
+              </w:rPr>
+              <w:t>20\%</w:t>
+            </w:r>
+            <w:r>
+              <w:rPr>
+                <w:color w:val="282C34"/>
+                <w:sz w:val="18"/>
+              </w:rPr>
+              <w:t xml:space="preserve"> light load.</w:t>
+            </w:r>
+          </w:p>
+        </w:tc>
+      </w:tr>
+      <w:tr>
+        <w:tc>
+          <w:tcPr>
+            <w:tcW w:type="dxa" w:w="1958"/>
+            <w:tcMar>
+              <w:top w:w="80" w:type="dxa"/>
+              <w:bottom w:w="80" w:type="dxa"/>
+              <w:left w:w="120" w:type="dxa"/>
+              <w:right w:w="120" w:type="dxa"/>
+            </w:tcMar>
+            <w:vAlign w:val="center"/>
+          </w:tcPr>
+          <w:p>
+            <w:pPr>
+              <w:spacing w:after="0"/>
+            </w:pPr>
+            <w:r>
+              <w:rPr>
+                <w:b/>
+                <w:color w:val="282C34"/>
+                <w:sz w:val="18"/>
+              </w:rPr>
+              <w:t>SEC_RECT</w:t>
+            </w:r>
+          </w:p>
+        </w:tc>
+        <w:tc>
+          <w:tcPr>
+            <w:tcW w:type="dxa" w:w="1958"/>
+            <w:tcMar>
+              <w:top w:w="80" w:type="dxa"/>
+              <w:bottom w:w="80" w:type="dxa"/>
+              <w:left w:w="120" w:type="dxa"/>
+              <w:right w:w="120" w:type="dxa"/>
+            </w:tcMar>
+            <w:vAlign w:val="center"/>
+          </w:tcPr>
+          <w:p>
+            <w:pPr>
+              <w:spacing w:after="0"/>
+            </w:pPr>
+            <w:r>
+              <w:rPr>
+                <w:color w:val="282C34"/>
+                <w:sz w:val="18"/>
+              </w:rPr>
+              <w:t xml:space="preserve">SiC Diodes </w:t>
+            </w:r>
+            <w:r>
+              <w:rPr>
+                <w:i/>
+                <w:color w:val="145AA0"/>
+                <w:sz w:val="18"/>
+              </w:rPr>
+              <w:t>D_1, D_2</w:t>
+            </w:r>
+            <w:r>
+              <w:rPr>
+                <w:color w:val="282C34"/>
+                <w:sz w:val="18"/>
+              </w:rPr>
+              <w:t xml:space="preserve"> Common Cathodes</w:t>
+            </w:r>
+          </w:p>
+        </w:tc>
+        <w:tc>
+          <w:tcPr>
+            <w:tcW w:type="dxa" w:w="1958"/>
+            <w:tcMar>
+              <w:top w:w="80" w:type="dxa"/>
+              <w:bottom w:w="80" w:type="dxa"/>
+              <w:left w:w="120" w:type="dxa"/>
+              <w:right w:w="120" w:type="dxa"/>
+            </w:tcMar>
+            <w:vAlign w:val="center"/>
+          </w:tcPr>
+          <w:p>
+            <w:pPr>
+              <w:spacing w:after="0"/>
+            </w:pPr>
+            <w:r>
+              <w:rPr>
+                <w:color w:val="282C34"/>
+                <w:sz w:val="18"/>
+              </w:rPr>
+              <w:t xml:space="preserve">Output Filter Choke </w:t>
+            </w:r>
+            <w:r>
+              <w:rPr>
+                <w:i/>
+                <w:color w:val="145AA0"/>
+                <w:sz w:val="18"/>
+              </w:rPr>
+              <w:t>L_o</w:t>
+            </w:r>
+            <w:r>
+              <w:rPr>
+                <w:color w:val="282C34"/>
+                <w:sz w:val="18"/>
+              </w:rPr>
+              <w:t xml:space="preserve"> Pin 1, Snubber</w:t>
+            </w:r>
+          </w:p>
+        </w:tc>
+        <w:tc>
+          <w:tcPr>
+            <w:tcW w:type="dxa" w:w="1958"/>
+            <w:tcMar>
+              <w:top w:w="80" w:type="dxa"/>
+              <w:bottom w:w="80" w:type="dxa"/>
+              <w:left w:w="120" w:type="dxa"/>
+              <w:right w:w="120" w:type="dxa"/>
+            </w:tcMar>
+            <w:vAlign w:val="center"/>
+          </w:tcPr>
+          <w:p>
+            <w:pPr>
+              <w:spacing w:after="0"/>
+            </w:pPr>
+            <w:r>
+              <w:rPr>
+                <w:color w:val="282C34"/>
+                <w:sz w:val="18"/>
+              </w:rPr>
+              <w:t>High-frequency rectified DC pulse train</w:t>
+            </w:r>
+          </w:p>
+        </w:tc>
+        <w:tc>
+          <w:tcPr>
+            <w:tcW w:type="dxa" w:w="1958"/>
+            <w:tcMar>
+              <w:top w:w="80" w:type="dxa"/>
+              <w:bottom w:w="80" w:type="dxa"/>
+              <w:left w:w="120" w:type="dxa"/>
+              <w:right w:w="120" w:type="dxa"/>
+            </w:tcMar>
+            <w:vAlign w:val="center"/>
+          </w:tcPr>
+          <w:p>
+            <w:pPr>
+              <w:spacing w:after="0"/>
+            </w:pPr>
+            <w:r>
+              <w:rPr>
+                <w:color w:val="282C34"/>
+                <w:sz w:val="18"/>
+              </w:rPr>
+              <w:t xml:space="preserve">Operating frequency is </w:t>
+            </w:r>
+            <w:r>
+              <w:rPr>
+                <w:i/>
+                <w:color w:val="145AA0"/>
+                <w:sz w:val="18"/>
+              </w:rPr>
+              <w:t>2 f_s = 200\,kHz</w:t>
+            </w:r>
+            <w:r>
+              <w:rPr>
+                <w:color w:val="282C34"/>
+                <w:sz w:val="18"/>
+              </w:rPr>
+              <w:t>; SiC diodes eliminate reverse-recovery voltage overshoot.</w:t>
+            </w:r>
+          </w:p>
+        </w:tc>
+      </w:tr>
+      <w:tr>
+        <w:tc>
+          <w:tcPr>
+            <w:tcW w:type="dxa" w:w="1958"/>
+            <w:shd w:fill="F4F7F9"/>
+            <w:tcMar>
+              <w:top w:w="80" w:type="dxa"/>
+              <w:bottom w:w="80" w:type="dxa"/>
+              <w:left w:w="120" w:type="dxa"/>
+              <w:right w:w="120" w:type="dxa"/>
+            </w:tcMar>
+            <w:vAlign w:val="center"/>
+          </w:tcPr>
+          <w:p>
+            <w:pPr>
+              <w:spacing w:after="0"/>
+            </w:pPr>
+            <w:r>
+              <w:rPr>
+                <w:b/>
+                <w:color w:val="282C34"/>
+                <w:sz w:val="18"/>
+              </w:rPr>
+              <w:t>+VOUT</w:t>
+            </w:r>
+          </w:p>
+        </w:tc>
+        <w:tc>
+          <w:tcPr>
+            <w:tcW w:type="dxa" w:w="1958"/>
+            <w:shd w:fill="F4F7F9"/>
+            <w:tcMar>
+              <w:top w:w="80" w:type="dxa"/>
+              <w:bottom w:w="80" w:type="dxa"/>
+              <w:left w:w="120" w:type="dxa"/>
+              <w:right w:w="120" w:type="dxa"/>
+            </w:tcMar>
+            <w:vAlign w:val="center"/>
+          </w:tcPr>
+          <w:p>
+            <w:pPr>
+              <w:spacing w:after="0"/>
+            </w:pPr>
+            <w:r>
+              <w:rPr>
+                <w:color w:val="282C34"/>
+                <w:sz w:val="18"/>
+              </w:rPr>
+              <w:t xml:space="preserve">Output Choke </w:t>
+            </w:r>
+            <w:r>
+              <w:rPr>
+                <w:i/>
+                <w:color w:val="145AA0"/>
+                <w:sz w:val="18"/>
+              </w:rPr>
+              <w:t>L_o</w:t>
+            </w:r>
+            <w:r>
+              <w:rPr>
+                <w:color w:val="282C34"/>
+                <w:sz w:val="18"/>
+              </w:rPr>
+              <w:t xml:space="preserve"> Pin 2</w:t>
+            </w:r>
+          </w:p>
+        </w:tc>
+        <w:tc>
+          <w:tcPr>
+            <w:tcW w:type="dxa" w:w="1958"/>
+            <w:shd w:fill="F4F7F9"/>
+            <w:tcMar>
+              <w:top w:w="80" w:type="dxa"/>
+              <w:bottom w:w="80" w:type="dxa"/>
+              <w:left w:w="120" w:type="dxa"/>
+              <w:right w:w="120" w:type="dxa"/>
+            </w:tcMar>
+            <w:vAlign w:val="center"/>
+          </w:tcPr>
+          <w:p>
+            <w:pPr>
+              <w:spacing w:after="0"/>
+            </w:pPr>
+            <w:r>
+              <w:rPr>
+                <w:i/>
+                <w:color w:val="145AA0"/>
+                <w:sz w:val="18"/>
+              </w:rPr>
+              <w:t>C_{out</w:t>
+            </w:r>
+            <w:r>
+              <w:rPr>
+                <w:color w:val="282C34"/>
+                <w:sz w:val="18"/>
+              </w:rPr>
+              <w:t xml:space="preserve"> bank (+), Feedback network, Load (+)</w:t>
+            </w:r>
+          </w:p>
+        </w:tc>
+        <w:tc>
+          <w:tcPr>
+            <w:tcW w:type="dxa" w:w="1958"/>
+            <w:shd w:fill="F4F7F9"/>
+            <w:tcMar>
+              <w:top w:w="80" w:type="dxa"/>
+              <w:bottom w:w="80" w:type="dxa"/>
+              <w:left w:w="120" w:type="dxa"/>
+              <w:right w:w="120" w:type="dxa"/>
+            </w:tcMar>
+            <w:vAlign w:val="center"/>
+          </w:tcPr>
+          <w:p>
+            <w:pPr>
+              <w:spacing w:after="0"/>
+            </w:pPr>
+            <w:r>
+              <w:rPr>
+                <w:color w:val="282C34"/>
+                <w:sz w:val="18"/>
+              </w:rPr>
+              <w:t>High-power regulated +48V DC bus</w:t>
+            </w:r>
+          </w:p>
+        </w:tc>
+        <w:tc>
+          <w:tcPr>
+            <w:tcW w:type="dxa" w:w="1958"/>
+            <w:shd w:fill="F4F7F9"/>
+            <w:tcMar>
+              <w:top w:w="80" w:type="dxa"/>
+              <w:bottom w:w="80" w:type="dxa"/>
+              <w:left w:w="120" w:type="dxa"/>
+              <w:right w:w="120" w:type="dxa"/>
+            </w:tcMar>
+            <w:vAlign w:val="center"/>
+          </w:tcPr>
+          <w:p>
+            <w:pPr>
+              <w:spacing w:after="0"/>
+            </w:pPr>
+            <w:r>
+              <w:rPr>
+                <w:color w:val="282C34"/>
+                <w:sz w:val="18"/>
+              </w:rPr>
+              <w:t>Power copper plane designed for 20A continuous load current.</w:t>
+            </w:r>
+          </w:p>
+        </w:tc>
+      </w:tr>
+      <w:tr>
+        <w:tc>
+          <w:tcPr>
+            <w:tcW w:type="dxa" w:w="1958"/>
+            <w:tcMar>
+              <w:top w:w="80" w:type="dxa"/>
+              <w:bottom w:w="80" w:type="dxa"/>
+              <w:left w:w="120" w:type="dxa"/>
+              <w:right w:w="120" w:type="dxa"/>
+            </w:tcMar>
+            <w:vAlign w:val="center"/>
+          </w:tcPr>
+          <w:p>
+            <w:pPr>
+              <w:spacing w:after="0"/>
+            </w:pPr>
+            <w:r>
+              <w:rPr>
+                <w:b/>
+                <w:color w:val="282C34"/>
+                <w:sz w:val="18"/>
+              </w:rPr>
+              <w:t>GND_SEC</w:t>
+            </w:r>
+          </w:p>
+        </w:tc>
+        <w:tc>
+          <w:tcPr>
+            <w:tcW w:type="dxa" w:w="1958"/>
+            <w:tcMar>
+              <w:top w:w="80" w:type="dxa"/>
+              <w:bottom w:w="80" w:type="dxa"/>
+              <w:left w:w="120" w:type="dxa"/>
+              <w:right w:w="120" w:type="dxa"/>
+            </w:tcMar>
+            <w:vAlign w:val="center"/>
+          </w:tcPr>
+          <w:p>
+            <w:pPr>
+              <w:spacing w:after="0"/>
+            </w:pPr>
+            <w:r>
+              <w:rPr>
+                <w:color w:val="282C34"/>
+                <w:sz w:val="18"/>
+              </w:rPr>
+              <w:t>Transformer Secondary Center-Tap</w:t>
+            </w:r>
+          </w:p>
+        </w:tc>
+        <w:tc>
+          <w:tcPr>
+            <w:tcW w:type="dxa" w:w="1958"/>
+            <w:tcMar>
+              <w:top w:w="80" w:type="dxa"/>
+              <w:bottom w:w="80" w:type="dxa"/>
+              <w:left w:w="120" w:type="dxa"/>
+              <w:right w:w="120" w:type="dxa"/>
+            </w:tcMar>
+            <w:vAlign w:val="center"/>
+          </w:tcPr>
+          <w:p>
+            <w:pPr>
+              <w:spacing w:after="0"/>
+            </w:pPr>
+            <w:r>
+              <w:rPr>
+                <w:i/>
+                <w:color w:val="145AA0"/>
+                <w:sz w:val="18"/>
+              </w:rPr>
+              <w:t>C_{out</w:t>
+            </w:r>
+            <w:r>
+              <w:rPr>
+                <w:color w:val="282C34"/>
+                <w:sz w:val="18"/>
+              </w:rPr>
+              <w:t xml:space="preserve"> bank (-), Secondary Return</w:t>
+            </w:r>
+          </w:p>
+        </w:tc>
+        <w:tc>
+          <w:tcPr>
+            <w:tcW w:type="dxa" w:w="1958"/>
+            <w:tcMar>
+              <w:top w:w="80" w:type="dxa"/>
+              <w:bottom w:w="80" w:type="dxa"/>
+              <w:left w:w="120" w:type="dxa"/>
+              <w:right w:w="120" w:type="dxa"/>
+            </w:tcMar>
+            <w:vAlign w:val="center"/>
+          </w:tcPr>
+          <w:p>
+            <w:pPr>
+              <w:spacing w:after="0"/>
+            </w:pPr>
+            <w:r>
+              <w:rPr>
+                <w:color w:val="282C34"/>
+                <w:sz w:val="18"/>
+              </w:rPr>
+              <w:t>Secondary isolated power ground</w:t>
+            </w:r>
+          </w:p>
+        </w:tc>
+        <w:tc>
+          <w:tcPr>
+            <w:tcW w:type="dxa" w:w="1958"/>
+            <w:tcMar>
+              <w:top w:w="80" w:type="dxa"/>
+              <w:bottom w:w="80" w:type="dxa"/>
+              <w:left w:w="120" w:type="dxa"/>
+              <w:right w:w="120" w:type="dxa"/>
+            </w:tcMar>
+            <w:vAlign w:val="center"/>
+          </w:tcPr>
+          <w:p>
+            <w:pPr>
+              <w:spacing w:after="0"/>
+            </w:pPr>
+            <w:r>
+              <w:rPr>
+                <w:color w:val="282C34"/>
+                <w:sz w:val="18"/>
+              </w:rPr>
+              <w:t>Carries total load return current (</w:t>
+            </w:r>
+            <w:r>
+              <w:rPr>
+                <w:i/>
+                <w:color w:val="145AA0"/>
+                <w:sz w:val="18"/>
+              </w:rPr>
+              <w:t>20\,A</w:t>
+            </w:r>
+            <w:r>
+              <w:rPr>
+                <w:color w:val="282C34"/>
+                <w:sz w:val="18"/>
+              </w:rPr>
+              <w:t>).</w:t>
+            </w:r>
+          </w:p>
+        </w:tc>
+      </w:tr>
+    </w:tbl>
+    <w:p/>
+    <w:p>
+      <w:pPr>
+        <w:spacing w:before="160" w:after="80"/>
+      </w:pPr>
+      <w:r>
+        <w:rPr>
+          <w:b/>
+          <w:color w:val="4682B4"/>
+          <w:sz w:val="24"/>
+        </w:rPr>
+        <w:t>1.2 Component Bill of Materials &amp; Parametric Specifications:</w:t>
+      </w:r>
+    </w:p>
+    <w:tbl>
+      <w:tblPr>
+        <w:tblW w:type="auto" w:w="0"/>
+        <w:jc w:val="center"/>
+        <w:tblLook w:firstColumn="1" w:firstRow="1" w:lastColumn="0" w:lastRow="0" w:noHBand="0" w:noVBand="1" w:val="04A0"/>
+        <w:tblBorders>
+          <w:top w:val="single" w:sz="4" w:space="0" w:color="D0D7DE"/>
+          <w:left w:val="none"/>
+          <w:bottom w:val="single" w:sz="8" w:space="0" w:color="D0D7DE"/>
+          <w:right w:val="none"/>
+          <w:insideH w:val="single" w:sz="4" w:space="0" w:color="D0D7DE"/>
+          <w:insideV w:val="none"/>
+        </w:tblBorders>
+      </w:tblPr>
+      <w:tblGrid>
+        <w:gridCol w:w="1958"/>
+        <w:gridCol w:w="1958"/>
+        <w:gridCol w:w="1958"/>
+        <w:gridCol w:w="1958"/>
+        <w:gridCol w:w="1958"/>
+      </w:tblGrid>
+      <w:tr>
+        <w:tc>
+          <w:tcPr>
+            <w:tcW w:type="dxa" w:w="1958"/>
+            <w:shd w:fill="204A6E"/>
+            <w:tcMar>
+              <w:top w:w="100" w:type="dxa"/>
+              <w:bottom w:w="100" w:type="dxa"/>
+              <w:left w:w="120" w:type="dxa"/>
+              <w:right w:w="120" w:type="dxa"/>
+            </w:tcMar>
+            <w:vAlign w:val="center"/>
+          </w:tcPr>
+          <w:p>
+            <w:pPr>
+              <w:spacing w:after="0"/>
+            </w:pPr>
+            <w:r>
+              <w:rPr>
+                <w:b/>
+                <w:color w:val="FFFFFF"/>
+                <w:sz w:val="19"/>
+              </w:rPr>
+              <w:t>RefDes</w:t>
+            </w:r>
+          </w:p>
+        </w:tc>
+        <w:tc>
+          <w:tcPr>
+            <w:tcW w:type="dxa" w:w="1958"/>
+            <w:shd w:fill="204A6E"/>
+            <w:tcMar>
+              <w:top w:w="100" w:type="dxa"/>
+              <w:bottom w:w="100" w:type="dxa"/>
+              <w:left w:w="120" w:type="dxa"/>
+              <w:right w:w="120" w:type="dxa"/>
+            </w:tcMar>
+            <w:vAlign w:val="center"/>
+          </w:tcPr>
+          <w:p>
+            <w:pPr>
+              <w:spacing w:after="0"/>
+            </w:pPr>
+            <w:r>
+              <w:rPr>
+                <w:b/>
+                <w:color w:val="FFFFFF"/>
+                <w:sz w:val="19"/>
+              </w:rPr>
+              <w:t>Component Description</w:t>
+            </w:r>
+          </w:p>
+        </w:tc>
+        <w:tc>
+          <w:tcPr>
+            <w:tcW w:type="dxa" w:w="1958"/>
+            <w:shd w:fill="204A6E"/>
+            <w:tcMar>
+              <w:top w:w="100" w:type="dxa"/>
+              <w:bottom w:w="100" w:type="dxa"/>
+              <w:left w:w="120" w:type="dxa"/>
+              <w:right w:w="120" w:type="dxa"/>
+            </w:tcMar>
+            <w:vAlign w:val="center"/>
+          </w:tcPr>
+          <w:p>
+            <w:pPr>
+              <w:spacing w:after="0"/>
+            </w:pPr>
+            <w:r>
+              <w:rPr>
+                <w:b/>
+                <w:color w:val="FFFFFF"/>
+                <w:sz w:val="19"/>
+              </w:rPr>
+              <w:t>Manufacturer &amp; Part Number</w:t>
+            </w:r>
+          </w:p>
+        </w:tc>
+        <w:tc>
+          <w:tcPr>
+            <w:tcW w:type="dxa" w:w="1958"/>
+            <w:shd w:fill="204A6E"/>
+            <w:tcMar>
+              <w:top w:w="100" w:type="dxa"/>
+              <w:bottom w:w="100" w:type="dxa"/>
+              <w:left w:w="120" w:type="dxa"/>
+              <w:right w:w="120" w:type="dxa"/>
+            </w:tcMar>
+            <w:vAlign w:val="center"/>
+          </w:tcPr>
+          <w:p>
+            <w:pPr>
+              <w:spacing w:after="0"/>
+            </w:pPr>
+            <w:r>
+              <w:rPr>
+                <w:b/>
+                <w:color w:val="FFFFFF"/>
+                <w:sz w:val="19"/>
+              </w:rPr>
+              <w:t>Key Electrical Specifications</w:t>
+            </w:r>
+          </w:p>
+        </w:tc>
+        <w:tc>
+          <w:tcPr>
+            <w:tcW w:type="dxa" w:w="1958"/>
+            <w:shd w:fill="204A6E"/>
+            <w:tcMar>
+              <w:top w:w="100" w:type="dxa"/>
+              <w:bottom w:w="100" w:type="dxa"/>
+              <w:left w:w="120" w:type="dxa"/>
+              <w:right w:w="120" w:type="dxa"/>
+            </w:tcMar>
+            <w:vAlign w:val="center"/>
+          </w:tcPr>
+          <w:p>
+            <w:pPr>
+              <w:spacing w:after="0"/>
+            </w:pPr>
+            <w:r>
+              <w:rPr>
+                <w:b/>
+                <w:color w:val="FFFFFF"/>
+                <w:sz w:val="19"/>
+              </w:rPr>
+              <w:t>Critical Design Constraint</w:t>
+            </w:r>
+          </w:p>
+        </w:tc>
+      </w:tr>
+      <w:tr>
+        <w:tc>
+          <w:tcPr>
+            <w:tcW w:type="dxa" w:w="1958"/>
+            <w:tcMar>
+              <w:top w:w="80" w:type="dxa"/>
+              <w:bottom w:w="80" w:type="dxa"/>
+              <w:left w:w="120" w:type="dxa"/>
+              <w:right w:w="120" w:type="dxa"/>
+            </w:tcMar>
+            <w:vAlign w:val="center"/>
+          </w:tcPr>
+          <w:p>
+            <w:pPr>
+              <w:spacing w:after="0"/>
+            </w:pPr>
+            <w:r>
+              <w:rPr>
+                <w:b/>
+                <w:color w:val="282C34"/>
+                <w:sz w:val="18"/>
+              </w:rPr>
+              <w:t>$Q_1 \dots Q_4$</w:t>
+            </w:r>
+          </w:p>
+        </w:tc>
+        <w:tc>
+          <w:tcPr>
+            <w:tcW w:type="dxa" w:w="1958"/>
+            <w:tcMar>
+              <w:top w:w="80" w:type="dxa"/>
+              <w:bottom w:w="80" w:type="dxa"/>
+              <w:left w:w="120" w:type="dxa"/>
+              <w:right w:w="120" w:type="dxa"/>
+            </w:tcMar>
+            <w:vAlign w:val="center"/>
+          </w:tcPr>
+          <w:p>
+            <w:pPr>
+              <w:spacing w:after="0"/>
+            </w:pPr>
+            <w:r>
+              <w:rPr>
+                <w:color w:val="282C34"/>
+                <w:sz w:val="18"/>
+              </w:rPr>
+              <w:t>Primary High-Voltage N-FETs</w:t>
+            </w:r>
+          </w:p>
+        </w:tc>
+        <w:tc>
+          <w:tcPr>
+            <w:tcW w:type="dxa" w:w="1958"/>
+            <w:tcMar>
+              <w:top w:w="80" w:type="dxa"/>
+              <w:bottom w:w="80" w:type="dxa"/>
+              <w:left w:w="120" w:type="dxa"/>
+              <w:right w:w="120" w:type="dxa"/>
+            </w:tcMar>
+            <w:vAlign w:val="center"/>
+          </w:tcPr>
+          <w:p>
+            <w:pPr>
+              <w:spacing w:after="0"/>
+            </w:pPr>
+            <w:r>
+              <w:rPr>
+                <w:color w:val="282C34"/>
+                <w:sz w:val="18"/>
+              </w:rPr>
+              <w:t>Infineon IPW60R045CP</w:t>
+            </w:r>
+          </w:p>
+        </w:tc>
+        <w:tc>
+          <w:tcPr>
+            <w:tcW w:type="dxa" w:w="1958"/>
+            <w:tcMar>
+              <w:top w:w="80" w:type="dxa"/>
+              <w:bottom w:w="80" w:type="dxa"/>
+              <w:left w:w="120" w:type="dxa"/>
+              <w:right w:w="120" w:type="dxa"/>
+            </w:tcMar>
+            <w:vAlign w:val="center"/>
+          </w:tcPr>
+          <w:p>
+            <w:pPr>
+              <w:spacing w:after="0"/>
+            </w:pPr>
+            <w:r>
+              <w:rPr>
+                <w:i/>
+                <w:color w:val="145AA0"/>
+                <w:sz w:val="18"/>
+              </w:rPr>
+              <w:t>V_{DS = 650\,V, I_D = 60\,A, R_{DS(on) = 45\,m\Omega, C_{oss = 160\,pF</w:t>
+            </w:r>
+          </w:p>
+        </w:tc>
+        <w:tc>
+          <w:tcPr>
+            <w:tcW w:type="dxa" w:w="1958"/>
+            <w:tcMar>
+              <w:top w:w="80" w:type="dxa"/>
+              <w:bottom w:w="80" w:type="dxa"/>
+              <w:left w:w="120" w:type="dxa"/>
+              <w:right w:w="120" w:type="dxa"/>
+            </w:tcMar>
+            <w:vAlign w:val="center"/>
+          </w:tcPr>
+          <w:p>
+            <w:pPr>
+              <w:spacing w:after="0"/>
+            </w:pPr>
+            <w:r>
+              <w:rPr>
+                <w:color w:val="282C34"/>
+                <w:sz w:val="18"/>
+              </w:rPr>
+              <w:t xml:space="preserve">Low </w:t>
+            </w:r>
+            <w:r>
+              <w:rPr>
+                <w:i/>
+                <w:color w:val="145AA0"/>
+                <w:sz w:val="18"/>
+              </w:rPr>
+              <w:t>R_{DS(on)</w:t>
+            </w:r>
+            <w:r>
+              <w:rPr>
+                <w:color w:val="282C34"/>
+                <w:sz w:val="18"/>
+              </w:rPr>
+              <w:t xml:space="preserve"> and well-defined output capacitance </w:t>
+            </w:r>
+            <w:r>
+              <w:rPr>
+                <w:i/>
+                <w:color w:val="145AA0"/>
+                <w:sz w:val="18"/>
+              </w:rPr>
+              <w:t>C_{oss</w:t>
+            </w:r>
+            <w:r>
+              <w:rPr>
+                <w:color w:val="282C34"/>
+                <w:sz w:val="18"/>
+              </w:rPr>
+              <w:t xml:space="preserve"> enable complete ZVS discharge during dead-time.</w:t>
+            </w:r>
+          </w:p>
+        </w:tc>
+      </w:tr>
+      <w:tr>
+        <w:tc>
+          <w:tcPr>
+            <w:tcW w:type="dxa" w:w="1958"/>
+            <w:shd w:fill="F4F7F9"/>
+            <w:tcMar>
+              <w:top w:w="80" w:type="dxa"/>
+              <w:bottom w:w="80" w:type="dxa"/>
+              <w:left w:w="120" w:type="dxa"/>
+              <w:right w:w="120" w:type="dxa"/>
+            </w:tcMar>
+            <w:vAlign w:val="center"/>
+          </w:tcPr>
+          <w:p>
+            <w:pPr>
+              <w:spacing w:after="0"/>
+            </w:pPr>
+            <w:r>
+              <w:rPr>
+                <w:b/>
+                <w:color w:val="282C34"/>
+                <w:sz w:val="18"/>
+              </w:rPr>
+              <w:t>$L_{shim}$</w:t>
+            </w:r>
+          </w:p>
+        </w:tc>
+        <w:tc>
+          <w:tcPr>
+            <w:tcW w:type="dxa" w:w="1958"/>
+            <w:shd w:fill="F4F7F9"/>
+            <w:tcMar>
+              <w:top w:w="80" w:type="dxa"/>
+              <w:bottom w:w="80" w:type="dxa"/>
+              <w:left w:w="120" w:type="dxa"/>
+              <w:right w:w="120" w:type="dxa"/>
+            </w:tcMar>
+            <w:vAlign w:val="center"/>
+          </w:tcPr>
+          <w:p>
+            <w:pPr>
+              <w:spacing w:after="0"/>
+            </w:pPr>
+            <w:r>
+              <w:rPr>
+                <w:color w:val="282C34"/>
+                <w:sz w:val="18"/>
+              </w:rPr>
+              <w:t>External Resonant Inductor</w:t>
+            </w:r>
+          </w:p>
+        </w:tc>
+        <w:tc>
+          <w:tcPr>
+            <w:tcW w:type="dxa" w:w="1958"/>
+            <w:shd w:fill="F4F7F9"/>
+            <w:tcMar>
+              <w:top w:w="80" w:type="dxa"/>
+              <w:bottom w:w="80" w:type="dxa"/>
+              <w:left w:w="120" w:type="dxa"/>
+              <w:right w:w="120" w:type="dxa"/>
+            </w:tcMar>
+            <w:vAlign w:val="center"/>
+          </w:tcPr>
+          <w:p>
+            <w:pPr>
+              <w:spacing w:after="0"/>
+            </w:pPr>
+            <w:r>
+              <w:rPr>
+                <w:color w:val="282C34"/>
+                <w:sz w:val="18"/>
+              </w:rPr>
+              <w:t>Würth Elektronik 7443640850</w:t>
+            </w:r>
+          </w:p>
+        </w:tc>
+        <w:tc>
+          <w:tcPr>
+            <w:tcW w:type="dxa" w:w="1958"/>
+            <w:shd w:fill="F4F7F9"/>
+            <w:tcMar>
+              <w:top w:w="80" w:type="dxa"/>
+              <w:bottom w:w="80" w:type="dxa"/>
+              <w:left w:w="120" w:type="dxa"/>
+              <w:right w:w="120" w:type="dxa"/>
+            </w:tcMar>
+            <w:vAlign w:val="center"/>
+          </w:tcPr>
+          <w:p>
+            <w:pPr>
+              <w:spacing w:after="0"/>
+            </w:pPr>
+            <w:r>
+              <w:rPr>
+                <w:i/>
+                <w:color w:val="145AA0"/>
+                <w:sz w:val="18"/>
+              </w:rPr>
+              <w:t>L = 8.5\,µH, I_{sat = 22\,A, I_{rms = 16\,A, DCR = 3.2\,m\Omega</w:t>
+            </w:r>
+          </w:p>
+        </w:tc>
+        <w:tc>
+          <w:tcPr>
+            <w:tcW w:type="dxa" w:w="1958"/>
+            <w:shd w:fill="F4F7F9"/>
+            <w:tcMar>
+              <w:top w:w="80" w:type="dxa"/>
+              <w:bottom w:w="80" w:type="dxa"/>
+              <w:left w:w="120" w:type="dxa"/>
+              <w:right w:w="120" w:type="dxa"/>
+            </w:tcMar>
+            <w:vAlign w:val="center"/>
+          </w:tcPr>
+          <w:p>
+            <w:pPr>
+              <w:spacing w:after="0"/>
+            </w:pPr>
+            <w:r>
+              <w:rPr>
+                <w:color w:val="282C34"/>
+                <w:sz w:val="18"/>
+              </w:rPr>
+              <w:t>High-frequency gapped core handles circulating primary reactive energy without thermal runaway.</w:t>
+            </w:r>
+          </w:p>
+        </w:tc>
+      </w:tr>
+      <w:tr>
+        <w:tc>
+          <w:tcPr>
+            <w:tcW w:type="dxa" w:w="1958"/>
+            <w:tcMar>
+              <w:top w:w="80" w:type="dxa"/>
+              <w:bottom w:w="80" w:type="dxa"/>
+              <w:left w:w="120" w:type="dxa"/>
+              <w:right w:w="120" w:type="dxa"/>
+            </w:tcMar>
+            <w:vAlign w:val="center"/>
+          </w:tcPr>
+          <w:p>
+            <w:pPr>
+              <w:spacing w:after="0"/>
+            </w:pPr>
+            <w:r>
+              <w:rPr>
+                <w:b/>
+                <w:color w:val="282C34"/>
+                <w:sz w:val="18"/>
+              </w:rPr>
+              <w:t>$C_b$</w:t>
+            </w:r>
+          </w:p>
+        </w:tc>
+        <w:tc>
+          <w:tcPr>
+            <w:tcW w:type="dxa" w:w="1958"/>
+            <w:tcMar>
+              <w:top w:w="80" w:type="dxa"/>
+              <w:bottom w:w="80" w:type="dxa"/>
+              <w:left w:w="120" w:type="dxa"/>
+              <w:right w:w="120" w:type="dxa"/>
+            </w:tcMar>
+            <w:vAlign w:val="center"/>
+          </w:tcPr>
+          <w:p>
+            <w:pPr>
+              <w:spacing w:after="0"/>
+            </w:pPr>
+            <w:r>
+              <w:rPr>
+                <w:color w:val="282C34"/>
+                <w:sz w:val="18"/>
+              </w:rPr>
+              <w:t>DC Blocking Film Cap</w:t>
+            </w:r>
+          </w:p>
+        </w:tc>
+        <w:tc>
+          <w:tcPr>
+            <w:tcW w:type="dxa" w:w="1958"/>
+            <w:tcMar>
+              <w:top w:w="80" w:type="dxa"/>
+              <w:bottom w:w="80" w:type="dxa"/>
+              <w:left w:w="120" w:type="dxa"/>
+              <w:right w:w="120" w:type="dxa"/>
+            </w:tcMar>
+            <w:vAlign w:val="center"/>
+          </w:tcPr>
+          <w:p>
+            <w:pPr>
+              <w:spacing w:after="0"/>
+            </w:pPr>
+            <w:r>
+              <w:rPr>
+                <w:color w:val="282C34"/>
+                <w:sz w:val="18"/>
+              </w:rPr>
+              <w:t>Vishay MKP1848520704K2</w:t>
+            </w:r>
+          </w:p>
+        </w:tc>
+        <w:tc>
+          <w:tcPr>
+            <w:tcW w:type="dxa" w:w="1958"/>
+            <w:tcMar>
+              <w:top w:w="80" w:type="dxa"/>
+              <w:bottom w:w="80" w:type="dxa"/>
+              <w:left w:w="120" w:type="dxa"/>
+              <w:right w:w="120" w:type="dxa"/>
+            </w:tcMar>
+            <w:vAlign w:val="center"/>
+          </w:tcPr>
+          <w:p>
+            <w:pPr>
+              <w:spacing w:after="0"/>
+            </w:pPr>
+            <w:r>
+              <w:rPr>
+                <w:i/>
+                <w:color w:val="145AA0"/>
+                <w:sz w:val="18"/>
+              </w:rPr>
+              <w:t>0.22\,µF, 700\,V_{DC, Metallized Polypropylene</w:t>
+            </w:r>
+          </w:p>
+        </w:tc>
+        <w:tc>
+          <w:tcPr>
+            <w:tcW w:type="dxa" w:w="1958"/>
+            <w:tcMar>
+              <w:top w:w="80" w:type="dxa"/>
+              <w:bottom w:w="80" w:type="dxa"/>
+              <w:left w:w="120" w:type="dxa"/>
+              <w:right w:w="120" w:type="dxa"/>
+            </w:tcMar>
+            <w:vAlign w:val="center"/>
+          </w:tcPr>
+          <w:p>
+            <w:pPr>
+              <w:spacing w:after="0"/>
+            </w:pPr>
+            <w:r>
+              <w:rPr>
+                <w:color w:val="282C34"/>
+                <w:sz w:val="18"/>
+              </w:rPr>
+              <w:t>Prevents net DC volt-second imbalance from walking the transformer core into saturation.</w:t>
+            </w:r>
+          </w:p>
+        </w:tc>
+      </w:tr>
+      <w:tr>
+        <w:tc>
+          <w:tcPr>
+            <w:tcW w:type="dxa" w:w="1958"/>
+            <w:shd w:fill="F4F7F9"/>
+            <w:tcMar>
+              <w:top w:w="80" w:type="dxa"/>
+              <w:bottom w:w="80" w:type="dxa"/>
+              <w:left w:w="120" w:type="dxa"/>
+              <w:right w:w="120" w:type="dxa"/>
+            </w:tcMar>
+            <w:vAlign w:val="center"/>
+          </w:tcPr>
+          <w:p>
+            <w:pPr>
+              <w:spacing w:after="0"/>
+            </w:pPr>
+            <w:r>
+              <w:rPr>
+                <w:b/>
+                <w:color w:val="282C34"/>
+                <w:sz w:val="18"/>
+              </w:rPr>
+              <w:t>$T_1$</w:t>
+            </w:r>
+          </w:p>
+        </w:tc>
+        <w:tc>
+          <w:tcPr>
+            <w:tcW w:type="dxa" w:w="1958"/>
+            <w:shd w:fill="F4F7F9"/>
+            <w:tcMar>
+              <w:top w:w="80" w:type="dxa"/>
+              <w:bottom w:w="80" w:type="dxa"/>
+              <w:left w:w="120" w:type="dxa"/>
+              <w:right w:w="120" w:type="dxa"/>
+            </w:tcMar>
+            <w:vAlign w:val="center"/>
+          </w:tcPr>
+          <w:p>
+            <w:pPr>
+              <w:spacing w:after="0"/>
+            </w:pPr>
+            <w:r>
+              <w:rPr>
+                <w:color w:val="282C34"/>
+                <w:sz w:val="18"/>
+              </w:rPr>
+              <w:t>Main PSFB Transformer</w:t>
+            </w:r>
+          </w:p>
+        </w:tc>
+        <w:tc>
+          <w:tcPr>
+            <w:tcW w:type="dxa" w:w="1958"/>
+            <w:shd w:fill="F4F7F9"/>
+            <w:tcMar>
+              <w:top w:w="80" w:type="dxa"/>
+              <w:bottom w:w="80" w:type="dxa"/>
+              <w:left w:w="120" w:type="dxa"/>
+              <w:right w:w="120" w:type="dxa"/>
+            </w:tcMar>
+            <w:vAlign w:val="center"/>
+          </w:tcPr>
+          <w:p>
+            <w:pPr>
+              <w:spacing w:after="0"/>
+            </w:pPr>
+            <w:r>
+              <w:rPr>
+                <w:color w:val="282C34"/>
+                <w:sz w:val="18"/>
+              </w:rPr>
+              <w:t>Custom ETD49 Core (3C95)</w:t>
+            </w:r>
+          </w:p>
+        </w:tc>
+        <w:tc>
+          <w:tcPr>
+            <w:tcW w:type="dxa" w:w="1958"/>
+            <w:shd w:fill="F4F7F9"/>
+            <w:tcMar>
+              <w:top w:w="80" w:type="dxa"/>
+              <w:bottom w:w="80" w:type="dxa"/>
+              <w:left w:w="120" w:type="dxa"/>
+              <w:right w:w="120" w:type="dxa"/>
+            </w:tcMar>
+            <w:vAlign w:val="center"/>
+          </w:tcPr>
+          <w:p>
+            <w:pPr>
+              <w:spacing w:after="0"/>
+            </w:pPr>
+            <w:r>
+              <w:rPr>
+                <w:color w:val="282C34"/>
+                <w:sz w:val="18"/>
+              </w:rPr>
+              <w:t xml:space="preserve">Turns: </w:t>
+            </w:r>
+            <w:r>
+              <w:rPr>
+                <w:i/>
+                <w:color w:val="145AA0"/>
+                <w:sz w:val="18"/>
+              </w:rPr>
+              <w:t>16:(3+3), L_m = 2.4\,mH, L_{lk = 1.5\,µH</w:t>
+            </w:r>
+          </w:p>
+        </w:tc>
+        <w:tc>
+          <w:tcPr>
+            <w:tcW w:type="dxa" w:w="1958"/>
+            <w:shd w:fill="F4F7F9"/>
+            <w:tcMar>
+              <w:top w:w="80" w:type="dxa"/>
+              <w:bottom w:w="80" w:type="dxa"/>
+              <w:left w:w="120" w:type="dxa"/>
+              <w:right w:w="120" w:type="dxa"/>
+            </w:tcMar>
+            <w:vAlign w:val="center"/>
+          </w:tcPr>
+          <w:p>
+            <w:pPr>
+              <w:spacing w:after="0"/>
+            </w:pPr>
+            <w:r>
+              <w:rPr>
+                <w:color w:val="282C34"/>
+                <w:sz w:val="18"/>
+              </w:rPr>
+              <w:t>Triple-insulated wire, interleaved secondary copper foil for low proximity loss and leakage control.</w:t>
+            </w:r>
+          </w:p>
+        </w:tc>
+      </w:tr>
+      <w:tr>
+        <w:tc>
+          <w:tcPr>
+            <w:tcW w:type="dxa" w:w="1958"/>
+            <w:tcMar>
+              <w:top w:w="80" w:type="dxa"/>
+              <w:bottom w:w="80" w:type="dxa"/>
+              <w:left w:w="120" w:type="dxa"/>
+              <w:right w:w="120" w:type="dxa"/>
+            </w:tcMar>
+            <w:vAlign w:val="center"/>
+          </w:tcPr>
+          <w:p>
+            <w:pPr>
+              <w:spacing w:after="0"/>
+            </w:pPr>
+            <w:r>
+              <w:rPr>
+                <w:b/>
+                <w:color w:val="282C34"/>
+                <w:sz w:val="18"/>
+              </w:rPr>
+              <w:t>$D_1, D_2$</w:t>
+            </w:r>
+          </w:p>
+        </w:tc>
+        <w:tc>
+          <w:tcPr>
+            <w:tcW w:type="dxa" w:w="1958"/>
+            <w:tcMar>
+              <w:top w:w="80" w:type="dxa"/>
+              <w:bottom w:w="80" w:type="dxa"/>
+              <w:left w:w="120" w:type="dxa"/>
+              <w:right w:w="120" w:type="dxa"/>
+            </w:tcMar>
+            <w:vAlign w:val="center"/>
+          </w:tcPr>
+          <w:p>
+            <w:pPr>
+              <w:spacing w:after="0"/>
+            </w:pPr>
+            <w:r>
+              <w:rPr>
+                <w:color w:val="282C34"/>
+                <w:sz w:val="18"/>
+              </w:rPr>
+              <w:t>Secondary SiC Diodes</w:t>
+            </w:r>
+          </w:p>
+        </w:tc>
+        <w:tc>
+          <w:tcPr>
+            <w:tcW w:type="dxa" w:w="1958"/>
+            <w:tcMar>
+              <w:top w:w="80" w:type="dxa"/>
+              <w:bottom w:w="80" w:type="dxa"/>
+              <w:left w:w="120" w:type="dxa"/>
+              <w:right w:w="120" w:type="dxa"/>
+            </w:tcMar>
+            <w:vAlign w:val="center"/>
+          </w:tcPr>
+          <w:p>
+            <w:pPr>
+              <w:spacing w:after="0"/>
+            </w:pPr>
+            <w:r>
+              <w:rPr>
+                <w:color w:val="282C34"/>
+                <w:sz w:val="18"/>
+              </w:rPr>
+              <w:t>Infineon IDH12G65C6</w:t>
+            </w:r>
+          </w:p>
+        </w:tc>
+        <w:tc>
+          <w:tcPr>
+            <w:tcW w:type="dxa" w:w="1958"/>
+            <w:tcMar>
+              <w:top w:w="80" w:type="dxa"/>
+              <w:bottom w:w="80" w:type="dxa"/>
+              <w:left w:w="120" w:type="dxa"/>
+              <w:right w:w="120" w:type="dxa"/>
+            </w:tcMar>
+            <w:vAlign w:val="center"/>
+          </w:tcPr>
+          <w:p>
+            <w:pPr>
+              <w:spacing w:after="0"/>
+            </w:pPr>
+            <w:r>
+              <w:rPr>
+                <w:i/>
+                <w:color w:val="145AA0"/>
+                <w:sz w:val="18"/>
+              </w:rPr>
+              <w:t>V_{RRM = 650\,V, I_F = 12\,A, Q_c = 17\,nC, V_F = 1.35\,V</w:t>
+            </w:r>
+          </w:p>
+        </w:tc>
+        <w:tc>
+          <w:tcPr>
+            <w:tcW w:type="dxa" w:w="1958"/>
+            <w:tcMar>
+              <w:top w:w="80" w:type="dxa"/>
+              <w:bottom w:w="80" w:type="dxa"/>
+              <w:left w:w="120" w:type="dxa"/>
+              <w:right w:w="120" w:type="dxa"/>
+            </w:tcMar>
+            <w:vAlign w:val="center"/>
+          </w:tcPr>
+          <w:p>
+            <w:pPr>
+              <w:spacing w:after="0"/>
+            </w:pPr>
+            <w:r>
+              <w:rPr>
+                <w:color w:val="282C34"/>
+                <w:sz w:val="18"/>
+              </w:rPr>
+              <w:t>SiC Schottky eliminates diode reverse recovery snap-off, allowing smaller snubbers and higher efficiency.</w:t>
+            </w:r>
+          </w:p>
+        </w:tc>
+      </w:tr>
+      <w:tr>
+        <w:tc>
+          <w:tcPr>
+            <w:tcW w:type="dxa" w:w="1958"/>
+            <w:shd w:fill="F4F7F9"/>
+            <w:tcMar>
+              <w:top w:w="80" w:type="dxa"/>
+              <w:bottom w:w="80" w:type="dxa"/>
+              <w:left w:w="120" w:type="dxa"/>
+              <w:right w:w="120" w:type="dxa"/>
+            </w:tcMar>
+            <w:vAlign w:val="center"/>
+          </w:tcPr>
+          <w:p>
+            <w:pPr>
+              <w:spacing w:after="0"/>
+            </w:pPr>
+            <w:r>
+              <w:rPr>
+                <w:b/>
+                <w:color w:val="282C34"/>
+                <w:sz w:val="18"/>
+              </w:rPr>
+              <w:t>$L_o$</w:t>
+            </w:r>
+          </w:p>
+        </w:tc>
+        <w:tc>
+          <w:tcPr>
+            <w:tcW w:type="dxa" w:w="1958"/>
+            <w:shd w:fill="F4F7F9"/>
+            <w:tcMar>
+              <w:top w:w="80" w:type="dxa"/>
+              <w:bottom w:w="80" w:type="dxa"/>
+              <w:left w:w="120" w:type="dxa"/>
+              <w:right w:w="120" w:type="dxa"/>
+            </w:tcMar>
+            <w:vAlign w:val="center"/>
+          </w:tcPr>
+          <w:p>
+            <w:pPr>
+              <w:spacing w:after="0"/>
+            </w:pPr>
+            <w:r>
+              <w:rPr>
+                <w:color w:val="282C34"/>
+                <w:sz w:val="18"/>
+              </w:rPr>
+              <w:t>Output Filter Inductor</w:t>
+            </w:r>
+          </w:p>
+        </w:tc>
+        <w:tc>
+          <w:tcPr>
+            <w:tcW w:type="dxa" w:w="1958"/>
+            <w:shd w:fill="F4F7F9"/>
+            <w:tcMar>
+              <w:top w:w="80" w:type="dxa"/>
+              <w:bottom w:w="80" w:type="dxa"/>
+              <w:left w:w="120" w:type="dxa"/>
+              <w:right w:w="120" w:type="dxa"/>
+            </w:tcMar>
+            <w:vAlign w:val="center"/>
+          </w:tcPr>
+          <w:p>
+            <w:pPr>
+              <w:spacing w:after="0"/>
+            </w:pPr>
+            <w:r>
+              <w:rPr>
+                <w:color w:val="282C34"/>
+                <w:sz w:val="18"/>
+              </w:rPr>
+              <w:t>Coilcraft AGP4233-223ME</w:t>
+            </w:r>
+          </w:p>
+        </w:tc>
+        <w:tc>
+          <w:tcPr>
+            <w:tcW w:type="dxa" w:w="1958"/>
+            <w:shd w:fill="F4F7F9"/>
+            <w:tcMar>
+              <w:top w:w="80" w:type="dxa"/>
+              <w:bottom w:w="80" w:type="dxa"/>
+              <w:left w:w="120" w:type="dxa"/>
+              <w:right w:w="120" w:type="dxa"/>
+            </w:tcMar>
+            <w:vAlign w:val="center"/>
+          </w:tcPr>
+          <w:p>
+            <w:pPr>
+              <w:spacing w:after="0"/>
+            </w:pPr>
+            <w:r>
+              <w:rPr>
+                <w:i/>
+                <w:color w:val="145AA0"/>
+                <w:sz w:val="18"/>
+              </w:rPr>
+              <w:t>L = 22\,µH, I_{sat = 28\,A, I_{rms = 22\,A, DCR = 3.6\,m\Omega</w:t>
+            </w:r>
+          </w:p>
+        </w:tc>
+        <w:tc>
+          <w:tcPr>
+            <w:tcW w:type="dxa" w:w="1958"/>
+            <w:shd w:fill="F4F7F9"/>
+            <w:tcMar>
+              <w:top w:w="80" w:type="dxa"/>
+              <w:bottom w:w="80" w:type="dxa"/>
+              <w:left w:w="120" w:type="dxa"/>
+              <w:right w:w="120" w:type="dxa"/>
+            </w:tcMar>
+            <w:vAlign w:val="center"/>
+          </w:tcPr>
+          <w:p>
+            <w:pPr>
+              <w:spacing w:after="0"/>
+            </w:pPr>
+            <w:r>
+              <w:rPr>
+                <w:color w:val="282C34"/>
+                <w:sz w:val="18"/>
+              </w:rPr>
+              <w:t>Heavy edge-wound copper ribbon choke maintains CCM across entire active load spectrum.</w:t>
+            </w:r>
+          </w:p>
+        </w:tc>
+      </w:tr>
+      <w:tr>
+        <w:tc>
+          <w:tcPr>
+            <w:tcW w:type="dxa" w:w="1958"/>
+            <w:tcMar>
+              <w:top w:w="80" w:type="dxa"/>
+              <w:bottom w:w="80" w:type="dxa"/>
+              <w:left w:w="120" w:type="dxa"/>
+              <w:right w:w="120" w:type="dxa"/>
+            </w:tcMar>
+            <w:vAlign w:val="center"/>
+          </w:tcPr>
+          <w:p>
+            <w:pPr>
+              <w:spacing w:after="0"/>
+            </w:pPr>
+            <w:r>
+              <w:rPr>
+                <w:b/>
+                <w:color w:val="282C34"/>
+                <w:sz w:val="18"/>
+              </w:rPr>
+              <w:t>$C_{out,bulk}$</w:t>
+            </w:r>
+          </w:p>
+        </w:tc>
+        <w:tc>
+          <w:tcPr>
+            <w:tcW w:type="dxa" w:w="1958"/>
+            <w:tcMar>
+              <w:top w:w="80" w:type="dxa"/>
+              <w:bottom w:w="80" w:type="dxa"/>
+              <w:left w:w="120" w:type="dxa"/>
+              <w:right w:w="120" w:type="dxa"/>
+            </w:tcMar>
+            <w:vAlign w:val="center"/>
+          </w:tcPr>
+          <w:p>
+            <w:pPr>
+              <w:spacing w:after="0"/>
+            </w:pPr>
+            <w:r>
+              <w:rPr>
+                <w:color w:val="282C34"/>
+                <w:sz w:val="18"/>
+              </w:rPr>
+              <w:t>Output Bulk Capacitor</w:t>
+            </w:r>
+          </w:p>
+        </w:tc>
+        <w:tc>
+          <w:tcPr>
+            <w:tcW w:type="dxa" w:w="1958"/>
+            <w:tcMar>
+              <w:top w:w="80" w:type="dxa"/>
+              <w:bottom w:w="80" w:type="dxa"/>
+              <w:left w:w="120" w:type="dxa"/>
+              <w:right w:w="120" w:type="dxa"/>
+            </w:tcMar>
+            <w:vAlign w:val="center"/>
+          </w:tcPr>
+          <w:p>
+            <w:pPr>
+              <w:spacing w:after="0"/>
+            </w:pPr>
+            <w:r>
+              <w:rPr>
+                <w:color w:val="282C34"/>
+                <w:sz w:val="18"/>
+              </w:rPr>
+              <w:t>Panasonic 63SVPF220M</w:t>
+            </w:r>
+          </w:p>
+        </w:tc>
+        <w:tc>
+          <w:tcPr>
+            <w:tcW w:type="dxa" w:w="1958"/>
+            <w:tcMar>
+              <w:top w:w="80" w:type="dxa"/>
+              <w:bottom w:w="80" w:type="dxa"/>
+              <w:left w:w="120" w:type="dxa"/>
+              <w:right w:w="120" w:type="dxa"/>
+            </w:tcMar>
+            <w:vAlign w:val="center"/>
+          </w:tcPr>
+          <w:p>
+            <w:pPr>
+              <w:spacing w:after="0"/>
+            </w:pPr>
+            <w:r>
+              <w:rPr>
+                <w:i/>
+                <w:color w:val="145AA0"/>
+                <w:sz w:val="18"/>
+              </w:rPr>
+              <w:t>4 × 220\,µF, 63\,V, OS-CON Polymer, ESR = 12\,m\Omega</w:t>
+            </w:r>
+          </w:p>
+        </w:tc>
+        <w:tc>
+          <w:tcPr>
+            <w:tcW w:type="dxa" w:w="1958"/>
+            <w:tcMar>
+              <w:top w:w="80" w:type="dxa"/>
+              <w:bottom w:w="80" w:type="dxa"/>
+              <w:left w:w="120" w:type="dxa"/>
+              <w:right w:w="120" w:type="dxa"/>
+            </w:tcMar>
+            <w:vAlign w:val="center"/>
+          </w:tcPr>
+          <w:p>
+            <w:pPr>
+              <w:spacing w:after="0"/>
+            </w:pPr>
+            <w:r>
+              <w:rPr>
+                <w:color w:val="282C34"/>
+                <w:sz w:val="18"/>
+              </w:rPr>
+              <w:t>Low equivalent impedance (</w:t>
+            </w:r>
+            <w:r>
+              <w:rPr>
+                <w:i/>
+                <w:color w:val="145AA0"/>
+                <w:sz w:val="18"/>
+              </w:rPr>
+              <w:t>3\,m\Omega</w:t>
+            </w:r>
+            <w:r>
+              <w:rPr>
+                <w:color w:val="282C34"/>
+                <w:sz w:val="18"/>
+              </w:rPr>
+              <w:t xml:space="preserve">) absorbs inductor current ripple with </w:t>
+            </w:r>
+            <w:r>
+              <w:rPr>
+                <w:i/>
+                <w:color w:val="145AA0"/>
+                <w:sz w:val="18"/>
+              </w:rPr>
+              <w:t>&lt; 25\,mV</w:t>
+            </w:r>
+            <w:r>
+              <w:rPr>
+                <w:color w:val="282C34"/>
+                <w:sz w:val="18"/>
+              </w:rPr>
+              <w:t xml:space="preserve"> ripple.</w:t>
+            </w:r>
+          </w:p>
+        </w:tc>
+      </w:tr>
+      <w:tr>
+        <w:tc>
+          <w:tcPr>
+            <w:tcW w:type="dxa" w:w="1958"/>
+            <w:shd w:fill="F4F7F9"/>
+            <w:tcMar>
+              <w:top w:w="80" w:type="dxa"/>
+              <w:bottom w:w="80" w:type="dxa"/>
+              <w:left w:w="120" w:type="dxa"/>
+              <w:right w:w="120" w:type="dxa"/>
+            </w:tcMar>
+            <w:vAlign w:val="center"/>
+          </w:tcPr>
+          <w:p>
+            <w:pPr>
+              <w:spacing w:after="0"/>
+            </w:pPr>
+            <w:r>
+              <w:rPr>
+                <w:b/>
+                <w:color w:val="282C34"/>
+                <w:sz w:val="18"/>
+              </w:rPr>
+              <w:t>$U_1$ (Controller)</w:t>
+            </w:r>
+          </w:p>
+        </w:tc>
+        <w:tc>
+          <w:tcPr>
+            <w:tcW w:type="dxa" w:w="1958"/>
+            <w:shd w:fill="F4F7F9"/>
+            <w:tcMar>
+              <w:top w:w="80" w:type="dxa"/>
+              <w:bottom w:w="80" w:type="dxa"/>
+              <w:left w:w="120" w:type="dxa"/>
+              <w:right w:w="120" w:type="dxa"/>
+            </w:tcMar>
+            <w:vAlign w:val="center"/>
+          </w:tcPr>
+          <w:p>
+            <w:pPr>
+              <w:spacing w:after="0"/>
+            </w:pPr>
+            <w:r>
+              <w:rPr>
+                <w:color w:val="282C34"/>
+                <w:sz w:val="18"/>
+              </w:rPr>
+              <w:t>Phase-Shifted PWM IC</w:t>
+            </w:r>
+          </w:p>
+        </w:tc>
+        <w:tc>
+          <w:tcPr>
+            <w:tcW w:type="dxa" w:w="1958"/>
+            <w:shd w:fill="F4F7F9"/>
+            <w:tcMar>
+              <w:top w:w="80" w:type="dxa"/>
+              <w:bottom w:w="80" w:type="dxa"/>
+              <w:left w:w="120" w:type="dxa"/>
+              <w:right w:w="120" w:type="dxa"/>
+            </w:tcMar>
+            <w:vAlign w:val="center"/>
+          </w:tcPr>
+          <w:p>
+            <w:pPr>
+              <w:spacing w:after="0"/>
+            </w:pPr>
+            <w:r>
+              <w:rPr>
+                <w:color w:val="282C34"/>
+                <w:sz w:val="18"/>
+              </w:rPr>
+              <w:t>TI UCC28951-Q1</w:t>
+            </w:r>
+          </w:p>
+        </w:tc>
+        <w:tc>
+          <w:tcPr>
+            <w:tcW w:type="dxa" w:w="1958"/>
+            <w:shd w:fill="F4F7F9"/>
+            <w:tcMar>
+              <w:top w:w="80" w:type="dxa"/>
+              <w:bottom w:w="80" w:type="dxa"/>
+              <w:left w:w="120" w:type="dxa"/>
+              <w:right w:w="120" w:type="dxa"/>
+            </w:tcMar>
+            <w:vAlign w:val="center"/>
+          </w:tcPr>
+          <w:p>
+            <w:pPr>
+              <w:spacing w:after="0"/>
+            </w:pPr>
+            <w:r>
+              <w:rPr>
+                <w:color w:val="282C34"/>
+                <w:sz w:val="18"/>
+              </w:rPr>
+              <w:t>Advanced ZVS controller with adaptive delay, sync rect drive</w:t>
+            </w:r>
+          </w:p>
+        </w:tc>
+        <w:tc>
+          <w:tcPr>
+            <w:tcW w:type="dxa" w:w="1958"/>
+            <w:shd w:fill="F4F7F9"/>
+            <w:tcMar>
+              <w:top w:w="80" w:type="dxa"/>
+              <w:bottom w:w="80" w:type="dxa"/>
+              <w:left w:w="120" w:type="dxa"/>
+              <w:right w:w="120" w:type="dxa"/>
+            </w:tcMar>
+            <w:vAlign w:val="center"/>
+          </w:tcPr>
+          <w:p>
+            <w:pPr>
+              <w:spacing w:after="0"/>
+            </w:pPr>
+            <w:r>
+              <w:rPr>
+                <w:color w:val="282C34"/>
+                <w:sz w:val="18"/>
+              </w:rPr>
+              <w:t>Independent programmable dead-time control for leading and lagging legs.</w:t>
             </w:r>
           </w:p>
         </w:tc>

--- a/vvdn/converters/dc-dc/isolated/full-bridge-converter.docx
+++ b/vvdn/converters/dc-dc/isolated/full-bridge-converter.docx
@@ -54,22 +54,7 @@
           <w:color w:val="282C34"/>
           <w:sz w:val="21"/>
         </w:rPr>
-        <w:t xml:space="preserve"> converter. It covers bipolar transformer utilization, leading-leg vs. lagging-leg commutation physics, duty-cycle loss (</w:t>
-      </w:r>
-      <w:r>
-        <w:rPr>
-          <w:i/>
-          <w:color w:val="145AA0"/>
-          <w:sz w:val="21"/>
-        </w:rPr>
-        <w:t>\Delta D</w:t>
-      </w:r>
-      <w:r>
-        <w:rPr>
-          <w:color w:val="282C34"/>
-          <w:sz w:val="21"/>
-        </w:rPr>
-        <w:t>), secondary diode voltage ringing suppression, and practical design equations for kilowatts-scale power supplies.</w:t>
+        <w:t xml:space="preserve"> converter. It covers bipolar transformer utilization, leading-leg vs. lagging-leg commutation physics, duty-cycle loss (Δ D), secondary diode voltage ringing suppression, and practical design equations for kilowatts-scale power supplies.</w:t>
       </w:r>
     </w:p>
     <w:p>
@@ -558,48 +543,10 @@
             </w:pPr>
             <w:r>
               <w:rPr>
-                <w:i/>
-                <w:color w:val="145AA0"/>
-                <w:sz w:val="18"/>
-              </w:rPr>
-              <w:t>C_{bus</w:t>
-            </w:r>
-            <w:r>
-              <w:rPr>
                 <w:color w:val="282C34"/>
                 <w:sz w:val="18"/>
               </w:rPr>
-              <w:t xml:space="preserve"> (+), </w:t>
-            </w:r>
-            <w:r>
-              <w:rPr>
-                <w:i/>
-                <w:color w:val="145AA0"/>
-                <w:sz w:val="18"/>
-              </w:rPr>
-              <w:t>Q_1</w:t>
-            </w:r>
-            <w:r>
-              <w:rPr>
-                <w:color w:val="282C34"/>
-                <w:sz w:val="18"/>
-              </w:rPr>
-              <w:t xml:space="preserve"> Drain, </w:t>
-            </w:r>
-            <w:r>
-              <w:rPr>
-                <w:i/>
-                <w:color w:val="145AA0"/>
-                <w:sz w:val="18"/>
-              </w:rPr>
-              <w:t>Q_3</w:t>
-            </w:r>
-            <w:r>
-              <w:rPr>
-                <w:color w:val="282C34"/>
-                <w:sz w:val="18"/>
-              </w:rPr>
-              <w:t xml:space="preserve"> Drain</w:t>
+              <w:t>C_bus (+), Q_1 Drain, Q_3 Drain</w:t>
             </w:r>
           </w:p>
         </w:tc>
@@ -697,33 +644,10 @@
             </w:pPr>
             <w:r>
               <w:rPr>
-                <w:i/>
-                <w:color w:val="145AA0"/>
-                <w:sz w:val="18"/>
-              </w:rPr>
-              <w:t>Q_1</w:t>
-            </w:r>
-            <w:r>
-              <w:rPr>
                 <w:color w:val="282C34"/>
                 <w:sz w:val="18"/>
               </w:rPr>
-              <w:t xml:space="preserve"> Source, </w:t>
-            </w:r>
-            <w:r>
-              <w:rPr>
-                <w:i/>
-                <w:color w:val="145AA0"/>
-                <w:sz w:val="18"/>
-              </w:rPr>
-              <w:t>Q_2</w:t>
-            </w:r>
-            <w:r>
-              <w:rPr>
-                <w:color w:val="282C34"/>
-                <w:sz w:val="18"/>
-              </w:rPr>
-              <w:t xml:space="preserve"> Drain</w:t>
+              <w:t>Q_1 Source, Q_2 Drain</w:t>
             </w:r>
           </w:p>
         </w:tc>
@@ -748,22 +672,7 @@
                 <w:color w:val="282C34"/>
                 <w:sz w:val="18"/>
               </w:rPr>
-              <w:t xml:space="preserve">Shim Inductor </w:t>
-            </w:r>
-            <w:r>
-              <w:rPr>
-                <w:i/>
-                <w:color w:val="145AA0"/>
-                <w:sz w:val="18"/>
-              </w:rPr>
-              <w:t>L_{shim</w:t>
-            </w:r>
-            <w:r>
-              <w:rPr>
-                <w:color w:val="282C34"/>
-                <w:sz w:val="18"/>
-              </w:rPr>
-              <w:t xml:space="preserve"> Pin 1</w:t>
+              <w:t>Shim Inductor L_shim Pin 1</w:t>
             </w:r>
           </w:p>
         </w:tc>
@@ -813,37 +722,7 @@
                 <w:color w:val="282C34"/>
                 <w:sz w:val="18"/>
               </w:rPr>
-              <w:t xml:space="preserve">Driven by </w:t>
-            </w:r>
-            <w:r>
-              <w:rPr>
-                <w:i/>
-                <w:color w:val="145AA0"/>
-                <w:sz w:val="18"/>
-              </w:rPr>
-              <w:t>50\%</w:t>
-            </w:r>
-            <w:r>
-              <w:rPr>
-                <w:color w:val="282C34"/>
-                <w:sz w:val="18"/>
-              </w:rPr>
-              <w:t xml:space="preserve"> complementary PWM with fixed dead-time (</w:t>
-            </w:r>
-            <w:r>
-              <w:rPr>
-                <w:i/>
-                <w:color w:val="145AA0"/>
-                <w:sz w:val="18"/>
-              </w:rPr>
-              <w:t>t_{dead \approx 200\,ns</w:t>
-            </w:r>
-            <w:r>
-              <w:rPr>
-                <w:color w:val="282C34"/>
-                <w:sz w:val="18"/>
-              </w:rPr>
-              <w:t>).</w:t>
+              <w:t>Driven by 50\% complementary PWM with fixed dead-time (t_dead ≈ 200 ns).</w:t>
             </w:r>
           </w:p>
         </w:tc>
@@ -891,33 +770,10 @@
             </w:pPr>
             <w:r>
               <w:rPr>
-                <w:i/>
-                <w:color w:val="145AA0"/>
-                <w:sz w:val="18"/>
-              </w:rPr>
-              <w:t>Q_3</w:t>
-            </w:r>
-            <w:r>
-              <w:rPr>
                 <w:color w:val="282C34"/>
                 <w:sz w:val="18"/>
               </w:rPr>
-              <w:t xml:space="preserve"> Source, </w:t>
-            </w:r>
-            <w:r>
-              <w:rPr>
-                <w:i/>
-                <w:color w:val="145AA0"/>
-                <w:sz w:val="18"/>
-              </w:rPr>
-              <w:t>Q_4</w:t>
-            </w:r>
-            <w:r>
-              <w:rPr>
-                <w:color w:val="282C34"/>
-                <w:sz w:val="18"/>
-              </w:rPr>
-              <w:t xml:space="preserve"> Drain</w:t>
+              <w:t>Q_3 Source, Q_4 Drain</w:t>
             </w:r>
           </w:p>
         </w:tc>
@@ -941,22 +797,7 @@
                 <w:color w:val="282C34"/>
                 <w:sz w:val="18"/>
               </w:rPr>
-              <w:t xml:space="preserve">Transformer Primary </w:t>
-            </w:r>
-            <w:r>
-              <w:rPr>
-                <w:i/>
-                <w:color w:val="145AA0"/>
-                <w:sz w:val="18"/>
-              </w:rPr>
-              <w:t>N_p</w:t>
-            </w:r>
-            <w:r>
-              <w:rPr>
-                <w:color w:val="282C34"/>
-                <w:sz w:val="18"/>
-              </w:rPr>
-              <w:t xml:space="preserve"> Pin 2</w:t>
+              <w:t>Transformer Primary N_p Pin 2</w:t>
             </w:r>
           </w:p>
         </w:tc>
@@ -1004,37 +845,7 @@
                 <w:color w:val="282C34"/>
                 <w:sz w:val="18"/>
               </w:rPr>
-              <w:t xml:space="preserve">Phase-shifted by angle </w:t>
-            </w:r>
-            <w:r>
-              <w:rPr>
-                <w:i/>
-                <w:color w:val="145AA0"/>
-                <w:sz w:val="18"/>
-              </w:rPr>
-              <w:t>\phi</w:t>
-            </w:r>
-            <w:r>
-              <w:rPr>
-                <w:color w:val="282C34"/>
-                <w:sz w:val="18"/>
-              </w:rPr>
-              <w:t xml:space="preserve"> relative to Leg A; achieves ZVS using energy stored in </w:t>
-            </w:r>
-            <w:r>
-              <w:rPr>
-                <w:i/>
-                <w:color w:val="145AA0"/>
-                <w:sz w:val="18"/>
-              </w:rPr>
-              <w:t>L_{shim</w:t>
-            </w:r>
-            <w:r>
-              <w:rPr>
-                <w:color w:val="282C34"/>
-                <w:sz w:val="18"/>
-              </w:rPr>
-              <w:t>.</w:t>
+              <w:t>Phase-shifted by angle φ relative to Leg A; achieves ZVS using energy stored in L_shim.</w:t>
             </w:r>
           </w:p>
         </w:tc>
@@ -1087,22 +898,7 @@
                 <w:color w:val="282C34"/>
                 <w:sz w:val="18"/>
               </w:rPr>
-              <w:t xml:space="preserve">Shim Inductor </w:t>
-            </w:r>
-            <w:r>
-              <w:rPr>
-                <w:i/>
-                <w:color w:val="145AA0"/>
-                <w:sz w:val="18"/>
-              </w:rPr>
-              <w:t>L_{shim</w:t>
-            </w:r>
-            <w:r>
-              <w:rPr>
-                <w:color w:val="282C34"/>
-                <w:sz w:val="18"/>
-              </w:rPr>
-              <w:t xml:space="preserve"> Pin 2</w:t>
+              <w:t>Shim Inductor L_shim Pin 2</w:t>
             </w:r>
           </w:p>
         </w:tc>
@@ -1127,22 +923,7 @@
                 <w:color w:val="282C34"/>
                 <w:sz w:val="18"/>
               </w:rPr>
-              <w:t xml:space="preserve">Series DC Blocking Cap </w:t>
-            </w:r>
-            <w:r>
-              <w:rPr>
-                <w:i/>
-                <w:color w:val="145AA0"/>
-                <w:sz w:val="18"/>
-              </w:rPr>
-              <w:t>C_b</w:t>
-            </w:r>
-            <w:r>
-              <w:rPr>
-                <w:color w:val="282C34"/>
-                <w:sz w:val="18"/>
-              </w:rPr>
-              <w:t>, Current Transformer CT1</w:t>
+              <w:t>Series DC Blocking Cap C_b, Current Transformer CT1</w:t>
             </w:r>
           </w:p>
         </w:tc>
@@ -1189,33 +970,10 @@
             </w:pPr>
             <w:r>
               <w:rPr>
-                <w:i/>
-                <w:color w:val="145AA0"/>
-                <w:sz w:val="18"/>
-              </w:rPr>
-              <w:t>L_{shim</w:t>
-            </w:r>
-            <w:r>
-              <w:rPr>
                 <w:color w:val="282C34"/>
                 <w:sz w:val="18"/>
               </w:rPr>
-              <w:t xml:space="preserve"> supplements transformer leakage inductance to ensure ZVS down to </w:t>
-            </w:r>
-            <w:r>
-              <w:rPr>
-                <w:i/>
-                <w:color w:val="145AA0"/>
-                <w:sz w:val="18"/>
-              </w:rPr>
-              <w:t>20\%</w:t>
-            </w:r>
-            <w:r>
-              <w:rPr>
-                <w:color w:val="282C34"/>
-                <w:sz w:val="18"/>
-              </w:rPr>
-              <w:t xml:space="preserve"> light load.</w:t>
+              <w:t>L_shim supplements transformer leakage inductance to ensure ZVS down to 20\% light load.</w:t>
             </w:r>
           </w:p>
         </w:tc>
@@ -1266,22 +1024,7 @@
                 <w:color w:val="282C34"/>
                 <w:sz w:val="18"/>
               </w:rPr>
-              <w:t xml:space="preserve">SiC Diodes </w:t>
-            </w:r>
-            <w:r>
-              <w:rPr>
-                <w:i/>
-                <w:color w:val="145AA0"/>
-                <w:sz w:val="18"/>
-              </w:rPr>
-              <w:t>D_1, D_2</w:t>
-            </w:r>
-            <w:r>
-              <w:rPr>
-                <w:color w:val="282C34"/>
-                <w:sz w:val="18"/>
-              </w:rPr>
-              <w:t xml:space="preserve"> Common Cathodes</w:t>
+              <w:t>SiC Diodes D_1, D_2 Common Cathodes</w:t>
             </w:r>
           </w:p>
         </w:tc>
@@ -1305,22 +1048,7 @@
                 <w:color w:val="282C34"/>
                 <w:sz w:val="18"/>
               </w:rPr>
-              <w:t xml:space="preserve">Output Filter Choke </w:t>
-            </w:r>
-            <w:r>
-              <w:rPr>
-                <w:i/>
-                <w:color w:val="145AA0"/>
-                <w:sz w:val="18"/>
-              </w:rPr>
-              <w:t>L_o</w:t>
-            </w:r>
-            <w:r>
-              <w:rPr>
-                <w:color w:val="282C34"/>
-                <w:sz w:val="18"/>
-              </w:rPr>
-              <w:t xml:space="preserve"> Pin 1, Snubber</w:t>
+              <w:t>Output Filter Choke L_o Pin 1, Snubber</w:t>
             </w:r>
           </w:p>
         </w:tc>
@@ -1368,22 +1096,7 @@
                 <w:color w:val="282C34"/>
                 <w:sz w:val="18"/>
               </w:rPr>
-              <w:t xml:space="preserve">Operating frequency is </w:t>
-            </w:r>
-            <w:r>
-              <w:rPr>
-                <w:i/>
-                <w:color w:val="145AA0"/>
-                <w:sz w:val="18"/>
-              </w:rPr>
-              <w:t>2 f_s = 200\,kHz</w:t>
-            </w:r>
-            <w:r>
-              <w:rPr>
-                <w:color w:val="282C34"/>
-                <w:sz w:val="18"/>
-              </w:rPr>
-              <w:t>; SiC diodes eliminate reverse-recovery voltage overshoot.</w:t>
+              <w:t>Operating frequency is 2 f_s = 200 kHz; SiC diodes eliminate reverse-recovery voltage overshoot.</w:t>
             </w:r>
           </w:p>
         </w:tc>
@@ -1436,22 +1149,7 @@
                 <w:color w:val="282C34"/>
                 <w:sz w:val="18"/>
               </w:rPr>
-              <w:t xml:space="preserve">Output Choke </w:t>
-            </w:r>
-            <w:r>
-              <w:rPr>
-                <w:i/>
-                <w:color w:val="145AA0"/>
-                <w:sz w:val="18"/>
-              </w:rPr>
-              <w:t>L_o</w:t>
-            </w:r>
-            <w:r>
-              <w:rPr>
-                <w:color w:val="282C34"/>
-                <w:sz w:val="18"/>
-              </w:rPr>
-              <w:t xml:space="preserve"> Pin 2</w:t>
+              <w:t>Output Choke L_o Pin 2</w:t>
             </w:r>
           </w:p>
         </w:tc>
@@ -1473,18 +1171,10 @@
             </w:pPr>
             <w:r>
               <w:rPr>
-                <w:i/>
-                <w:color w:val="145AA0"/>
-                <w:sz w:val="18"/>
-              </w:rPr>
-              <w:t>C_{out</w:t>
-            </w:r>
-            <w:r>
-              <w:rPr>
                 <w:color w:val="282C34"/>
                 <w:sz w:val="18"/>
               </w:rPr>
-              <w:t xml:space="preserve"> bank (+), Feedback network, Load (+)</w:t>
+              <w:t>C_out bank (+), Feedback network, Load (+)</w:t>
             </w:r>
           </w:p>
         </w:tc>
@@ -1606,18 +1296,10 @@
             </w:pPr>
             <w:r>
               <w:rPr>
-                <w:i/>
-                <w:color w:val="145AA0"/>
-                <w:sz w:val="18"/>
-              </w:rPr>
-              <w:t>C_{out</w:t>
-            </w:r>
-            <w:r>
-              <w:rPr>
                 <w:color w:val="282C34"/>
                 <w:sz w:val="18"/>
               </w:rPr>
-              <w:t xml:space="preserve"> bank (-), Secondary Return</w:t>
+              <w:t>C_out bank (-), Secondary Return</w:t>
             </w:r>
           </w:p>
         </w:tc>
@@ -1665,22 +1347,7 @@
                 <w:color w:val="282C34"/>
                 <w:sz w:val="18"/>
               </w:rPr>
-              <w:t>Carries total load return current (</w:t>
-            </w:r>
-            <w:r>
-              <w:rPr>
-                <w:i/>
-                <w:color w:val="145AA0"/>
-                <w:sz w:val="18"/>
-              </w:rPr>
-              <w:t>20\,A</w:t>
-            </w:r>
-            <w:r>
-              <w:rPr>
-                <w:color w:val="282C34"/>
-                <w:sz w:val="18"/>
-              </w:rPr>
-              <w:t>).</w:t>
+              <w:t>Carries total load return current (20 A).</w:t>
             </w:r>
           </w:p>
         </w:tc>
@@ -1875,7 +1542,7 @@
                 <w:color w:val="282C34"/>
                 <w:sz w:val="18"/>
               </w:rPr>
-              <w:t>$Q_1 \dots Q_4$</w:t>
+              <w:t>Q_1 ... Q_4</w:t>
             </w:r>
           </w:p>
         </w:tc>
@@ -1944,11 +1611,10 @@
             </w:pPr>
             <w:r>
               <w:rPr>
-                <w:i/>
-                <w:color w:val="145AA0"/>
+                <w:color w:val="282C34"/>
                 <w:sz w:val="18"/>
               </w:rPr>
-              <w:t>V_{DS = 650\,V, I_D = 60\,A, R_{DS(on) = 45\,m\Omega, C_{oss = 160\,pF</w:t>
+              <w:t>V_DS = 650 V, I_D = 60 A, R_DS(on) = 45 mΩ, C_oss = 160 pF</w:t>
             </w:r>
           </w:p>
         </w:tc>
@@ -1972,37 +1638,7 @@
                 <w:color w:val="282C34"/>
                 <w:sz w:val="18"/>
               </w:rPr>
-              <w:t xml:space="preserve">Low </w:t>
-            </w:r>
-            <w:r>
-              <w:rPr>
-                <w:i/>
-                <w:color w:val="145AA0"/>
-                <w:sz w:val="18"/>
-              </w:rPr>
-              <w:t>R_{DS(on)</w:t>
-            </w:r>
-            <w:r>
-              <w:rPr>
-                <w:color w:val="282C34"/>
-                <w:sz w:val="18"/>
-              </w:rPr>
-              <w:t xml:space="preserve"> and well-defined output capacitance </w:t>
-            </w:r>
-            <w:r>
-              <w:rPr>
-                <w:i/>
-                <w:color w:val="145AA0"/>
-                <w:sz w:val="18"/>
-              </w:rPr>
-              <w:t>C_{oss</w:t>
-            </w:r>
-            <w:r>
-              <w:rPr>
-                <w:color w:val="282C34"/>
-                <w:sz w:val="18"/>
-              </w:rPr>
-              <w:t xml:space="preserve"> enable complete ZVS discharge during dead-time.</w:t>
+              <w:t>Low R_DS(on) and well-defined output capacitance C_oss enable complete ZVS discharge during dead-time.</w:t>
             </w:r>
           </w:p>
         </w:tc>
@@ -2030,7 +1666,7 @@
                 <w:color w:val="282C34"/>
                 <w:sz w:val="18"/>
               </w:rPr>
-              <w:t>$L_{shim}$</w:t>
+              <w:t>L_shim</w:t>
             </w:r>
           </w:p>
         </w:tc>
@@ -2102,11 +1738,10 @@
             </w:pPr>
             <w:r>
               <w:rPr>
-                <w:i/>
-                <w:color w:val="145AA0"/>
+                <w:color w:val="282C34"/>
                 <w:sz w:val="18"/>
               </w:rPr>
-              <w:t>L = 8.5\,µH, I_{sat = 22\,A, I_{rms = 16\,A, DCR = 3.2\,m\Omega</w:t>
+              <w:t>L = 8.5 µH, I_sat = 22 A, I_rms = 16 A, DCR = 3.2 mΩ</w:t>
             </w:r>
           </w:p>
         </w:tc>
@@ -2158,7 +1793,7 @@
                 <w:color w:val="282C34"/>
                 <w:sz w:val="18"/>
               </w:rPr>
-              <w:t>$C_b$</w:t>
+              <w:t>C_b</w:t>
             </w:r>
           </w:p>
         </w:tc>
@@ -2227,11 +1862,10 @@
             </w:pPr>
             <w:r>
               <w:rPr>
-                <w:i/>
-                <w:color w:val="145AA0"/>
+                <w:color w:val="282C34"/>
                 <w:sz w:val="18"/>
               </w:rPr>
-              <w:t>0.22\,µF, 700\,V_{DC, Metallized Polypropylene</w:t>
+              <w:t>0.22 µF, 700 V_DC, Metallized Polypropylene</w:t>
             </w:r>
           </w:p>
         </w:tc>
@@ -2283,7 +1917,7 @@
                 <w:color w:val="282C34"/>
                 <w:sz w:val="18"/>
               </w:rPr>
-              <w:t>$T_1$</w:t>
+              <w:t>T_1</w:t>
             </w:r>
           </w:p>
         </w:tc>
@@ -2358,15 +1992,7 @@
                 <w:color w:val="282C34"/>
                 <w:sz w:val="18"/>
               </w:rPr>
-              <w:t xml:space="preserve">Turns: </w:t>
-            </w:r>
-            <w:r>
-              <w:rPr>
-                <w:i/>
-                <w:color w:val="145AA0"/>
-                <w:sz w:val="18"/>
-              </w:rPr>
-              <w:t>16:(3+3), L_m = 2.4\,mH, L_{lk = 1.5\,µH</w:t>
+              <w:t>Turns: 16:(3+3), L_m = 2.4 mH, L_lk = 1.5 µH</w:t>
             </w:r>
           </w:p>
         </w:tc>
@@ -2418,7 +2044,7 @@
                 <w:color w:val="282C34"/>
                 <w:sz w:val="18"/>
               </w:rPr>
-              <w:t>$D_1, D_2$</w:t>
+              <w:t>D_1, D_2</w:t>
             </w:r>
           </w:p>
         </w:tc>
@@ -2487,11 +2113,10 @@
             </w:pPr>
             <w:r>
               <w:rPr>
-                <w:i/>
-                <w:color w:val="145AA0"/>
+                <w:color w:val="282C34"/>
                 <w:sz w:val="18"/>
               </w:rPr>
-              <w:t>V_{RRM = 650\,V, I_F = 12\,A, Q_c = 17\,nC, V_F = 1.35\,V</w:t>
+              <w:t>V_RRM = 650 V, I_F = 12 A, Q_c = 17 nC, V_F = 1.35 V</w:t>
             </w:r>
           </w:p>
         </w:tc>
@@ -2543,7 +2168,7 @@
                 <w:color w:val="282C34"/>
                 <w:sz w:val="18"/>
               </w:rPr>
-              <w:t>$L_o$</w:t>
+              <w:t>L_o</w:t>
             </w:r>
           </w:p>
         </w:tc>
@@ -2615,11 +2240,10 @@
             </w:pPr>
             <w:r>
               <w:rPr>
-                <w:i/>
-                <w:color w:val="145AA0"/>
+                <w:color w:val="282C34"/>
                 <w:sz w:val="18"/>
               </w:rPr>
-              <w:t>L = 22\,µH, I_{sat = 28\,A, I_{rms = 22\,A, DCR = 3.6\,m\Omega</w:t>
+              <w:t>L = 22 µH, I_sat = 28 A, I_rms = 22 A, DCR = 3.6 mΩ</w:t>
             </w:r>
           </w:p>
         </w:tc>
@@ -2671,7 +2295,7 @@
                 <w:color w:val="282C34"/>
                 <w:sz w:val="18"/>
               </w:rPr>
-              <w:t>$C_{out,bulk}$</w:t>
+              <w:t>C_out,bulk</w:t>
             </w:r>
           </w:p>
         </w:tc>
@@ -2740,11 +2364,10 @@
             </w:pPr>
             <w:r>
               <w:rPr>
-                <w:i/>
-                <w:color w:val="145AA0"/>
+                <w:color w:val="282C34"/>
                 <w:sz w:val="18"/>
               </w:rPr>
-              <w:t>4 × 220\,µF, 63\,V, OS-CON Polymer, ESR = 12\,m\Omega</w:t>
+              <w:t>4 * 220 µF, 63 V, OS-CON Polymer, ESR = 12 mΩ</w:t>
             </w:r>
           </w:p>
         </w:tc>
@@ -2768,37 +2391,7 @@
                 <w:color w:val="282C34"/>
                 <w:sz w:val="18"/>
               </w:rPr>
-              <w:t>Low equivalent impedance (</w:t>
-            </w:r>
-            <w:r>
-              <w:rPr>
-                <w:i/>
-                <w:color w:val="145AA0"/>
-                <w:sz w:val="18"/>
-              </w:rPr>
-              <w:t>3\,m\Omega</w:t>
-            </w:r>
-            <w:r>
-              <w:rPr>
-                <w:color w:val="282C34"/>
-                <w:sz w:val="18"/>
-              </w:rPr>
-              <w:t xml:space="preserve">) absorbs inductor current ripple with </w:t>
-            </w:r>
-            <w:r>
-              <w:rPr>
-                <w:i/>
-                <w:color w:val="145AA0"/>
-                <w:sz w:val="18"/>
-              </w:rPr>
-              <w:t>&lt; 25\,mV</w:t>
-            </w:r>
-            <w:r>
-              <w:rPr>
-                <w:color w:val="282C34"/>
-                <w:sz w:val="18"/>
-              </w:rPr>
-              <w:t xml:space="preserve"> ripple.</w:t>
+              <w:t>Low equivalent impedance (3 mΩ) absorbs inductor current ripple with &lt; 25 mV ripple.</w:t>
             </w:r>
           </w:p>
         </w:tc>
@@ -2826,7 +2419,7 @@
                 <w:color w:val="282C34"/>
                 <w:sz w:val="18"/>
               </w:rPr>
-              <w:t>$U_1$ (Controller)</w:t>
+              <w:t>U_1 (Controller)</w:t>
             </w:r>
           </w:p>
         </w:tc>
@@ -2965,67 +2558,22 @@
           <w:color w:val="282C34"/>
           <w:sz w:val="21"/>
         </w:rPr>
-        <w:t xml:space="preserve">: Diagonal switch pairs (Q1-Q4 and Q2-Q3) are driven simultaneously via conventional pulse-width modulation (PWM). Turn-on and turn-off occur at high </w:t>
+        <w:t xml:space="preserve">: Diagonal switch pairs (Q1-Q4 and Q2-Q3) are driven simultaneously via conventional pulse-width modulation (PWM). Turn-on and turn-off occur at high V_DS and high I_D, leading to severe switching losses (E_sw proportional to f_s </w:t>
       </w:r>
       <w:r>
         <w:rPr>
           <w:i/>
-          <w:color w:val="145AA0"/>
+          <w:color w:val="282C34"/>
           <w:sz w:val="21"/>
         </w:rPr>
-        <w:t>V_{DS</w:t>
+        <w:t xml:space="preserve"> V_in^2 </w:t>
       </w:r>
       <w:r>
         <w:rPr>
           <w:color w:val="282C34"/>
           <w:sz w:val="21"/>
         </w:rPr>
-        <w:t xml:space="preserve"> and high </w:t>
-      </w:r>
-      <w:r>
-        <w:rPr>
-          <w:i/>
-          <w:color w:val="145AA0"/>
-          <w:sz w:val="21"/>
-        </w:rPr>
-        <w:t>I_D</w:t>
-      </w:r>
-      <w:r>
-        <w:rPr>
-          <w:color w:val="282C34"/>
-          <w:sz w:val="21"/>
-        </w:rPr>
-        <w:t>, leading to severe switching losses (</w:t>
-      </w:r>
-      <w:r>
-        <w:rPr>
-          <w:i/>
-          <w:color w:val="145AA0"/>
-          <w:sz w:val="21"/>
-        </w:rPr>
-        <w:t>E_{sw \propto f_s \cdot V_{in^2 \cdot I</w:t>
-      </w:r>
-      <w:r>
-        <w:rPr>
-          <w:color w:val="282C34"/>
-          <w:sz w:val="21"/>
-        </w:rPr>
-        <w:t xml:space="preserve">), preventing operation above </w:t>
-      </w:r>
-      <w:r>
-        <w:rPr>
-          <w:i/>
-          <w:color w:val="145AA0"/>
-          <w:sz w:val="21"/>
-        </w:rPr>
-        <w:t>50\,kHz</w:t>
-      </w:r>
-      <w:r>
-        <w:rPr>
-          <w:color w:val="282C34"/>
-          <w:sz w:val="21"/>
-        </w:rPr>
-        <w:t>.</w:t>
+        <w:t xml:space="preserve"> I), preventing operation above 50 kHz.</w:t>
       </w:r>
     </w:p>
     <w:p>
@@ -3047,22 +2595,7 @@
           <w:color w:val="282C34"/>
           <w:sz w:val="21"/>
         </w:rPr>
-        <w:t xml:space="preserve">: Each bridge leg operates at a fixed </w:t>
-      </w:r>
-      <w:r>
-        <w:rPr>
-          <w:i/>
-          <w:color w:val="145AA0"/>
-          <w:sz w:val="21"/>
-        </w:rPr>
-        <w:t>\approx 50\%</w:t>
-      </w:r>
-      <w:r>
-        <w:rPr>
-          <w:color w:val="282C34"/>
-          <w:sz w:val="21"/>
-        </w:rPr>
-        <w:t xml:space="preserve"> duty cycle with a small dead-time. Voltage regulation is achieved by </w:t>
+        <w:t xml:space="preserve">: Each bridge leg operates at a fixed ≈ 50\% duty cycle with a small dead-time. Voltage regulation is achieved by </w:t>
       </w:r>
       <w:r>
         <w:rPr>
@@ -3077,37 +2610,7 @@
           <w:color w:val="282C34"/>
           <w:sz w:val="21"/>
         </w:rPr>
-        <w:t xml:space="preserve"> of Leg B (Lagging Leg: Q3/Q4) relative to Leg A (Leading Leg: Q1/Q2). The primary leakage inductance (</w:t>
-      </w:r>
-      <w:r>
-        <w:rPr>
-          <w:i/>
-          <w:color w:val="145AA0"/>
-          <w:sz w:val="21"/>
-        </w:rPr>
-        <w:t>L_{lk</w:t>
-      </w:r>
-      <w:r>
-        <w:rPr>
-          <w:color w:val="282C34"/>
-          <w:sz w:val="21"/>
-        </w:rPr>
-        <w:t>) and MOSFET parasitic output capacitances (</w:t>
-      </w:r>
-      <w:r>
-        <w:rPr>
-          <w:i/>
-          <w:color w:val="145AA0"/>
-          <w:sz w:val="21"/>
-        </w:rPr>
-        <w:t>C_{oss</w:t>
-      </w:r>
-      <w:r>
-        <w:rPr>
-          <w:color w:val="282C34"/>
-          <w:sz w:val="21"/>
-        </w:rPr>
-        <w:t xml:space="preserve">) are utilized to achieve </w:t>
+        <w:t xml:space="preserve"> of Leg B (Lagging Leg: Q3/Q4) relative to Leg A (Leading Leg: Q1/Q2). The primary leakage inductance (L_lk) and MOSFET parasitic output capacitances (C_oss) are utilized to achieve </w:t>
       </w:r>
       <w:r>
         <w:rPr>
@@ -3253,104 +2756,14 @@
           <w:color w:val="282C34"/>
           <w:sz w:val="21"/>
         </w:rPr>
-        <w:t>Power Delivery Interval ($Q_1, Q_4$ ON)</w:t>
+        <w:t>Power Delivery Interval (Q_1, Q_4 ON)</w:t>
       </w:r>
       <w:r>
         <w:rPr>
           <w:color w:val="282C34"/>
           <w:sz w:val="21"/>
         </w:rPr>
-        <w:t xml:space="preserve">: </w:t>
-      </w:r>
-      <w:r>
-        <w:rPr>
-          <w:i/>
-          <w:color w:val="145AA0"/>
-          <w:sz w:val="21"/>
-        </w:rPr>
-        <w:t>V_{AB = +V_{IN</w:t>
-      </w:r>
-      <w:r>
-        <w:rPr>
-          <w:color w:val="282C34"/>
-          <w:sz w:val="21"/>
-        </w:rPr>
-        <w:t xml:space="preserve">. Current flows through </w:t>
-      </w:r>
-      <w:r>
-        <w:rPr>
-          <w:i/>
-          <w:color w:val="145AA0"/>
-          <w:sz w:val="21"/>
-        </w:rPr>
-        <w:t>Q_1</w:t>
-      </w:r>
-      <w:r>
-        <w:rPr>
-          <w:color w:val="282C34"/>
-          <w:sz w:val="21"/>
-        </w:rPr>
-        <w:t xml:space="preserve">, </w:t>
-      </w:r>
-      <w:r>
-        <w:rPr>
-          <w:i/>
-          <w:color w:val="145AA0"/>
-          <w:sz w:val="21"/>
-        </w:rPr>
-        <w:t>L_{lk</w:t>
-      </w:r>
-      <w:r>
-        <w:rPr>
-          <w:color w:val="282C34"/>
-          <w:sz w:val="21"/>
-        </w:rPr>
-        <w:t xml:space="preserve">, primary winding, and </w:t>
-      </w:r>
-      <w:r>
-        <w:rPr>
-          <w:i/>
-          <w:color w:val="145AA0"/>
-          <w:sz w:val="21"/>
-        </w:rPr>
-        <w:t>Q_4</w:t>
-      </w:r>
-      <w:r>
-        <w:rPr>
-          <w:color w:val="282C34"/>
-          <w:sz w:val="21"/>
-        </w:rPr>
-        <w:t xml:space="preserve">. Diode </w:t>
-      </w:r>
-      <w:r>
-        <w:rPr>
-          <w:i/>
-          <w:color w:val="145AA0"/>
-          <w:sz w:val="21"/>
-        </w:rPr>
-        <w:t>D_1</w:t>
-      </w:r>
-      <w:r>
-        <w:rPr>
-          <w:color w:val="282C34"/>
-          <w:sz w:val="21"/>
-        </w:rPr>
-        <w:t xml:space="preserve"> conducts, powering the output load and charging </w:t>
-      </w:r>
-      <w:r>
-        <w:rPr>
-          <w:i/>
-          <w:color w:val="145AA0"/>
-          <w:sz w:val="21"/>
-        </w:rPr>
-        <w:t>L_o</w:t>
-      </w:r>
-      <w:r>
-        <w:rPr>
-          <w:color w:val="282C34"/>
-          <w:sz w:val="21"/>
-        </w:rPr>
-        <w:t>.</w:t>
+        <w:t>: V_AB = +V_IN. Current flows through Q_1, L_lk, primary winding, and Q_4. Diode D_1 conducts, powering the output load and charging L_o.</w:t>
       </w:r>
     </w:p>
     <w:p>
@@ -3365,138 +2778,26 @@
           <w:color w:val="282C34"/>
           <w:sz w:val="21"/>
         </w:rPr>
-        <w:t>Leading-Leg Transition ($Q_1 \rightarrow Q_2$ Dead-Time)</w:t>
+        <w:t>Leading-Leg Transition (Q_1 -&gt; Q_2 Dead-Time)</w:t>
       </w:r>
       <w:r>
         <w:rPr>
           <w:color w:val="282C34"/>
           <w:sz w:val="21"/>
         </w:rPr>
-        <w:t xml:space="preserve">: </w:t>
+        <w:t xml:space="preserve">: Q_1 turns OFF. The reflected output inductor current (n </w:t>
       </w:r>
       <w:r>
         <w:rPr>
           <w:i/>
-          <w:color w:val="145AA0"/>
-          <w:sz w:val="21"/>
-        </w:rPr>
-        <w:t>Q_1</w:t>
-      </w:r>
-      <w:r>
-        <w:rPr>
           <w:color w:val="282C34"/>
           <w:sz w:val="21"/>
         </w:rPr>
-        <w:t xml:space="preserve"> turns OFF. The reflected output inductor current (</w:t>
+        <w:t xml:space="preserve"> I_Lo) quickly charges C_oss,Q1 to V_IN and discharges C_oss,Q2 to 0 V. The body diode of Q_2 clamps to ground, allowing Q_2 to turn ON under </w:t>
       </w:r>
       <w:r>
         <w:rPr>
           <w:i/>
-          <w:color w:val="145AA0"/>
-          <w:sz w:val="21"/>
-        </w:rPr>
-        <w:t>n \cdot I_{Lo</w:t>
-      </w:r>
-      <w:r>
-        <w:rPr>
-          <w:color w:val="282C34"/>
-          <w:sz w:val="21"/>
-        </w:rPr>
-        <w:t xml:space="preserve">) quickly charges </w:t>
-      </w:r>
-      <w:r>
-        <w:rPr>
-          <w:i/>
-          <w:color w:val="145AA0"/>
-          <w:sz w:val="21"/>
-        </w:rPr>
-        <w:t>C_{oss,Q1</w:t>
-      </w:r>
-      <w:r>
-        <w:rPr>
-          <w:color w:val="282C34"/>
-          <w:sz w:val="21"/>
-        </w:rPr>
-        <w:t xml:space="preserve"> to </w:t>
-      </w:r>
-      <w:r>
-        <w:rPr>
-          <w:i/>
-          <w:color w:val="145AA0"/>
-          <w:sz w:val="21"/>
-        </w:rPr>
-        <w:t>V_{IN</w:t>
-      </w:r>
-      <w:r>
-        <w:rPr>
-          <w:color w:val="282C34"/>
-          <w:sz w:val="21"/>
-        </w:rPr>
-        <w:t xml:space="preserve"> and discharges </w:t>
-      </w:r>
-      <w:r>
-        <w:rPr>
-          <w:i/>
-          <w:color w:val="145AA0"/>
-          <w:sz w:val="21"/>
-        </w:rPr>
-        <w:t>C_{oss,Q2</w:t>
-      </w:r>
-      <w:r>
-        <w:rPr>
-          <w:color w:val="282C34"/>
-          <w:sz w:val="21"/>
-        </w:rPr>
-        <w:t xml:space="preserve"> to </w:t>
-      </w:r>
-      <w:r>
-        <w:rPr>
-          <w:i/>
-          <w:color w:val="145AA0"/>
-          <w:sz w:val="21"/>
-        </w:rPr>
-        <w:t>0\,V</w:t>
-      </w:r>
-      <w:r>
-        <w:rPr>
-          <w:color w:val="282C34"/>
-          <w:sz w:val="21"/>
-        </w:rPr>
-        <w:t xml:space="preserve">. The body diode of </w:t>
-      </w:r>
-      <w:r>
-        <w:rPr>
-          <w:i/>
-          <w:color w:val="145AA0"/>
-          <w:sz w:val="21"/>
-        </w:rPr>
-        <w:t>Q_2</w:t>
-      </w:r>
-      <w:r>
-        <w:rPr>
-          <w:color w:val="282C34"/>
-          <w:sz w:val="21"/>
-        </w:rPr>
-        <w:t xml:space="preserve"> clamps to ground, allowing </w:t>
-      </w:r>
-      <w:r>
-        <w:rPr>
-          <w:i/>
-          <w:color w:val="145AA0"/>
-          <w:sz w:val="21"/>
-        </w:rPr>
-        <w:t>Q_2</w:t>
-      </w:r>
-      <w:r>
-        <w:rPr>
-          <w:color w:val="282C34"/>
-          <w:sz w:val="21"/>
-        </w:rPr>
-        <w:t xml:space="preserve"> to turn ON under </w:t>
-      </w:r>
-      <w:r>
-        <w:rPr>
-          <w:b/>
           <w:color w:val="282C34"/>
           <w:sz w:val="21"/>
         </w:rPr>
@@ -3507,7 +2808,7 @@
           <w:color w:val="282C34"/>
           <w:sz w:val="21"/>
         </w:rPr>
-        <w:t>.</w:t>
+        <w:t>*.</w:t>
       </w:r>
     </w:p>
     <w:p>
@@ -3522,104 +2823,14 @@
           <w:color w:val="282C34"/>
           <w:sz w:val="21"/>
         </w:rPr>
-        <w:t>Freewheeling Primary Interval ($Q_2, Q_4$ ON)</w:t>
+        <w:t>Freewheeling Primary Interval (Q_2, Q_4 ON)</w:t>
       </w:r>
       <w:r>
         <w:rPr>
           <w:color w:val="282C34"/>
           <w:sz w:val="21"/>
         </w:rPr>
-        <w:t xml:space="preserve">: </w:t>
-      </w:r>
-      <w:r>
-        <w:rPr>
-          <w:i/>
-          <w:color w:val="145AA0"/>
-          <w:sz w:val="21"/>
-        </w:rPr>
-        <w:t>V_{AB = 0\,V</w:t>
-      </w:r>
-      <w:r>
-        <w:rPr>
-          <w:color w:val="282C34"/>
-          <w:sz w:val="21"/>
-        </w:rPr>
-        <w:t xml:space="preserve">. Primary current circulates through </w:t>
-      </w:r>
-      <w:r>
-        <w:rPr>
-          <w:i/>
-          <w:color w:val="145AA0"/>
-          <w:sz w:val="21"/>
-        </w:rPr>
-        <w:t>Q_2</w:t>
-      </w:r>
-      <w:r>
-        <w:rPr>
-          <w:color w:val="282C34"/>
-          <w:sz w:val="21"/>
-        </w:rPr>
-        <w:t xml:space="preserve"> and </w:t>
-      </w:r>
-      <w:r>
-        <w:rPr>
-          <w:i/>
-          <w:color w:val="145AA0"/>
-          <w:sz w:val="21"/>
-        </w:rPr>
-        <w:t>Q_4</w:t>
-      </w:r>
-      <w:r>
-        <w:rPr>
-          <w:color w:val="282C34"/>
-          <w:sz w:val="21"/>
-        </w:rPr>
-        <w:t xml:space="preserve">. On the secondary, both rectifier diodes </w:t>
-      </w:r>
-      <w:r>
-        <w:rPr>
-          <w:i/>
-          <w:color w:val="145AA0"/>
-          <w:sz w:val="21"/>
-        </w:rPr>
-        <w:t>D_1</w:t>
-      </w:r>
-      <w:r>
-        <w:rPr>
-          <w:color w:val="282C34"/>
-          <w:sz w:val="21"/>
-        </w:rPr>
-        <w:t xml:space="preserve"> and </w:t>
-      </w:r>
-      <w:r>
-        <w:rPr>
-          <w:i/>
-          <w:color w:val="145AA0"/>
-          <w:sz w:val="21"/>
-        </w:rPr>
-        <w:t>D_2</w:t>
-      </w:r>
-      <w:r>
-        <w:rPr>
-          <w:color w:val="282C34"/>
-          <w:sz w:val="21"/>
-        </w:rPr>
-        <w:t xml:space="preserve"> conduct simultaneously, shorting the transformer secondary and freewheeling </w:t>
-      </w:r>
-      <w:r>
-        <w:rPr>
-          <w:i/>
-          <w:color w:val="145AA0"/>
-          <w:sz w:val="21"/>
-        </w:rPr>
-        <w:t>I_{Lo</w:t>
-      </w:r>
-      <w:r>
-        <w:rPr>
-          <w:color w:val="282C34"/>
-          <w:sz w:val="21"/>
-        </w:rPr>
-        <w:t>.</w:t>
+        <w:t>: V_AB = 0 V. Primary current circulates through Q_2 and Q_4. On the secondary, both rectifier diodes D_1 and D_2 conduct simultaneously, shorting the transformer secondary and freewheeling I_Lo.</w:t>
       </w:r>
     </w:p>
     <w:p>
@@ -3634,29 +2845,14 @@
           <w:color w:val="282C34"/>
           <w:sz w:val="21"/>
         </w:rPr>
-        <w:t>Lagging-Leg Transition ($Q_4 \rightarrow Q_3$ Dead-Time)</w:t>
+        <w:t>Lagging-Leg Transition (Q_4 -&gt; Q_3 Dead-Time)</w:t>
       </w:r>
       <w:r>
         <w:rPr>
           <w:color w:val="282C34"/>
           <w:sz w:val="21"/>
         </w:rPr>
-        <w:t xml:space="preserve">: </w:t>
-      </w:r>
-      <w:r>
-        <w:rPr>
-          <w:i/>
-          <w:color w:val="145AA0"/>
-          <w:sz w:val="21"/>
-        </w:rPr>
-        <w:t>Q_4</w:t>
-      </w:r>
-      <w:r>
-        <w:rPr>
-          <w:color w:val="282C34"/>
-          <w:sz w:val="21"/>
-        </w:rPr>
-        <w:t xml:space="preserve"> turns OFF. Because secondary diodes are shorted, </w:t>
+        <w:t xml:space="preserve">: Q_4 turns OFF. Because secondary diodes are shorted, </w:t>
       </w:r>
       <w:r>
         <w:rPr>
@@ -3664,44 +2860,14 @@
           <w:color w:val="282C34"/>
           <w:sz w:val="21"/>
         </w:rPr>
-        <w:t>only the energy stored in the primary leakage inductance ($L_{lk}$)</w:t>
+        <w:t>only the energy stored in the primary leakage inductance (L_lk)</w:t>
       </w:r>
       <w:r>
         <w:rPr>
           <w:color w:val="282C34"/>
           <w:sz w:val="21"/>
         </w:rPr>
-        <w:t xml:space="preserve"> is available to discharge </w:t>
-      </w:r>
-      <w:r>
-        <w:rPr>
-          <w:i/>
-          <w:color w:val="145AA0"/>
-          <w:sz w:val="21"/>
-        </w:rPr>
-        <w:t>C_{oss,Q3</w:t>
-      </w:r>
-      <w:r>
-        <w:rPr>
-          <w:color w:val="282C34"/>
-          <w:sz w:val="21"/>
-        </w:rPr>
-        <w:t xml:space="preserve"> and charge </w:t>
-      </w:r>
-      <w:r>
-        <w:rPr>
-          <w:i/>
-          <w:color w:val="145AA0"/>
-          <w:sz w:val="21"/>
-        </w:rPr>
-        <w:t>C_{oss,Q4</w:t>
-      </w:r>
-      <w:r>
-        <w:rPr>
-          <w:color w:val="282C34"/>
-          <w:sz w:val="21"/>
-        </w:rPr>
-        <w:t>.</w:t>
+        <w:t xml:space="preserve"> is available to discharge C_oss,Q3 and charge C_oss,Q4.</w:t>
       </w:r>
     </w:p>
     <w:p>
@@ -3716,89 +2882,14 @@
           <w:color w:val="282C34"/>
           <w:sz w:val="21"/>
         </w:rPr>
-        <w:t>Duty Cycle Loss ($\Delta D$) Interval</w:t>
+        <w:t>Duty Cycle Loss (Δ D) Interval</w:t>
       </w:r>
       <w:r>
         <w:rPr>
           <w:color w:val="282C34"/>
           <w:sz w:val="21"/>
         </w:rPr>
-        <w:t xml:space="preserve">: </w:t>
-      </w:r>
-      <w:r>
-        <w:rPr>
-          <w:i/>
-          <w:color w:val="145AA0"/>
-          <w:sz w:val="21"/>
-        </w:rPr>
-        <w:t>Q_3</w:t>
-      </w:r>
-      <w:r>
-        <w:rPr>
-          <w:color w:val="282C34"/>
-          <w:sz w:val="21"/>
-        </w:rPr>
-        <w:t xml:space="preserve"> turns ON under ZVS (if energy was sufficient). </w:t>
-      </w:r>
-      <w:r>
-        <w:rPr>
-          <w:i/>
-          <w:color w:val="145AA0"/>
-          <w:sz w:val="21"/>
-        </w:rPr>
-        <w:t>V_{AB = -V_{IN</w:t>
-      </w:r>
-      <w:r>
-        <w:rPr>
-          <w:color w:val="282C34"/>
-          <w:sz w:val="21"/>
-        </w:rPr>
-        <w:t xml:space="preserve">, but secondary diodes remain shorted until the primary current reverses from </w:t>
-      </w:r>
-      <w:r>
-        <w:rPr>
-          <w:i/>
-          <w:color w:val="145AA0"/>
-          <w:sz w:val="21"/>
-        </w:rPr>
-        <w:t>+I_{pk</w:t>
-      </w:r>
-      <w:r>
-        <w:rPr>
-          <w:color w:val="282C34"/>
-          <w:sz w:val="21"/>
-        </w:rPr>
-        <w:t xml:space="preserve"> to </w:t>
-      </w:r>
-      <w:r>
-        <w:rPr>
-          <w:i/>
-          <w:color w:val="145AA0"/>
-          <w:sz w:val="21"/>
-        </w:rPr>
-        <w:t>-I_{pk</w:t>
-      </w:r>
-      <w:r>
-        <w:rPr>
-          <w:color w:val="282C34"/>
-          <w:sz w:val="21"/>
-        </w:rPr>
-        <w:t xml:space="preserve"> across </w:t>
-      </w:r>
-      <w:r>
-        <w:rPr>
-          <w:i/>
-          <w:color w:val="145AA0"/>
-          <w:sz w:val="21"/>
-        </w:rPr>
-        <w:t>L_{lk</w:t>
-      </w:r>
-      <w:r>
-        <w:rPr>
-          <w:color w:val="282C34"/>
-          <w:sz w:val="21"/>
-        </w:rPr>
-        <w:t>. During this commutation interval, no energy transfers to the output.</w:t>
+        <w:t>: Q_3 turns ON under ZVS (if energy was sufficient). V_AB = -V_IN, but secondary diodes remain shorted until the primary current reverses from +I_pk to -I_pk across L_lk. During this commutation interval, no energy transfers to the output.</w:t>
       </w:r>
     </w:p>
     <w:p>
@@ -3813,59 +2904,14 @@
           <w:color w:val="282C34"/>
           <w:sz w:val="21"/>
         </w:rPr>
-        <w:t>Reverse Power Delivery ($Q_2, Q_3$ ON)</w:t>
+        <w:t>Reverse Power Delivery (Q_2, Q_3 ON)</w:t>
       </w:r>
       <w:r>
         <w:rPr>
           <w:color w:val="282C34"/>
           <w:sz w:val="21"/>
         </w:rPr>
-        <w:t xml:space="preserve">: Primary current reaches </w:t>
-      </w:r>
-      <w:r>
-        <w:rPr>
-          <w:i/>
-          <w:color w:val="145AA0"/>
-          <w:sz w:val="21"/>
-        </w:rPr>
-        <w:t>-I_{pk</w:t>
-      </w:r>
-      <w:r>
-        <w:rPr>
-          <w:color w:val="282C34"/>
-          <w:sz w:val="21"/>
-        </w:rPr>
-        <w:t xml:space="preserve">, diode </w:t>
-      </w:r>
-      <w:r>
-        <w:rPr>
-          <w:i/>
-          <w:color w:val="145AA0"/>
-          <w:sz w:val="21"/>
-        </w:rPr>
-        <w:t>D_1</w:t>
-      </w:r>
-      <w:r>
-        <w:rPr>
-          <w:color w:val="282C34"/>
-          <w:sz w:val="21"/>
-        </w:rPr>
-        <w:t xml:space="preserve"> reverse-biases, and </w:t>
-      </w:r>
-      <w:r>
-        <w:rPr>
-          <w:i/>
-          <w:color w:val="145AA0"/>
-          <w:sz w:val="21"/>
-        </w:rPr>
-        <w:t>D_2</w:t>
-      </w:r>
-      <w:r>
-        <w:rPr>
-          <w:color w:val="282C34"/>
-          <w:sz w:val="21"/>
-        </w:rPr>
-        <w:t xml:space="preserve"> supplies power to the load.</w:t>
+        <w:t>: Primary current reaches -I_pk, diode D_1 reverse-biases, and D_2 supplies power to the load.</w:t>
       </w:r>
     </w:p>
     <w:p>
@@ -3911,76 +2957,97 @@
           <w:color w:val="282C34"/>
           <w:sz w:val="21"/>
         </w:rPr>
-        <w:t>Because of the duty cycle loss (</w:t>
-      </w:r>
-      <w:r>
-        <w:rPr>
-          <w:i/>
-          <w:color w:val="145AA0"/>
-          <w:sz w:val="21"/>
-        </w:rPr>
-        <w:t>\Delta D</w:t>
-      </w:r>
-      <w:r>
-        <w:rPr>
-          <w:color w:val="282C34"/>
-          <w:sz w:val="21"/>
-        </w:rPr>
-        <w:t>) during primary current reversal:</w:t>
+        <w:t>Because of the duty cycle loss (Δ D) during primary current reversal:</w:t>
       </w:r>
     </w:p>
-    <w:p>
-      <w:pPr>
-        <w:spacing w:after="80"/>
-      </w:pPr>
-      <w:r>
-        <w:rPr>
-          <w:i/>
-          <w:color w:val="145AA0"/>
-          <w:sz w:val="21"/>
-        </w:rPr>
-      </w:r>
-      <w:r>
-        <w:rPr>
-          <w:color w:val="282C34"/>
-          <w:sz w:val="21"/>
-        </w:rPr>
-        <w:t>D_{eff} = D - \Delta D</w:t>
-      </w:r>
-      <w:r>
-        <w:rPr>
-          <w:i/>
-          <w:color w:val="145AA0"/>
-          <w:sz w:val="21"/>
-        </w:rPr>
-      </w:r>
-    </w:p>
-    <w:p>
-      <w:pPr>
-        <w:spacing w:after="80"/>
-      </w:pPr>
-      <w:r>
-        <w:rPr>
-          <w:i/>
-          <w:color w:val="145AA0"/>
-          <w:sz w:val="21"/>
-        </w:rPr>
-      </w:r>
-      <w:r>
-        <w:rPr>
-          <w:color w:val="282C34"/>
-          <w:sz w:val="21"/>
-        </w:rPr>
-        <w:t>\Delta D = \frac{4 \cdot f_s \cdot L_{lk} \cdot I_o}{n \cdot V_{IN}}</w:t>
-      </w:r>
-      <w:r>
-        <w:rPr>
-          <w:i/>
-          <w:color w:val="145AA0"/>
-          <w:sz w:val="21"/>
-        </w:rPr>
-      </w:r>
-    </w:p>
+    <w:tbl>
+      <w:tblPr>
+        <w:tblW w:type="auto" w:w="0"/>
+        <w:jc w:val="center"/>
+        <w:tblLook w:firstColumn="1" w:firstRow="1" w:lastColumn="0" w:lastRow="0" w:noHBand="0" w:noVBand="1" w:val="04A0"/>
+      </w:tblPr>
+      <w:tblGrid>
+        <w:gridCol w:w="9792"/>
+      </w:tblGrid>
+      <w:tr>
+        <w:tc>
+          <w:tcPr>
+            <w:tcW w:type="dxa" w:w="9792"/>
+            <w:shd w:fill="F5F6F8"/>
+            <w:tcMar>
+              <w:top w:w="80" w:type="dxa"/>
+              <w:bottom w:w="80" w:type="dxa"/>
+              <w:left w:w="140" w:type="dxa"/>
+              <w:right w:w="140" w:type="dxa"/>
+            </w:tcMar>
+            <w:tcBorders>
+              <w:left w:val="single" w:sz="18" w:space="0" w:color="CBD5E0"/>
+              <w:top w:val="none"/>
+              <w:right w:val="none"/>
+              <w:bottom w:val="none"/>
+            </w:tcBorders>
+          </w:tcPr>
+          <w:p>
+            <w:pPr>
+              <w:spacing w:line="240" w:lineRule="auto" w:after="0"/>
+            </w:pPr>
+            <w:r>
+              <w:rPr>
+                <w:rFonts w:ascii="Consolas" w:hAnsi="Consolas"/>
+                <w:color w:val="2D3748"/>
+                <w:sz w:val="18"/>
+              </w:rPr>
+              <w:t>D_eff = D - Δ D</w:t>
+            </w:r>
+          </w:p>
+        </w:tc>
+      </w:tr>
+    </w:tbl>
+    <w:p/>
+    <w:tbl>
+      <w:tblPr>
+        <w:tblW w:type="auto" w:w="0"/>
+        <w:jc w:val="center"/>
+        <w:tblLook w:firstColumn="1" w:firstRow="1" w:lastColumn="0" w:lastRow="0" w:noHBand="0" w:noVBand="1" w:val="04A0"/>
+      </w:tblPr>
+      <w:tblGrid>
+        <w:gridCol w:w="9792"/>
+      </w:tblGrid>
+      <w:tr>
+        <w:tc>
+          <w:tcPr>
+            <w:tcW w:type="dxa" w:w="9792"/>
+            <w:shd w:fill="F5F6F8"/>
+            <w:tcMar>
+              <w:top w:w="80" w:type="dxa"/>
+              <w:bottom w:w="80" w:type="dxa"/>
+              <w:left w:w="140" w:type="dxa"/>
+              <w:right w:w="140" w:type="dxa"/>
+            </w:tcMar>
+            <w:tcBorders>
+              <w:left w:val="single" w:sz="18" w:space="0" w:color="CBD5E0"/>
+              <w:top w:val="none"/>
+              <w:right w:val="none"/>
+              <w:bottom w:val="none"/>
+            </w:tcBorders>
+          </w:tcPr>
+          <w:p>
+            <w:pPr>
+              <w:spacing w:line="240" w:lineRule="auto" w:after="0"/>
+            </w:pPr>
+            <w:r>
+              <w:rPr>
+                <w:rFonts w:ascii="Consolas" w:hAnsi="Consolas"/>
+                <w:color w:val="2D3748"/>
+                <w:sz w:val="18"/>
+              </w:rPr>
+              <w:t>Δ D = (4 * f_s * L_lk * I_o) / (n * V_IN)</w:t>
+            </w:r>
+          </w:p>
+        </w:tc>
+      </w:tr>
+    </w:tbl>
+    <w:p/>
     <w:p>
       <w:pPr>
         <w:spacing w:after="80"/>
@@ -3990,22 +3057,7 @@
           <w:color w:val="282C34"/>
           <w:sz w:val="21"/>
         </w:rPr>
-        <w:t xml:space="preserve">Where </w:t>
-      </w:r>
-      <w:r>
-        <w:rPr>
-          <w:i/>
-          <w:color w:val="145AA0"/>
-          <w:sz w:val="21"/>
-        </w:rPr>
-        <w:t>n = \frac{N_p{N_s</w:t>
-      </w:r>
-      <w:r>
-        <w:rPr>
-          <w:color w:val="282C34"/>
-          <w:sz w:val="21"/>
-        </w:rPr>
-        <w:t xml:space="preserve"> is the primary-to-secondary turns ratio.</w:t>
+        <w:t>Where n = N_p / N_s is the primary-to-secondary turns ratio.</w:t>
       </w:r>
     </w:p>
     <w:p>
@@ -4020,32 +3072,50 @@
         <w:t>The DC output voltage is:</w:t>
       </w:r>
     </w:p>
-    <w:p>
-      <w:pPr>
-        <w:spacing w:after="80"/>
-      </w:pPr>
-      <w:r>
-        <w:rPr>
-          <w:i/>
-          <w:color w:val="145AA0"/>
-          <w:sz w:val="21"/>
-        </w:rPr>
-      </w:r>
-      <w:r>
-        <w:rPr>
-          <w:color w:val="282C34"/>
-          <w:sz w:val="21"/>
-        </w:rPr>
-        <w:t>V_{out} = 2 \cdot \frac{N_s}{N_p} \cdot V_{IN} \cdot D_{eff} = 2 \cdot \frac{N_s}{N_p} \cdot V_{IN} \cdot \left( D - \frac{4 \cdot f_s \cdot L_{lk} \cdot I_o}{n \cdot V_{IN}} \right)</w:t>
-      </w:r>
-      <w:r>
-        <w:rPr>
-          <w:i/>
-          <w:color w:val="145AA0"/>
-          <w:sz w:val="21"/>
-        </w:rPr>
-      </w:r>
-    </w:p>
+    <w:tbl>
+      <w:tblPr>
+        <w:tblW w:type="auto" w:w="0"/>
+        <w:jc w:val="center"/>
+        <w:tblLook w:firstColumn="1" w:firstRow="1" w:lastColumn="0" w:lastRow="0" w:noHBand="0" w:noVBand="1" w:val="04A0"/>
+      </w:tblPr>
+      <w:tblGrid>
+        <w:gridCol w:w="9792"/>
+      </w:tblGrid>
+      <w:tr>
+        <w:tc>
+          <w:tcPr>
+            <w:tcW w:type="dxa" w:w="9792"/>
+            <w:shd w:fill="F5F6F8"/>
+            <w:tcMar>
+              <w:top w:w="80" w:type="dxa"/>
+              <w:bottom w:w="80" w:type="dxa"/>
+              <w:left w:w="140" w:type="dxa"/>
+              <w:right w:w="140" w:type="dxa"/>
+            </w:tcMar>
+            <w:tcBorders>
+              <w:left w:val="single" w:sz="18" w:space="0" w:color="CBD5E0"/>
+              <w:top w:val="none"/>
+              <w:right w:val="none"/>
+              <w:bottom w:val="none"/>
+            </w:tcBorders>
+          </w:tcPr>
+          <w:p>
+            <w:pPr>
+              <w:spacing w:line="240" w:lineRule="auto" w:after="0"/>
+            </w:pPr>
+            <w:r>
+              <w:rPr>
+                <w:rFonts w:ascii="Consolas" w:hAnsi="Consolas"/>
+                <w:color w:val="2D3748"/>
+                <w:sz w:val="18"/>
+              </w:rPr>
+              <w:t>V_out = 2 * N_s / N_p * V_IN * D_eff = 2 * N_s / N_p * V_IN * ( D - (4 * f_s * L_lk * I_o) / (n * V_IN) )</w:t>
+            </w:r>
+          </w:p>
+        </w:tc>
+      </w:tr>
+    </w:tbl>
+    <w:p/>
     <w:p>
       <w:pPr>
         <w:spacing w:before="160" w:after="80"/>
@@ -4090,50 +3160,53 @@
           <w:color w:val="282C34"/>
           <w:sz w:val="21"/>
         </w:rPr>
-        <w:t>Assisted by both the leakage inductance and the reflected output filter inductance (</w:t>
-      </w:r>
-      <w:r>
-        <w:rPr>
-          <w:i/>
-          <w:color w:val="145AA0"/>
-          <w:sz w:val="21"/>
-        </w:rPr>
-        <w:t>L_o</w:t>
-      </w:r>
-      <w:r>
-        <w:rPr>
-          <w:color w:val="282C34"/>
-          <w:sz w:val="21"/>
-        </w:rPr>
-        <w:t>):</w:t>
+        <w:t>Assisted by both the leakage inductance and the reflected output filter inductance (L_o):</w:t>
       </w:r>
     </w:p>
-    <w:p>
-      <w:pPr>
-        <w:spacing w:after="80"/>
-      </w:pPr>
-      <w:r>
-        <w:rPr>
-          <w:i/>
-          <w:color w:val="145AA0"/>
-          <w:sz w:val="21"/>
-        </w:rPr>
-      </w:r>
-      <w:r>
-        <w:rPr>
-          <w:color w:val="282C34"/>
-          <w:sz w:val="21"/>
-        </w:rPr>
-        <w:t>\frac{1}{2} (L_{lk} + n^2 L_o) I_{pk}^2 &gt; \frac{4}{3} C_{oss} V_{IN}^2</w:t>
-      </w:r>
-      <w:r>
-        <w:rPr>
-          <w:i/>
-          <w:color w:val="145AA0"/>
-          <w:sz w:val="21"/>
-        </w:rPr>
-      </w:r>
-    </w:p>
+    <w:tbl>
+      <w:tblPr>
+        <w:tblW w:type="auto" w:w="0"/>
+        <w:jc w:val="center"/>
+        <w:tblLook w:firstColumn="1" w:firstRow="1" w:lastColumn="0" w:lastRow="0" w:noHBand="0" w:noVBand="1" w:val="04A0"/>
+      </w:tblPr>
+      <w:tblGrid>
+        <w:gridCol w:w="9792"/>
+      </w:tblGrid>
+      <w:tr>
+        <w:tc>
+          <w:tcPr>
+            <w:tcW w:type="dxa" w:w="9792"/>
+            <w:shd w:fill="F5F6F8"/>
+            <w:tcMar>
+              <w:top w:w="80" w:type="dxa"/>
+              <w:bottom w:w="80" w:type="dxa"/>
+              <w:left w:w="140" w:type="dxa"/>
+              <w:right w:w="140" w:type="dxa"/>
+            </w:tcMar>
+            <w:tcBorders>
+              <w:left w:val="single" w:sz="18" w:space="0" w:color="CBD5E0"/>
+              <w:top w:val="none"/>
+              <w:right w:val="none"/>
+              <w:bottom w:val="none"/>
+            </w:tcBorders>
+          </w:tcPr>
+          <w:p>
+            <w:pPr>
+              <w:spacing w:line="240" w:lineRule="auto" w:after="0"/>
+            </w:pPr>
+            <w:r>
+              <w:rPr>
+                <w:rFonts w:ascii="Consolas" w:hAnsi="Consolas"/>
+                <w:color w:val="2D3748"/>
+                <w:sz w:val="18"/>
+              </w:rPr>
+              <w:t>1 / 2 (L_lk + n^2 L_o) I_pk^2 &gt; 4 / 3 C_oss V_IN^2</w:t>
+            </w:r>
+          </w:p>
+        </w:tc>
+      </w:tr>
+    </w:tbl>
+    <w:p/>
     <w:p>
       <w:pPr>
         <w:spacing w:after="80"/>
@@ -4151,22 +3224,7 @@
           <w:color w:val="282C34"/>
           <w:sz w:val="21"/>
         </w:rPr>
-        <w:t>: Leading leg achieves ZVS over virtually the entire load range (</w:t>
-      </w:r>
-      <w:r>
-        <w:rPr>
-          <w:i/>
-          <w:color w:val="145AA0"/>
-          <w:sz w:val="21"/>
-        </w:rPr>
-        <w:t>10\% \dots 100\%</w:t>
-      </w:r>
-      <w:r>
-        <w:rPr>
-          <w:color w:val="282C34"/>
-          <w:sz w:val="21"/>
-        </w:rPr>
-        <w:t>).</w:t>
+        <w:t>: Leading leg achieves ZVS over virtually the entire load range (10\% ... 100\%).</w:t>
       </w:r>
     </w:p>
     <w:p>
@@ -4200,65 +3258,53 @@
           <w:color w:val="282C34"/>
           <w:sz w:val="21"/>
         </w:rPr>
-        <w:t xml:space="preserve">During the freewheeling state, the secondary is shorted, isolating </w:t>
-      </w:r>
-      <w:r>
-        <w:rPr>
-          <w:i/>
-          <w:color w:val="145AA0"/>
-          <w:sz w:val="21"/>
-        </w:rPr>
-        <w:t>L_o</w:t>
-      </w:r>
-      <w:r>
-        <w:rPr>
-          <w:color w:val="282C34"/>
-          <w:sz w:val="21"/>
-        </w:rPr>
-        <w:t xml:space="preserve">. ZVS relies purely on primary leakage inductance </w:t>
-      </w:r>
-      <w:r>
-        <w:rPr>
-          <w:i/>
-          <w:color w:val="145AA0"/>
-          <w:sz w:val="21"/>
-        </w:rPr>
-        <w:t>L_{lk</w:t>
-      </w:r>
-      <w:r>
-        <w:rPr>
-          <w:color w:val="282C34"/>
-          <w:sz w:val="21"/>
-        </w:rPr>
-        <w:t>:</w:t>
+        <w:t>During the freewheeling state, the secondary is shorted, isolating L_o. ZVS relies purely on primary leakage inductance L_lk:</w:t>
       </w:r>
     </w:p>
-    <w:p>
-      <w:pPr>
-        <w:spacing w:after="80"/>
-      </w:pPr>
-      <w:r>
-        <w:rPr>
-          <w:i/>
-          <w:color w:val="145AA0"/>
-          <w:sz w:val="21"/>
-        </w:rPr>
-      </w:r>
-      <w:r>
-        <w:rPr>
-          <w:color w:val="282C34"/>
-          <w:sz w:val="21"/>
-        </w:rPr>
-        <w:t>\frac{1}{2} L_{lk} I_{pk}^2 &gt; \frac{4}{3} C_{oss} V_{IN}^2</w:t>
-      </w:r>
-      <w:r>
-        <w:rPr>
-          <w:i/>
-          <w:color w:val="145AA0"/>
-          <w:sz w:val="21"/>
-        </w:rPr>
-      </w:r>
-    </w:p>
+    <w:tbl>
+      <w:tblPr>
+        <w:tblW w:type="auto" w:w="0"/>
+        <w:jc w:val="center"/>
+        <w:tblLook w:firstColumn="1" w:firstRow="1" w:lastColumn="0" w:lastRow="0" w:noHBand="0" w:noVBand="1" w:val="04A0"/>
+      </w:tblPr>
+      <w:tblGrid>
+        <w:gridCol w:w="9792"/>
+      </w:tblGrid>
+      <w:tr>
+        <w:tc>
+          <w:tcPr>
+            <w:tcW w:type="dxa" w:w="9792"/>
+            <w:shd w:fill="F5F6F8"/>
+            <w:tcMar>
+              <w:top w:w="80" w:type="dxa"/>
+              <w:bottom w:w="80" w:type="dxa"/>
+              <w:left w:w="140" w:type="dxa"/>
+              <w:right w:w="140" w:type="dxa"/>
+            </w:tcMar>
+            <w:tcBorders>
+              <w:left w:val="single" w:sz="18" w:space="0" w:color="CBD5E0"/>
+              <w:top w:val="none"/>
+              <w:right w:val="none"/>
+              <w:bottom w:val="none"/>
+            </w:tcBorders>
+          </w:tcPr>
+          <w:p>
+            <w:pPr>
+              <w:spacing w:line="240" w:lineRule="auto" w:after="0"/>
+            </w:pPr>
+            <w:r>
+              <w:rPr>
+                <w:rFonts w:ascii="Consolas" w:hAnsi="Consolas"/>
+                <w:color w:val="2D3748"/>
+                <w:sz w:val="18"/>
+              </w:rPr>
+              <w:t>1 / 2 L_lk I_pk^2 &gt; 4 / 3 C_oss V_IN^2</w:t>
+            </w:r>
+          </w:p>
+        </w:tc>
+      </w:tr>
+    </w:tbl>
+    <w:p/>
     <w:p>
       <w:pPr>
         <w:spacing w:after="80"/>
@@ -4276,52 +3322,7 @@
           <w:color w:val="282C34"/>
           <w:sz w:val="21"/>
         </w:rPr>
-        <w:t>: At light load (</w:t>
-      </w:r>
-      <w:r>
-        <w:rPr>
-          <w:i/>
-          <w:color w:val="145AA0"/>
-          <w:sz w:val="21"/>
-        </w:rPr>
-        <w:t>I_{pk</w:t>
-      </w:r>
-      <w:r>
-        <w:rPr>
-          <w:color w:val="282C34"/>
-          <w:sz w:val="21"/>
-        </w:rPr>
-        <w:t xml:space="preserve"> low), the energy </w:t>
-      </w:r>
-      <w:r>
-        <w:rPr>
-          <w:i/>
-          <w:color w:val="145AA0"/>
-          <w:sz w:val="21"/>
-        </w:rPr>
-        <w:t>\frac{1{2 L_{lk I_{pk^2</w:t>
-      </w:r>
-      <w:r>
-        <w:rPr>
-          <w:color w:val="282C34"/>
-          <w:sz w:val="21"/>
-        </w:rPr>
-        <w:t xml:space="preserve"> is insufficient to discharge </w:t>
-      </w:r>
-      <w:r>
-        <w:rPr>
-          <w:i/>
-          <w:color w:val="145AA0"/>
-          <w:sz w:val="21"/>
-        </w:rPr>
-        <w:t>C_{oss</w:t>
-      </w:r>
-      <w:r>
-        <w:rPr>
-          <w:color w:val="282C34"/>
-          <w:sz w:val="21"/>
-        </w:rPr>
-        <w:t xml:space="preserve">, causing the lagging leg to </w:t>
+        <w:t xml:space="preserve">: At light load (I_pk low), the energy 1 / 2 L_lk I_pk^2 is insufficient to discharge C_oss, causing the lagging leg to </w:t>
       </w:r>
       <w:r>
         <w:rPr>
@@ -4352,58 +3353,94 @@
         <w:t>3.3 Dead-Time Calculation:</w:t>
       </w:r>
     </w:p>
-    <w:p>
-      <w:pPr>
-        <w:spacing w:after="80"/>
-      </w:pPr>
-      <w:r>
-        <w:rPr>
-          <w:i/>
-          <w:color w:val="145AA0"/>
-          <w:sz w:val="21"/>
-        </w:rPr>
-      </w:r>
-      <w:r>
-        <w:rPr>
-          <w:color w:val="282C34"/>
-          <w:sz w:val="21"/>
-        </w:rPr>
-        <w:t>t_{dead,lead} \ge \frac{2 \cdot C_{oss} \cdot V_{IN}}{I_{pk,lead}}</w:t>
-      </w:r>
-      <w:r>
-        <w:rPr>
-          <w:i/>
-          <w:color w:val="145AA0"/>
-          <w:sz w:val="21"/>
-        </w:rPr>
-      </w:r>
-    </w:p>
-    <w:p>
-      <w:pPr>
-        <w:spacing w:after="80"/>
-      </w:pPr>
-      <w:r>
-        <w:rPr>
-          <w:i/>
-          <w:color w:val="145AA0"/>
-          <w:sz w:val="21"/>
-        </w:rPr>
-      </w:r>
-      <w:r>
-        <w:rPr>
-          <w:color w:val="282C34"/>
-          <w:sz w:val="21"/>
-        </w:rPr>
-        <w:t>t_{dead,lag} \approx \frac{\pi}{2} \sqrt{L_{lk} \cdot (2 C_{oss})}</w:t>
-      </w:r>
-      <w:r>
-        <w:rPr>
-          <w:i/>
-          <w:color w:val="145AA0"/>
-          <w:sz w:val="21"/>
-        </w:rPr>
-      </w:r>
-    </w:p>
+    <w:tbl>
+      <w:tblPr>
+        <w:tblW w:type="auto" w:w="0"/>
+        <w:jc w:val="center"/>
+        <w:tblLook w:firstColumn="1" w:firstRow="1" w:lastColumn="0" w:lastRow="0" w:noHBand="0" w:noVBand="1" w:val="04A0"/>
+      </w:tblPr>
+      <w:tblGrid>
+        <w:gridCol w:w="9792"/>
+      </w:tblGrid>
+      <w:tr>
+        <w:tc>
+          <w:tcPr>
+            <w:tcW w:type="dxa" w:w="9792"/>
+            <w:shd w:fill="F5F6F8"/>
+            <w:tcMar>
+              <w:top w:w="80" w:type="dxa"/>
+              <w:bottom w:w="80" w:type="dxa"/>
+              <w:left w:w="140" w:type="dxa"/>
+              <w:right w:w="140" w:type="dxa"/>
+            </w:tcMar>
+            <w:tcBorders>
+              <w:left w:val="single" w:sz="18" w:space="0" w:color="CBD5E0"/>
+              <w:top w:val="none"/>
+              <w:right w:val="none"/>
+              <w:bottom w:val="none"/>
+            </w:tcBorders>
+          </w:tcPr>
+          <w:p>
+            <w:pPr>
+              <w:spacing w:line="240" w:lineRule="auto" w:after="0"/>
+            </w:pPr>
+            <w:r>
+              <w:rPr>
+                <w:rFonts w:ascii="Consolas" w:hAnsi="Consolas"/>
+                <w:color w:val="2D3748"/>
+                <w:sz w:val="18"/>
+              </w:rPr>
+              <w:t>t_dead,lead &gt;= (2 * C_oss * V_IN) / I_pk,lead</w:t>
+            </w:r>
+          </w:p>
+        </w:tc>
+      </w:tr>
+    </w:tbl>
+    <w:p/>
+    <w:tbl>
+      <w:tblPr>
+        <w:tblW w:type="auto" w:w="0"/>
+        <w:jc w:val="center"/>
+        <w:tblLook w:firstColumn="1" w:firstRow="1" w:lastColumn="0" w:lastRow="0" w:noHBand="0" w:noVBand="1" w:val="04A0"/>
+      </w:tblPr>
+      <w:tblGrid>
+        <w:gridCol w:w="9792"/>
+      </w:tblGrid>
+      <w:tr>
+        <w:tc>
+          <w:tcPr>
+            <w:tcW w:type="dxa" w:w="9792"/>
+            <w:shd w:fill="F5F6F8"/>
+            <w:tcMar>
+              <w:top w:w="80" w:type="dxa"/>
+              <w:bottom w:w="80" w:type="dxa"/>
+              <w:left w:w="140" w:type="dxa"/>
+              <w:right w:w="140" w:type="dxa"/>
+            </w:tcMar>
+            <w:tcBorders>
+              <w:left w:val="single" w:sz="18" w:space="0" w:color="CBD5E0"/>
+              <w:top w:val="none"/>
+              <w:right w:val="none"/>
+              <w:bottom w:val="none"/>
+            </w:tcBorders>
+          </w:tcPr>
+          <w:p>
+            <w:pPr>
+              <w:spacing w:line="240" w:lineRule="auto" w:after="0"/>
+            </w:pPr>
+            <w:r>
+              <w:rPr>
+                <w:rFonts w:ascii="Consolas" w:hAnsi="Consolas"/>
+                <w:color w:val="2D3748"/>
+                <w:sz w:val="18"/>
+              </w:rPr>
+              <w:t>t_dead,lag ≈ π / 2 sqrt(L_lk * (2 C_oss))</w:t>
+            </w:r>
+          </w:p>
+        </w:tc>
+      </w:tr>
+    </w:tbl>
+    <w:p/>
     <w:p>
       <w:pPr>
         <w:spacing w:before="80" w:after="80"/>
@@ -4567,48 +3604,10 @@
             </w:pPr>
             <w:r>
               <w:rPr>
-                <w:i/>
-                <w:color w:val="145AA0"/>
-                <w:sz w:val="18"/>
-              </w:rPr>
-              <w:t>L_{lk</w:t>
-            </w:r>
-            <w:r>
-              <w:rPr>
                 <w:color w:val="282C34"/>
                 <w:sz w:val="18"/>
               </w:rPr>
-              <w:t xml:space="preserve"> energy drops with </w:t>
-            </w:r>
-            <w:r>
-              <w:rPr>
-                <w:i/>
-                <w:color w:val="145AA0"/>
-                <w:sz w:val="18"/>
-              </w:rPr>
-              <w:t>I_{load^2</w:t>
-            </w:r>
-            <w:r>
-              <w:rPr>
-                <w:color w:val="282C34"/>
-                <w:sz w:val="18"/>
-              </w:rPr>
-              <w:t xml:space="preserve">; cannot overcome MOSFET </w:t>
-            </w:r>
-            <w:r>
-              <w:rPr>
-                <w:i/>
-                <w:color w:val="145AA0"/>
-                <w:sz w:val="18"/>
-              </w:rPr>
-              <w:t>C_{oss</w:t>
-            </w:r>
-            <w:r>
-              <w:rPr>
-                <w:color w:val="282C34"/>
-                <w:sz w:val="18"/>
-              </w:rPr>
-              <w:t>.</w:t>
+              <w:t>L_lk energy drops with I_load^2; cannot overcome MOSFET C_oss.</w:t>
             </w:r>
           </w:p>
         </w:tc>
@@ -4685,52 +3684,7 @@
                 <w:color w:val="282C34"/>
                 <w:sz w:val="18"/>
               </w:rPr>
-              <w:t xml:space="preserve">Resonance between secondary diode junction capacitance </w:t>
-            </w:r>
-            <w:r>
-              <w:rPr>
-                <w:i/>
-                <w:color w:val="145AA0"/>
-                <w:sz w:val="18"/>
-              </w:rPr>
-              <w:t>C_j</w:t>
-            </w:r>
-            <w:r>
-              <w:rPr>
-                <w:color w:val="282C34"/>
-                <w:sz w:val="18"/>
-              </w:rPr>
-              <w:t xml:space="preserve"> and transformer leakage inductance </w:t>
-            </w:r>
-            <w:r>
-              <w:rPr>
-                <w:i/>
-                <w:color w:val="145AA0"/>
-                <w:sz w:val="18"/>
-              </w:rPr>
-              <w:t>L_{lk</w:t>
-            </w:r>
-            <w:r>
-              <w:rPr>
-                <w:color w:val="282C34"/>
-                <w:sz w:val="18"/>
-              </w:rPr>
-              <w:t xml:space="preserve">. Ringing voltage can exceed </w:t>
-            </w:r>
-            <w:r>
-              <w:rPr>
-                <w:i/>
-                <w:color w:val="145AA0"/>
-                <w:sz w:val="18"/>
-              </w:rPr>
-              <w:t>2 \cdot V_{sec</w:t>
-            </w:r>
-            <w:r>
-              <w:rPr>
-                <w:color w:val="282C34"/>
-                <w:sz w:val="18"/>
-              </w:rPr>
-              <w:t>.</w:t>
+              <w:t>Resonance between secondary diode junction capacitance C_j and transformer leakage inductance L_lk. Ringing voltage can exceed 2 * V_sec.</w:t>
             </w:r>
           </w:p>
         </w:tc>
@@ -4755,37 +3709,7 @@
                 <w:color w:val="282C34"/>
                 <w:sz w:val="18"/>
               </w:rPr>
-              <w:t xml:space="preserve">Install primary auxiliary clamping diodes (clamping to </w:t>
-            </w:r>
-            <w:r>
-              <w:rPr>
-                <w:i/>
-                <w:color w:val="145AA0"/>
-                <w:sz w:val="18"/>
-              </w:rPr>
-              <w:t>V_{IN</w:t>
-            </w:r>
-            <w:r>
-              <w:rPr>
-                <w:color w:val="282C34"/>
-                <w:sz w:val="18"/>
-              </w:rPr>
-              <w:t xml:space="preserve"> rails), active secondary clamps, or RC snubbers across </w:t>
-            </w:r>
-            <w:r>
-              <w:rPr>
-                <w:i/>
-                <w:color w:val="145AA0"/>
-                <w:sz w:val="18"/>
-              </w:rPr>
-              <w:t>D_1, D_2</w:t>
-            </w:r>
-            <w:r>
-              <w:rPr>
-                <w:color w:val="282C34"/>
-                <w:sz w:val="18"/>
-              </w:rPr>
-              <w:t>.</w:t>
+              <w:t>Install primary auxiliary clamping diodes (clamping to V_IN rails), active secondary clamps, or RC snubbers across D_1, D_2.</w:t>
             </w:r>
           </w:p>
         </w:tc>
@@ -4836,22 +3760,7 @@
                 <w:color w:val="282C34"/>
                 <w:sz w:val="18"/>
               </w:rPr>
-              <w:t xml:space="preserve">Unequal gate drive delays or asymmetric switch </w:t>
-            </w:r>
-            <w:r>
-              <w:rPr>
-                <w:i/>
-                <w:color w:val="145AA0"/>
-                <w:sz w:val="18"/>
-              </w:rPr>
-              <w:t>R_{DS(on)</w:t>
-            </w:r>
-            <w:r>
-              <w:rPr>
-                <w:color w:val="282C34"/>
-                <w:sz w:val="18"/>
-              </w:rPr>
-              <w:t xml:space="preserve"> create DC voltage offset, saturating the core.</w:t>
+              <w:t>Unequal gate drive delays or asymmetric switch R_DS(on) create DC voltage offset, saturating the core.</w:t>
             </w:r>
           </w:p>
         </w:tc>
@@ -4903,7 +3812,7 @@
                 <w:color w:val="282C34"/>
                 <w:sz w:val="18"/>
               </w:rPr>
-              <w:t>Loss of Effective Duty Cycle ($\Delta D$)</w:t>
+              <w:t>Loss of Effective Duty Cycle (Δ D)</w:t>
             </w:r>
           </w:p>
         </w:tc>
@@ -4928,22 +3837,7 @@
                 <w:color w:val="282C34"/>
                 <w:sz w:val="18"/>
               </w:rPr>
-              <w:t xml:space="preserve">Increasing </w:t>
-            </w:r>
-            <w:r>
-              <w:rPr>
-                <w:i/>
-                <w:color w:val="145AA0"/>
-                <w:sz w:val="18"/>
-              </w:rPr>
-              <w:t>L_{lk</w:t>
-            </w:r>
-            <w:r>
-              <w:rPr>
-                <w:color w:val="282C34"/>
-                <w:sz w:val="18"/>
-              </w:rPr>
-              <w:t xml:space="preserve"> expands ZVS range but steals duty cycle, requiring a higher turns ratio and higher secondary voltage stress.</w:t>
+              <w:t>Increasing L_lk expands ZVS range but steals duty cycle, requiring a higher turns ratio and higher secondary voltage stress.</w:t>
             </w:r>
           </w:p>
         </w:tc>
@@ -4968,37 +3862,7 @@
                 <w:color w:val="282C34"/>
                 <w:sz w:val="18"/>
               </w:rPr>
-              <w:t xml:space="preserve">Optimize </w:t>
-            </w:r>
-            <w:r>
-              <w:rPr>
-                <w:i/>
-                <w:color w:val="145AA0"/>
-                <w:sz w:val="18"/>
-              </w:rPr>
-              <w:t>L_{lk</w:t>
-            </w:r>
-            <w:r>
-              <w:rPr>
-                <w:color w:val="282C34"/>
-                <w:sz w:val="18"/>
-              </w:rPr>
-              <w:t xml:space="preserve"> carefully; utilize planar transformers with controlled leakage and low </w:t>
-            </w:r>
-            <w:r>
-              <w:rPr>
-                <w:i/>
-                <w:color w:val="145AA0"/>
-                <w:sz w:val="18"/>
-              </w:rPr>
-              <w:t>C_{oss</w:t>
-            </w:r>
-            <w:r>
-              <w:rPr>
-                <w:color w:val="282C34"/>
-                <w:sz w:val="18"/>
-              </w:rPr>
-              <w:t xml:space="preserve"> GaN/SiC FETs.</w:t>
+              <w:t>Optimize L_lk carefully; utilize planar transformers with controlled leakage and low C_oss GaN/SiC FETs.</w:t>
             </w:r>
           </w:p>
         </w:tc>
@@ -5045,37 +3909,7 @@
           <w:color w:val="282C34"/>
           <w:sz w:val="21"/>
         </w:rPr>
-        <w:t xml:space="preserve">: </w:t>
-      </w:r>
-      <w:r>
-        <w:rPr>
-          <w:i/>
-          <w:color w:val="145AA0"/>
-          <w:sz w:val="21"/>
-        </w:rPr>
-        <w:t>380\,V \dots 420\,V</w:t>
-      </w:r>
-      <w:r>
-        <w:rPr>
-          <w:color w:val="282C34"/>
-          <w:sz w:val="21"/>
-        </w:rPr>
-        <w:t xml:space="preserve"> DC (PFC Output, Nominal </w:t>
-      </w:r>
-      <w:r>
-        <w:rPr>
-          <w:i/>
-          <w:color w:val="145AA0"/>
-          <w:sz w:val="21"/>
-        </w:rPr>
-        <w:t>400\,V</w:t>
-      </w:r>
-      <w:r>
-        <w:rPr>
-          <w:color w:val="282C34"/>
-          <w:sz w:val="21"/>
-        </w:rPr>
-        <w:t>)</w:t>
+        <w:t>: 380 V ... 420 V DC (PFC Output, Nominal 400 V)</w:t>
       </w:r>
     </w:p>
     <w:p>
@@ -5097,52 +3931,7 @@
           <w:color w:val="282C34"/>
           <w:sz w:val="21"/>
         </w:rPr>
-        <w:t xml:space="preserve">: </w:t>
-      </w:r>
-      <w:r>
-        <w:rPr>
-          <w:i/>
-          <w:color w:val="145AA0"/>
-          <w:sz w:val="21"/>
-        </w:rPr>
-        <w:t>48\,V \dots 54\,V</w:t>
-      </w:r>
-      <w:r>
-        <w:rPr>
-          <w:color w:val="282C34"/>
-          <w:sz w:val="21"/>
-        </w:rPr>
-        <w:t xml:space="preserve"> DC (Nominal </w:t>
-      </w:r>
-      <w:r>
-        <w:rPr>
-          <w:i/>
-          <w:color w:val="145AA0"/>
-          <w:sz w:val="21"/>
-        </w:rPr>
-        <w:t>50\,V</w:t>
-      </w:r>
-      <w:r>
-        <w:rPr>
-          <w:color w:val="282C34"/>
-          <w:sz w:val="21"/>
-        </w:rPr>
-        <w:t xml:space="preserve"> at </w:t>
-      </w:r>
-      <w:r>
-        <w:rPr>
-          <w:i/>
-          <w:color w:val="145AA0"/>
-          <w:sz w:val="21"/>
-        </w:rPr>
-        <w:t>66\,A</w:t>
-      </w:r>
-      <w:r>
-        <w:rPr>
-          <w:color w:val="282C34"/>
-          <w:sz w:val="21"/>
-        </w:rPr>
-        <w:t>)</w:t>
+        <w:t>: 48 V ... 54 V DC (Nominal 50 V at 66 A)</w:t>
       </w:r>
     </w:p>
     <w:p>
@@ -5164,15 +3953,7 @@
           <w:color w:val="282C34"/>
           <w:sz w:val="21"/>
         </w:rPr>
-        <w:t xml:space="preserve">: </w:t>
-      </w:r>
-      <w:r>
-        <w:rPr>
-          <w:i/>
-          <w:color w:val="145AA0"/>
-          <w:sz w:val="21"/>
-        </w:rPr>
-        <w:t>100\,kHz</w:t>
+        <w:t>: 100 kHz</w:t>
       </w:r>
     </w:p>
     <w:p>
@@ -5187,7 +3968,7 @@
           <w:color w:val="282C34"/>
           <w:sz w:val="21"/>
         </w:rPr>
-        <w:t>Turns Ratio Selection ($n = N_p / N_s$)</w:t>
+        <w:t>Turns Ratio Selection (n = N_p / N_s)</w:t>
       </w:r>
       <w:r>
         <w:rPr>
@@ -5197,58 +3978,94 @@
         <w:t>:</w:t>
       </w:r>
     </w:p>
-    <w:p>
-      <w:pPr>
-        <w:spacing w:after="80"/>
-      </w:pPr>
-      <w:r>
-        <w:rPr>
-          <w:i/>
-          <w:color w:val="145AA0"/>
-          <w:sz w:val="21"/>
-        </w:rPr>
-      </w:r>
-      <w:r>
-        <w:rPr>
-          <w:color w:val="282C34"/>
-          <w:sz w:val="21"/>
-        </w:rPr>
-        <w:t>D_{max} = 0.42, \quad \Delta D_{est} = 0.05 \implies D_{eff} = 0.37</w:t>
-      </w:r>
-      <w:r>
-        <w:rPr>
-          <w:i/>
-          <w:color w:val="145AA0"/>
-          <w:sz w:val="21"/>
-        </w:rPr>
-      </w:r>
-    </w:p>
-    <w:p>
-      <w:pPr>
-        <w:spacing w:after="80"/>
-      </w:pPr>
-      <w:r>
-        <w:rPr>
-          <w:i/>
-          <w:color w:val="145AA0"/>
-          <w:sz w:val="21"/>
-        </w:rPr>
-      </w:r>
-      <w:r>
-        <w:rPr>
-          <w:color w:val="282C34"/>
-          <w:sz w:val="21"/>
-        </w:rPr>
-        <w:t>n \le \frac{2 \cdot V_{in,min} \cdot D_{eff}}{V_o + V_{drop}} = \frac{2 \cdot 380\,\text{V} \cdot 0.37}{50.5\,\text{V}} \approx 5.56 \implies \text{Select } N_p = 16, N_s = 3 \quad (n = 5.33)</w:t>
-      </w:r>
-      <w:r>
-        <w:rPr>
-          <w:i/>
-          <w:color w:val="145AA0"/>
-          <w:sz w:val="21"/>
-        </w:rPr>
-      </w:r>
-    </w:p>
+    <w:tbl>
+      <w:tblPr>
+        <w:tblW w:type="auto" w:w="0"/>
+        <w:jc w:val="center"/>
+        <w:tblLook w:firstColumn="1" w:firstRow="1" w:lastColumn="0" w:lastRow="0" w:noHBand="0" w:noVBand="1" w:val="04A0"/>
+      </w:tblPr>
+      <w:tblGrid>
+        <w:gridCol w:w="9792"/>
+      </w:tblGrid>
+      <w:tr>
+        <w:tc>
+          <w:tcPr>
+            <w:tcW w:type="dxa" w:w="9792"/>
+            <w:shd w:fill="F5F6F8"/>
+            <w:tcMar>
+              <w:top w:w="80" w:type="dxa"/>
+              <w:bottom w:w="80" w:type="dxa"/>
+              <w:left w:w="140" w:type="dxa"/>
+              <w:right w:w="140" w:type="dxa"/>
+            </w:tcMar>
+            <w:tcBorders>
+              <w:left w:val="single" w:sz="18" w:space="0" w:color="CBD5E0"/>
+              <w:top w:val="none"/>
+              <w:right w:val="none"/>
+              <w:bottom w:val="none"/>
+            </w:tcBorders>
+          </w:tcPr>
+          <w:p>
+            <w:pPr>
+              <w:spacing w:line="240" w:lineRule="auto" w:after="0"/>
+            </w:pPr>
+            <w:r>
+              <w:rPr>
+                <w:rFonts w:ascii="Consolas" w:hAnsi="Consolas"/>
+                <w:color w:val="2D3748"/>
+                <w:sz w:val="18"/>
+              </w:rPr>
+              <w:t>D_max = 0.42, Δ D_est = 0.05 =&gt; D_eff = 0.37</w:t>
+            </w:r>
+          </w:p>
+        </w:tc>
+      </w:tr>
+    </w:tbl>
+    <w:p/>
+    <w:tbl>
+      <w:tblPr>
+        <w:tblW w:type="auto" w:w="0"/>
+        <w:jc w:val="center"/>
+        <w:tblLook w:firstColumn="1" w:firstRow="1" w:lastColumn="0" w:lastRow="0" w:noHBand="0" w:noVBand="1" w:val="04A0"/>
+      </w:tblPr>
+      <w:tblGrid>
+        <w:gridCol w:w="9792"/>
+      </w:tblGrid>
+      <w:tr>
+        <w:tc>
+          <w:tcPr>
+            <w:tcW w:type="dxa" w:w="9792"/>
+            <w:shd w:fill="F5F6F8"/>
+            <w:tcMar>
+              <w:top w:w="80" w:type="dxa"/>
+              <w:bottom w:w="80" w:type="dxa"/>
+              <w:left w:w="140" w:type="dxa"/>
+              <w:right w:w="140" w:type="dxa"/>
+            </w:tcMar>
+            <w:tcBorders>
+              <w:left w:val="single" w:sz="18" w:space="0" w:color="CBD5E0"/>
+              <w:top w:val="none"/>
+              <w:right w:val="none"/>
+              <w:bottom w:val="none"/>
+            </w:tcBorders>
+          </w:tcPr>
+          <w:p>
+            <w:pPr>
+              <w:spacing w:line="240" w:lineRule="auto" w:after="0"/>
+            </w:pPr>
+            <w:r>
+              <w:rPr>
+                <w:rFonts w:ascii="Consolas" w:hAnsi="Consolas"/>
+                <w:color w:val="2D3748"/>
+                <w:sz w:val="18"/>
+              </w:rPr>
+              <w:t>n &lt;= (2 * V_in,min * D_eff) / (V_o + V_drop) = (2 * 380 V * 0.37) / 50.5 V ≈ 5.56 =&gt; Select N_p = 16, N_s = 3 (n = 5.33)</w:t>
+            </w:r>
+          </w:p>
+        </w:tc>
+      </w:tr>
+    </w:tbl>
+    <w:p/>
     <w:p>
       <w:pPr>
         <w:pStyle w:val="ListBullet"/>
@@ -5271,32 +4088,50 @@
         <w:t>:</w:t>
       </w:r>
     </w:p>
-    <w:p>
-      <w:pPr>
-        <w:spacing w:after="80"/>
-      </w:pPr>
-      <w:r>
-        <w:rPr>
-          <w:i/>
-          <w:color w:val="145AA0"/>
-          <w:sz w:val="21"/>
-        </w:rPr>
-      </w:r>
-      <w:r>
-        <w:rPr>
-          <w:color w:val="282C34"/>
-          <w:sz w:val="21"/>
-        </w:rPr>
-        <w:t>L_{lk} \approx \frac{\Delta D \cdot n \cdot V_{IN}}{4 \cdot f_s \cdot I_o} = \frac{0.05 \cdot 5.33 \cdot 400}{4 \cdot 100\,000 \cdot 66} \approx 4.0\,\mu\text{H}</w:t>
-      </w:r>
-      <w:r>
-        <w:rPr>
-          <w:i/>
-          <w:color w:val="145AA0"/>
-          <w:sz w:val="21"/>
-        </w:rPr>
-      </w:r>
-    </w:p>
+    <w:tbl>
+      <w:tblPr>
+        <w:tblW w:type="auto" w:w="0"/>
+        <w:jc w:val="center"/>
+        <w:tblLook w:firstColumn="1" w:firstRow="1" w:lastColumn="0" w:lastRow="0" w:noHBand="0" w:noVBand="1" w:val="04A0"/>
+      </w:tblPr>
+      <w:tblGrid>
+        <w:gridCol w:w="9792"/>
+      </w:tblGrid>
+      <w:tr>
+        <w:tc>
+          <w:tcPr>
+            <w:tcW w:type="dxa" w:w="9792"/>
+            <w:shd w:fill="F5F6F8"/>
+            <w:tcMar>
+              <w:top w:w="80" w:type="dxa"/>
+              <w:bottom w:w="80" w:type="dxa"/>
+              <w:left w:w="140" w:type="dxa"/>
+              <w:right w:w="140" w:type="dxa"/>
+            </w:tcMar>
+            <w:tcBorders>
+              <w:left w:val="single" w:sz="18" w:space="0" w:color="CBD5E0"/>
+              <w:top w:val="none"/>
+              <w:right w:val="none"/>
+              <w:bottom w:val="none"/>
+            </w:tcBorders>
+          </w:tcPr>
+          <w:p>
+            <w:pPr>
+              <w:spacing w:line="240" w:lineRule="auto" w:after="0"/>
+            </w:pPr>
+            <w:r>
+              <w:rPr>
+                <w:rFonts w:ascii="Consolas" w:hAnsi="Consolas"/>
+                <w:color w:val="2D3748"/>
+                <w:sz w:val="18"/>
+              </w:rPr>
+              <w:t>L_lk ≈ (Δ D * n * V_IN) / (4 * f_s * I_o) = (0.05 * 5.33 * 400) / (4 * 100 000 * 66) ≈ 4.0 µH</w:t>
+            </w:r>
+          </w:p>
+        </w:tc>
+      </w:tr>
+    </w:tbl>
+    <w:p/>
     <w:p>
       <w:pPr>
         <w:pStyle w:val="ListBullet"/>
@@ -5325,63 +4160,10 @@
       </w:pPr>
       <w:r>
         <w:rPr>
-          <w:i/>
-          <w:color w:val="145AA0"/>
-          <w:sz w:val="21"/>
-        </w:rPr>
-        <w:t>650\,V</w:t>
-      </w:r>
-      <w:r>
-        <w:rPr>
           <w:color w:val="282C34"/>
           <w:sz w:val="21"/>
         </w:rPr>
-        <w:t xml:space="preserve"> Superjunction MOSFETs with ultra-low </w:t>
-      </w:r>
-      <w:r>
-        <w:rPr>
-          <w:i/>
-          <w:color w:val="145AA0"/>
-          <w:sz w:val="21"/>
-        </w:rPr>
-        <w:t>C_{oss</w:t>
-      </w:r>
-      <w:r>
-        <w:rPr>
-          <w:color w:val="282C34"/>
-          <w:sz w:val="21"/>
-        </w:rPr>
-        <w:t xml:space="preserve"> (e.g., </w:t>
-      </w:r>
-      <w:r>
-        <w:rPr>
-          <w:i/>
-          <w:color w:val="145AA0"/>
-          <w:sz w:val="21"/>
-        </w:rPr>
-        <w:t>C_{o(er) \approx 120\,pF</w:t>
-      </w:r>
-      <w:r>
-        <w:rPr>
-          <w:color w:val="282C34"/>
-          <w:sz w:val="21"/>
-        </w:rPr>
-        <w:t xml:space="preserve">) or </w:t>
-      </w:r>
-      <w:r>
-        <w:rPr>
-          <w:i/>
-          <w:color w:val="145AA0"/>
-          <w:sz w:val="21"/>
-        </w:rPr>
-        <w:t>650\,V</w:t>
-      </w:r>
-      <w:r>
-        <w:rPr>
-          <w:color w:val="282C34"/>
-          <w:sz w:val="21"/>
-        </w:rPr>
-        <w:t xml:space="preserve"> GaN HEMTs.</w:t>
+        <w:t>650 V Superjunction MOSFETs with ultra-low C_oss (e.g., C_o(er) ≈ 120 pF) or 650 V GaN HEMTs.</w:t>
       </w:r>
     </w:p>
     <w:sectPr>
